--- a/document_templates/Contracts/particular/with_pledge/contract_particular_with_pledge.docx
+++ b/document_templates/Contracts/particular/with_pledge/contract_particular_with_pledge.docx
@@ -5,6 +5,7 @@
     <w:p>
       <w:pPr>
         <w:spacing w:after="200" w:line="276" w:lineRule="auto"/>
+        <w:jc w:val="center"/>
         <w:rPr>
           <w:rFonts w:hint="default" w:ascii="Times New Roman" w:hAnsi="Times New Roman" w:eastAsia="Calibri" w:cs="Times New Roman"/>
           <w:b/>
@@ -15,11 +16,7 @@
           <w:lang w:eastAsia="en-US"/>
         </w:rPr>
       </w:pPr>
-    </w:p>
-    <w:p>
-      <w:pPr>
-        <w:spacing w:after="200" w:line="276" w:lineRule="auto"/>
-        <w:jc w:val="center"/>
+      <w:r>
         <w:rPr>
           <w:rFonts w:hint="default" w:ascii="Times New Roman" w:hAnsi="Times New Roman" w:eastAsia="Calibri" w:cs="Times New Roman"/>
           <w:b/>
@@ -29,7 +26,8 @@
           <w:bdr w:val="dashDotStroked" w:color="auto" w:sz="24" w:space="0"/>
           <w:lang w:eastAsia="en-US"/>
         </w:rPr>
-      </w:pPr>
+        <w:t>CONTRAT DE PRÊT ET GAG</w:t>
+      </w:r>
       <w:r>
         <w:rPr>
           <w:rFonts w:hint="default" w:eastAsia="Calibri" w:cs="Times New Roman"/>
@@ -40,43 +38,7 @@
           <w:bdr w:val="dashDotStroked" w:color="auto" w:sz="24" w:space="0"/>
           <w:lang w:val="en-US" w:eastAsia="en-US"/>
         </w:rPr>
-        <w:t xml:space="preserve"> </w:t>
-      </w:r>
-      <w:r>
-        <w:rPr>
-          <w:rFonts w:hint="default" w:ascii="Times New Roman" w:hAnsi="Times New Roman" w:eastAsia="Calibri" w:cs="Times New Roman"/>
-          <w:b/>
-          <w:sz w:val="44"/>
-          <w:szCs w:val="44"/>
-          <w:highlight w:val="none"/>
-          <w:bdr w:val="dashDotStroked" w:color="auto" w:sz="24" w:space="0"/>
-          <w:lang w:eastAsia="en-US"/>
-        </w:rPr>
-        <w:t>CONTRAT DE PRÊT ET GAG</w:t>
-      </w:r>
-      <w:r>
-        <w:rPr>
-          <w:rFonts w:hint="default" w:eastAsia="Calibri" w:cs="Times New Roman"/>
-          <w:b/>
-          <w:sz w:val="44"/>
-          <w:szCs w:val="44"/>
-          <w:highlight w:val="none"/>
-          <w:bdr w:val="dashDotStroked" w:color="auto" w:sz="24" w:space="0"/>
-          <w:lang w:val="en-US" w:eastAsia="en-US"/>
-        </w:rPr>
-        <w:t xml:space="preserve">E </w:t>
-      </w:r>
-      <w:r>
-        <w:rPr>
-          <w:rFonts w:hint="default" w:ascii="Times New Roman" w:hAnsi="Times New Roman" w:eastAsia="Calibri" w:cs="Times New Roman"/>
-          <w:b/>
-          <w:sz w:val="44"/>
-          <w:szCs w:val="44"/>
-          <w:highlight w:val="none"/>
-          <w:bdr w:val="dashDotStroked" w:color="auto" w:sz="24" w:space="0"/>
-          <w:lang w:eastAsia="en-US"/>
-        </w:rPr>
-        <w:t xml:space="preserve"> </w:t>
+        <w:t>E</w:t>
       </w:r>
     </w:p>
     <w:p>
@@ -452,7 +414,53 @@
           <w:szCs w:val="24"/>
           <w:highlight w:val="none"/>
         </w:rPr>
-        <w:t>${verbal_trial.civility} ${verbal_trial.applicant_last_name} ${verbal_trial.applicant_first_name} née le ${representative_birth_date}, de nationalité ${representative_nationality} domicilié à ${representative_home_address} et titulaire d’un(e) ${representative_type_of_identity_document} ${representative_number_of_identity_document} délivrée le ${representative_date_of_issue_of_identity_document}, Tél : ${representative_phone_number},</w:t>
+        <w:t>${verbal_trial.civility} ${verbal_trial.applicant_last_name} ${verbal_trial.applicant_first_name} née le ${representative_birth_date</w:t>
+      </w:r>
+      <w:r>
+        <w:rPr>
+          <w:rFonts w:hint="default" w:cs="Times New Roman"/>
+          <w:b/>
+          <w:bCs/>
+          <w:sz w:val="24"/>
+          <w:szCs w:val="24"/>
+          <w:highlight w:val="none"/>
+          <w:lang w:val="en-US"/>
+        </w:rPr>
+        <w:t>_fr</w:t>
+      </w:r>
+      <w:r>
+        <w:rPr>
+          <w:rFonts w:hint="default" w:ascii="Times New Roman" w:hAnsi="Times New Roman" w:cs="Times New Roman"/>
+          <w:b/>
+          <w:bCs/>
+          <w:sz w:val="24"/>
+          <w:szCs w:val="24"/>
+          <w:highlight w:val="none"/>
+        </w:rPr>
+        <w:t>}, de nationalité ${representative_nationality} domicilié à ${representative_home_address} et titulaire d’un(e) ${representative_type_of_identity_document} ${representative_number_of_identity_document} délivrée le ${representative_date_of_issue_of_identity_document</w:t>
+      </w:r>
+      <w:r>
+        <w:rPr>
+          <w:rFonts w:hint="default" w:cs="Times New Roman"/>
+          <w:b/>
+          <w:bCs/>
+          <w:sz w:val="24"/>
+          <w:szCs w:val="24"/>
+          <w:highlight w:val="none"/>
+          <w:lang w:val="en-US"/>
+        </w:rPr>
+        <w:t>_fr</w:t>
+      </w:r>
+      <w:r>
+        <w:rPr>
+          <w:rFonts w:hint="default" w:ascii="Times New Roman" w:hAnsi="Times New Roman" w:cs="Times New Roman"/>
+          <w:b/>
+          <w:bCs/>
+          <w:sz w:val="24"/>
+          <w:szCs w:val="24"/>
+          <w:highlight w:val="none"/>
+        </w:rPr>
+        <w:t>}, Tél : ${representative_phone_number},</w:t>
       </w:r>
     </w:p>
     <w:p>
@@ -546,6 +554,27 @@
           <w:highlight w:val="none"/>
         </w:rPr>
       </w:pPr>
+    </w:p>
+    <w:p>
+      <w:pPr>
+        <w:rPr>
+          <w:rFonts w:hint="default" w:ascii="Times New Roman" w:hAnsi="Times New Roman" w:cs="Times New Roman"/>
+          <w:b/>
+          <w:sz w:val="26"/>
+          <w:szCs w:val="26"/>
+          <w:highlight w:val="none"/>
+        </w:rPr>
+      </w:pPr>
+      <w:r>
+        <w:rPr>
+          <w:rFonts w:hint="default" w:ascii="Times New Roman" w:hAnsi="Times New Roman" w:cs="Times New Roman"/>
+          <w:b/>
+          <w:sz w:val="26"/>
+          <w:szCs w:val="26"/>
+          <w:highlight w:val="none"/>
+        </w:rPr>
+        <w:br w:type="page"/>
+      </w:r>
     </w:p>
     <w:p>
       <w:pPr>
@@ -933,7 +962,7 @@
           <w:szCs w:val="24"/>
           <w:highlight w:val="none"/>
         </w:rPr>
-        <w:t xml:space="preserve">Prime d’Assurance /ou Prime de risque : </w:t>
+        <w:t>Prime d’assurance : ${verbal_trial.insurance_premium}  F CFA</w:t>
       </w:r>
     </w:p>
     <w:p>
@@ -954,65 +983,6 @@
           <w:highlight w:val="none"/>
         </w:rPr>
       </w:pPr>
-      <w:r>
-        <w:rPr>
-          <w:rFonts w:hint="default" w:ascii="Times New Roman" w:hAnsi="Times New Roman" w:cs="Times New Roman"/>
-          <w:b/>
-          <w:sz w:val="24"/>
-          <w:szCs w:val="24"/>
-          <w:highlight w:val="none"/>
-        </w:rPr>
-        <w:tab/>
-      </w:r>
-      <w:r>
-        <w:rPr>
-          <w:rFonts w:hint="default" w:ascii="Times New Roman" w:hAnsi="Times New Roman" w:cs="Times New Roman"/>
-          <w:b/>
-          <w:sz w:val="24"/>
-          <w:szCs w:val="24"/>
-          <w:highlight w:val="none"/>
-        </w:rPr>
-        <w:tab/>
-      </w:r>
-      <w:r>
-        <w:rPr>
-          <w:rFonts w:hint="default" w:ascii="Times New Roman" w:hAnsi="Times New Roman" w:cs="Times New Roman"/>
-          <w:b/>
-          <w:sz w:val="24"/>
-          <w:szCs w:val="24"/>
-          <w:highlight w:val="none"/>
-        </w:rPr>
-        <w:t>Prime d’assurance : ${verbal_trial.insurance_premium}  F CFA</w:t>
-      </w:r>
-    </w:p>
-    <w:p>
-      <w:pPr>
-        <w:tabs>
-          <w:tab w:val="left" w:pos="708"/>
-          <w:tab w:val="left" w:pos="1416"/>
-          <w:tab w:val="left" w:pos="2124"/>
-          <w:tab w:val="left" w:pos="2748"/>
-          <w:tab w:val="left" w:pos="3708"/>
-        </w:tabs>
-        <w:jc w:val="both"/>
-        <w:rPr>
-          <w:rFonts w:hint="default" w:ascii="Times New Roman" w:hAnsi="Times New Roman" w:cs="Times New Roman"/>
-          <w:b/>
-          <w:sz w:val="24"/>
-          <w:szCs w:val="24"/>
-          <w:highlight w:val="none"/>
-        </w:rPr>
-      </w:pPr>
-      <w:r>
-        <w:rPr>
-          <w:rFonts w:hint="default" w:ascii="Times New Roman" w:hAnsi="Times New Roman" w:cs="Times New Roman"/>
-          <w:b/>
-          <w:sz w:val="24"/>
-          <w:szCs w:val="24"/>
-          <w:highlight w:val="none"/>
-        </w:rPr>
-        <w:tab/>
-      </w:r>
       <w:r>
         <w:rPr>
           <w:rFonts w:hint="default" w:ascii="Times New Roman" w:hAnsi="Times New Roman" w:cs="Times New Roman"/>
@@ -1231,17 +1201,7 @@
           <w:highlight w:val="none"/>
           <w:shd w:val="clear" w:color="auto" w:fill="FFFFFF" w:themeFill="background1"/>
         </w:rPr>
-        <w:t xml:space="preserve">destinés à </w:t>
-      </w:r>
-      <w:r>
-        <w:rPr>
-          <w:rFonts w:hint="default" w:ascii="Times New Roman" w:hAnsi="Times New Roman" w:cs="Times New Roman"/>
-          <w:sz w:val="24"/>
-          <w:szCs w:val="24"/>
-          <w:highlight w:val="none"/>
-          <w:shd w:val="clear" w:color="auto" w:fill="FFFFFF" w:themeFill="background1"/>
-        </w:rPr>
-        <w:t>${verbal_trial.purpose_of_financing}</w:t>
+        <w:t>destinés à ${verbal_trial.purpose_of_financing}</w:t>
       </w:r>
       <w:r>
         <w:rPr>
@@ -1506,17 +1466,7 @@
           <w:highlight w:val="none"/>
           <w:shd w:val="clear" w:color="auto" w:fill="FFFFFF" w:themeFill="background1"/>
         </w:rPr>
-        <w:t>au moyen de</w:t>
-      </w:r>
-      <w:r>
-        <w:rPr>
-          <w:rFonts w:hint="default" w:ascii="Times New Roman" w:hAnsi="Times New Roman" w:cs="Times New Roman"/>
-          <w:sz w:val="22"/>
-          <w:szCs w:val="22"/>
-          <w:highlight w:val="none"/>
-          <w:shd w:val="clear" w:color="auto" w:fill="FFFFFF" w:themeFill="background1"/>
-        </w:rPr>
-        <w:t xml:space="preserve"> </w:t>
+        <w:t xml:space="preserve">au moyen de </w:t>
       </w:r>
       <w:r>
         <w:rPr>
@@ -1794,16 +1744,7 @@
           <w:szCs w:val="24"/>
           <w:highlight w:val="none"/>
         </w:rPr>
-        <w:t>(soit l’échéance mensuelle divisé par 20) »,</w:t>
-      </w:r>
-      <w:r>
-        <w:rPr>
-          <w:rFonts w:hint="default" w:ascii="Times New Roman" w:hAnsi="Times New Roman" w:cs="Times New Roman"/>
-          <w:sz w:val="24"/>
-          <w:szCs w:val="24"/>
-          <w:highlight w:val="none"/>
-        </w:rPr>
-        <w:t xml:space="preserve"> </w:t>
+        <w:t xml:space="preserve">(soit l’échéance mensuelle divisé par 20) », </w:t>
       </w:r>
       <w:r>
         <w:rPr>
@@ -4470,21 +4411,7 @@
         <w:szCs w:val="16"/>
         <w:highlight w:val="none"/>
       </w:rPr>
-      <w:t>${verbal_</w:t>
-    </w:r>
-    <w:bookmarkStart w:id="6" w:name="_GoBack"/>
-    <w:bookmarkEnd w:id="6"/>
-    <w:r>
-      <w:rPr>
-        <w:rFonts w:hint="default"/>
-        <w:b/>
-        <w:bCs/>
-        <w:iCs/>
-        <w:sz w:val="16"/>
-        <w:szCs w:val="16"/>
-        <w:highlight w:val="none"/>
-      </w:rPr>
-      <w:t>trial.civility} ${verbal_trial.applicant_last_name} ${verbal_trial.applicant_first_name}</w:t>
+      <w:t>${verbal_trial.civility} ${verbal_trial.applicant_last_name} ${verbal_trial.applicant_first_name}</w:t>
     </w:r>
   </w:p>
   <w:p>
@@ -4618,6 +4545,69 @@
         </wp:inline>
       </w:drawing>
     </w:r>
+  </w:p>
+  <w:p>
+    <w:pPr>
+      <w:pStyle w:val="6"/>
+      <w:jc w:val="center"/>
+    </w:pPr>
+  </w:p>
+  <w:p>
+    <w:pPr>
+      <w:pStyle w:val="6"/>
+      <w:jc w:val="left"/>
+      <w:rPr>
+        <w:rFonts w:hint="default"/>
+        <w:lang w:val="en-US"/>
+      </w:rPr>
+    </w:pPr>
+    <w:r>
+      <w:rPr>
+        <w:rFonts w:hint="default"/>
+        <w:lang w:val="en-US"/>
+      </w:rPr>
+      <w:t>N°${</w:t>
+    </w:r>
+    <w:r>
+      <w:rPr>
+        <w:rFonts w:hint="default" w:ascii="Times New Roman" w:hAnsi="Times New Roman" w:cs="Times New Roman"/>
+        <w:b/>
+        <w:bCs/>
+        <w:sz w:val="24"/>
+        <w:szCs w:val="24"/>
+        <w:highlight w:val="none"/>
+      </w:rPr>
+      <w:t>verbal_trial.committee_id</w:t>
+    </w:r>
+    <w:r>
+      <w:rPr>
+        <w:rFonts w:hint="default"/>
+        <w:lang w:val="en-US"/>
+      </w:rPr>
+      <w:t>}</w:t>
+    </w:r>
+  </w:p>
+  <w:p>
+    <w:pPr>
+      <w:pStyle w:val="6"/>
+      <w:jc w:val="left"/>
+      <w:rPr>
+        <w:rFonts w:hint="default"/>
+        <w:lang w:val="en-US"/>
+      </w:rPr>
+    </w:pPr>
+  </w:p>
+  <w:p>
+    <w:pPr>
+      <w:pStyle w:val="6"/>
+      <w:jc w:val="left"/>
+      <w:rPr>
+        <w:rFonts w:hint="default"/>
+        <w:lang w:val="en-US"/>
+      </w:rPr>
+    </w:pPr>
+    <w:bookmarkStart w:id="6" w:name="_GoBack"/>
+    <w:bookmarkEnd w:id="6"/>
   </w:p>
 </w:hdr>
 </file>

--- a/document_templates/Contracts/particular/with_pledge/contract_particular_with_pledge.docx
+++ b/document_templates/Contracts/particular/with_pledge/contract_particular_with_pledge.docx
@@ -962,7 +962,28 @@
           <w:szCs w:val="24"/>
           <w:highlight w:val="none"/>
         </w:rPr>
-        <w:t>Prime d’assurance : ${verbal_trial.insurance_premium}  F CFA</w:t>
+        <w:t>Prime d’assurance </w:t>
+      </w:r>
+      <w:r>
+        <w:rPr>
+          <w:rFonts w:hint="default" w:cs="Times New Roman"/>
+          <w:b/>
+          <w:sz w:val="24"/>
+          <w:szCs w:val="24"/>
+          <w:highlight w:val="none"/>
+          <w:lang w:val="en-US"/>
+        </w:rPr>
+        <w:t xml:space="preserve">        </w:t>
+      </w:r>
+      <w:r>
+        <w:rPr>
+          <w:rFonts w:hint="default" w:ascii="Times New Roman" w:hAnsi="Times New Roman" w:cs="Times New Roman"/>
+          <w:b/>
+          <w:sz w:val="24"/>
+          <w:szCs w:val="24"/>
+          <w:highlight w:val="none"/>
+        </w:rPr>
+        <w:t>: « selon la grille de l’assureur »</w:t>
       </w:r>
     </w:p>
     <w:p>
@@ -1725,7 +1746,38 @@
           <w:szCs w:val="24"/>
           <w:highlight w:val="none"/>
         </w:rPr>
-        <w:t>${verbal_trial.day_due_amount.fr}(${verbal_trial.day_due_amount})</w:t>
+        <w:t>${verbal_trial.day_due_amount.fr}(${verbal_trial.day_due_amount}</w:t>
+      </w:r>
+      <w:r>
+        <w:rPr>
+          <w:rFonts w:hint="default" w:cs="Times New Roman"/>
+          <w:sz w:val="24"/>
+          <w:szCs w:val="24"/>
+          <w:highlight w:val="none"/>
+          <w:lang w:val="en-US"/>
+        </w:rPr>
+        <w:t xml:space="preserve"> </w:t>
+      </w:r>
+      <w:r>
+        <w:rPr>
+          <w:rFonts w:hint="default" w:ascii="Times New Roman" w:hAnsi="Times New Roman" w:cs="Times New Roman"/>
+          <w:sz w:val="24"/>
+          <w:szCs w:val="24"/>
+          <w:highlight w:val="none"/>
+          <w:lang w:val="en-US"/>
+        </w:rPr>
+        <w:t>F CFA</w:t>
+      </w:r>
+      <w:bookmarkStart w:id="6" w:name="_GoBack"/>
+      <w:bookmarkEnd w:id="6"/>
+      <w:r>
+        <w:rPr>
+          <w:rFonts w:hint="default" w:ascii="Times New Roman" w:hAnsi="Times New Roman" w:cs="Times New Roman"/>
+          <w:sz w:val="24"/>
+          <w:szCs w:val="24"/>
+          <w:highlight w:val="none"/>
+        </w:rPr>
+        <w:t>)</w:t>
       </w:r>
       <w:r>
         <w:rPr>
@@ -4606,8 +4658,6 @@
         <w:lang w:val="en-US"/>
       </w:rPr>
     </w:pPr>
-    <w:bookmarkStart w:id="6" w:name="_GoBack"/>
-    <w:bookmarkEnd w:id="6"/>
   </w:p>
 </w:hdr>
 </file>

--- a/document_templates/Contracts/particular/with_pledge/contract_particular_with_pledge.docx
+++ b/document_templates/Contracts/particular/with_pledge/contract_particular_with_pledge.docx
@@ -1768,8 +1768,6 @@
         </w:rPr>
         <w:t>F CFA</w:t>
       </w:r>
-      <w:bookmarkStart w:id="6" w:name="_GoBack"/>
-      <w:bookmarkEnd w:id="6"/>
       <w:r>
         <w:rPr>
           <w:rFonts w:hint="default" w:ascii="Times New Roman" w:hAnsi="Times New Roman" w:cs="Times New Roman"/>
@@ -2526,7 +2524,18 @@
           <w:szCs w:val="24"/>
           <w:highlight w:val="none"/>
         </w:rPr>
-        <w:t>${type_of_guarantee.name} de ${value} FCFA:  ${comment}</w:t>
+        <w:t xml:space="preserve">${type_of_guarantee.name} </w:t>
+      </w:r>
+      <w:bookmarkStart w:id="6" w:name="_GoBack"/>
+      <w:bookmarkEnd w:id="6"/>
+      <w:r>
+        <w:rPr>
+          <w:rFonts w:hint="default" w:ascii="Times New Roman" w:hAnsi="Times New Roman" w:cs="Times New Roman"/>
+          <w:sz w:val="24"/>
+          <w:szCs w:val="24"/>
+          <w:highlight w:val="none"/>
+        </w:rPr>
+        <w:t>:  ${comment}</w:t>
       </w:r>
     </w:p>
     <w:p>

--- a/document_templates/Contracts/particular/with_pledge/contract_particular_with_pledge.docx
+++ b/document_templates/Contracts/particular/with_pledge/contract_particular_with_pledge.docx
@@ -983,86 +983,10 @@
           <w:szCs w:val="24"/>
           <w:highlight w:val="none"/>
         </w:rPr>
-        <w:t>: « selon la grille de l’assureur »</w:t>
-      </w:r>
-    </w:p>
-    <w:p>
-      <w:pPr>
-        <w:tabs>
-          <w:tab w:val="left" w:pos="708"/>
-          <w:tab w:val="left" w:pos="1416"/>
-          <w:tab w:val="left" w:pos="2124"/>
-          <w:tab w:val="left" w:pos="2748"/>
-          <w:tab w:val="left" w:pos="3708"/>
-        </w:tabs>
-        <w:jc w:val="both"/>
-        <w:rPr>
-          <w:rFonts w:hint="default" w:ascii="Times New Roman" w:hAnsi="Times New Roman" w:cs="Times New Roman"/>
-          <w:b/>
-          <w:sz w:val="24"/>
-          <w:szCs w:val="24"/>
-          <w:highlight w:val="none"/>
-        </w:rPr>
-      </w:pPr>
-      <w:r>
-        <w:rPr>
-          <w:rFonts w:hint="default" w:ascii="Times New Roman" w:hAnsi="Times New Roman" w:cs="Times New Roman"/>
-          <w:b/>
-          <w:sz w:val="24"/>
-          <w:szCs w:val="24"/>
-          <w:highlight w:val="none"/>
-        </w:rPr>
-        <w:tab/>
-      </w:r>
-      <w:r>
-        <w:rPr>
-          <w:rFonts w:hint="default" w:ascii="Times New Roman" w:hAnsi="Times New Roman" w:cs="Times New Roman"/>
-          <w:b/>
-          <w:sz w:val="24"/>
-          <w:szCs w:val="24"/>
-          <w:highlight w:val="none"/>
-        </w:rPr>
-        <w:t>Prime de risque (%)« Montant de la prime de risque »  F CFA</w:t>
-      </w:r>
-    </w:p>
-    <w:p>
-      <w:pPr>
-        <w:tabs>
-          <w:tab w:val="left" w:pos="708"/>
-          <w:tab w:val="left" w:pos="1416"/>
-          <w:tab w:val="left" w:pos="2124"/>
-          <w:tab w:val="left" w:pos="2748"/>
-          <w:tab w:val="left" w:pos="3708"/>
-        </w:tabs>
-        <w:jc w:val="both"/>
-        <w:rPr>
-          <w:rFonts w:hint="default" w:ascii="Times New Roman" w:hAnsi="Times New Roman" w:cs="Times New Roman"/>
-          <w:b/>
-          <w:sz w:val="24"/>
-          <w:szCs w:val="24"/>
-          <w:highlight w:val="none"/>
-        </w:rPr>
-      </w:pPr>
-      <w:r>
-        <w:rPr>
-          <w:rFonts w:hint="default" w:ascii="Times New Roman" w:hAnsi="Times New Roman" w:cs="Times New Roman"/>
-          <w:b/>
-          <w:sz w:val="24"/>
-          <w:szCs w:val="24"/>
-          <w:highlight w:val="none"/>
-        </w:rPr>
-        <w:tab/>
-      </w:r>
-      <w:r>
-        <w:rPr>
-          <w:rFonts w:hint="default" w:ascii="Times New Roman" w:hAnsi="Times New Roman" w:cs="Times New Roman"/>
-          <w:b/>
-          <w:sz w:val="24"/>
-          <w:szCs w:val="24"/>
-          <w:highlight w:val="none"/>
-        </w:rPr>
-        <w:t>${line_review_bonus}</w:t>
-      </w:r>
+        <w:t>: selon la grille de l’assureur</w:t>
+      </w:r>
+      <w:bookmarkStart w:id="6" w:name="_GoBack"/>
+      <w:bookmarkEnd w:id="6"/>
     </w:p>
     <w:p>
       <w:pPr>
@@ -1144,6 +1068,125 @@
     </w:p>
     <w:p>
       <w:pPr>
+        <w:pStyle w:val="11"/>
+        <w:numPr>
+          <w:ilvl w:val="0"/>
+          <w:numId w:val="0"/>
+        </w:numPr>
+        <w:tabs>
+          <w:tab w:val="left" w:pos="708"/>
+          <w:tab w:val="left" w:pos="1416"/>
+          <w:tab w:val="left" w:pos="2124"/>
+          <w:tab w:val="left" w:pos="2748"/>
+          <w:tab w:val="left" w:pos="3708"/>
+        </w:tabs>
+        <w:spacing w:before="0" w:after="160" w:line="240" w:lineRule="auto"/>
+        <w:ind w:left="0" w:firstLine="0"/>
+        <w:contextualSpacing/>
+        <w:jc w:val="both"/>
+        <w:rPr>
+          <w:rFonts w:hint="default" w:ascii="Times New Roman" w:hAnsi="Times New Roman" w:cs="Times New Roman"/>
+          <w:b/>
+          <w:sz w:val="24"/>
+          <w:szCs w:val="24"/>
+          <w:lang w:val="en-US"/>
+        </w:rPr>
+      </w:pPr>
+      <w:r>
+        <w:rPr>
+          <w:rFonts w:hint="default" w:cs="Times New Roman"/>
+          <w:b/>
+          <w:sz w:val="24"/>
+          <w:szCs w:val="24"/>
+          <w:lang w:val="en-US"/>
+        </w:rPr>
+        <w:tab/>
+      </w:r>
+      <w:r>
+        <w:rPr>
+          <w:rFonts w:hint="default" w:ascii="Times New Roman" w:hAnsi="Times New Roman" w:cs="Times New Roman"/>
+          <w:b/>
+          <w:sz w:val="24"/>
+          <w:szCs w:val="24"/>
+          <w:lang w:val="en-US"/>
+        </w:rPr>
+        <w:t>${line_risk_premium_percentage}</w:t>
+      </w:r>
+    </w:p>
+    <w:p>
+      <w:pPr>
+        <w:pStyle w:val="11"/>
+        <w:numPr>
+          <w:ilvl w:val="0"/>
+          <w:numId w:val="0"/>
+        </w:numPr>
+        <w:tabs>
+          <w:tab w:val="left" w:pos="708"/>
+          <w:tab w:val="left" w:pos="1416"/>
+          <w:tab w:val="left" w:pos="2124"/>
+          <w:tab w:val="left" w:pos="2748"/>
+          <w:tab w:val="left" w:pos="3708"/>
+        </w:tabs>
+        <w:spacing w:before="0" w:after="160" w:line="240" w:lineRule="auto"/>
+        <w:ind w:left="0" w:firstLine="0"/>
+        <w:contextualSpacing/>
+        <w:jc w:val="both"/>
+        <w:rPr>
+          <w:rFonts w:hint="default" w:ascii="Times New Roman" w:hAnsi="Times New Roman" w:cs="Times New Roman"/>
+          <w:b/>
+          <w:sz w:val="24"/>
+          <w:szCs w:val="24"/>
+        </w:rPr>
+      </w:pPr>
+      <w:r>
+        <w:rPr>
+          <w:rFonts w:hint="default" w:cs="Times New Roman"/>
+          <w:b/>
+          <w:sz w:val="24"/>
+          <w:szCs w:val="24"/>
+          <w:shd w:val="clear" w:fill="auto"/>
+          <w:lang w:val="en-US"/>
+        </w:rPr>
+        <w:tab/>
+      </w:r>
+      <w:r>
+        <w:rPr>
+          <w:rFonts w:hint="default" w:ascii="Times New Roman" w:hAnsi="Times New Roman" w:cs="Times New Roman"/>
+          <w:b/>
+          <w:sz w:val="24"/>
+          <w:szCs w:val="24"/>
+          <w:shd w:val="clear" w:fill="auto"/>
+          <w:lang w:val="en-US"/>
+        </w:rPr>
+        <w:t>${line_review_bonus}</w:t>
+      </w:r>
+    </w:p>
+    <w:p>
+      <w:pPr>
+        <w:pStyle w:val="11"/>
+        <w:numPr>
+          <w:ilvl w:val="0"/>
+          <w:numId w:val="1"/>
+        </w:numPr>
+        <w:tabs>
+          <w:tab w:val="left" w:pos="708"/>
+          <w:tab w:val="left" w:pos="1416"/>
+          <w:tab w:val="left" w:pos="2124"/>
+          <w:tab w:val="left" w:pos="2748"/>
+          <w:tab w:val="left" w:pos="3708"/>
+        </w:tabs>
+        <w:jc w:val="both"/>
+        <w:rPr>
+          <w:rFonts w:hint="default" w:ascii="Times New Roman" w:hAnsi="Times New Roman" w:cs="Times New Roman"/>
+          <w:b/>
+          <w:sz w:val="24"/>
+          <w:szCs w:val="24"/>
+          <w:highlight w:val="none"/>
+        </w:rPr>
+      </w:pPr>
+    </w:p>
+    <w:p>
+      <w:pPr>
         <w:ind w:left="20"/>
         <w:jc w:val="both"/>
         <w:rPr>
@@ -2524,18 +2567,7 @@
           <w:szCs w:val="24"/>
           <w:highlight w:val="none"/>
         </w:rPr>
-        <w:t xml:space="preserve">${type_of_guarantee.name} </w:t>
-      </w:r>
-      <w:bookmarkStart w:id="6" w:name="_GoBack"/>
-      <w:bookmarkEnd w:id="6"/>
-      <w:r>
-        <w:rPr>
-          <w:rFonts w:hint="default" w:ascii="Times New Roman" w:hAnsi="Times New Roman" w:cs="Times New Roman"/>
-          <w:sz w:val="24"/>
-          <w:szCs w:val="24"/>
-          <w:highlight w:val="none"/>
-        </w:rPr>
-        <w:t>:  ${comment}</w:t>
+        <w:t>${type_of_guarantee.name} :  ${comment}</w:t>
       </w:r>
     </w:p>
     <w:p>

--- a/document_templates/Contracts/particular/with_pledge/contract_particular_with_pledge.docx
+++ b/document_templates/Contracts/particular/with_pledge/contract_particular_with_pledge.docx
@@ -688,22 +688,22 @@
           <w:tab w:val="left" w:pos="2748"/>
           <w:tab w:val="left" w:pos="3708"/>
         </w:tabs>
-        <w:jc w:val="both"/>
-        <w:rPr>
-          <w:rFonts w:hint="default" w:ascii="Times New Roman" w:hAnsi="Times New Roman" w:cs="Times New Roman"/>
-          <w:b/>
-          <w:sz w:val="24"/>
-          <w:szCs w:val="24"/>
-          <w:highlight w:val="none"/>
-        </w:rPr>
-      </w:pPr>
-      <w:r>
-        <w:rPr>
-          <w:rFonts w:hint="default" w:cs="Times New Roman"/>
-          <w:b/>
-          <w:sz w:val="24"/>
-          <w:szCs w:val="24"/>
-          <w:highlight w:val="none"/>
+        <w:spacing w:line="240" w:lineRule="auto"/>
+        <w:rPr>
+          <w:rFonts w:hint="default" w:ascii="Times New Roman" w:hAnsi="Times New Roman" w:cs="Times New Roman"/>
+          <w:b/>
+          <w:sz w:val="24"/>
+          <w:szCs w:val="24"/>
+          <w:shd w:val="clear" w:fill="auto"/>
+        </w:rPr>
+      </w:pPr>
+      <w:r>
+        <w:rPr>
+          <w:rFonts w:hint="default" w:ascii="Times New Roman" w:hAnsi="Times New Roman" w:cs="Times New Roman"/>
+          <w:b/>
+          <w:sz w:val="24"/>
+          <w:szCs w:val="24"/>
+          <w:shd w:val="clear" w:fill="auto"/>
           <w:lang w:val="en-US"/>
         </w:rPr>
         <w:tab/>
@@ -714,9 +714,84 @@
           <w:b/>
           <w:sz w:val="24"/>
           <w:szCs w:val="24"/>
-          <w:highlight w:val="none"/>
-        </w:rPr>
-        <w:t xml:space="preserve">Montant                          : ${verbal_trial.amount} F CFA </w:t>
+          <w:shd w:val="clear" w:fill="auto"/>
+        </w:rPr>
+        <w:t>Montant</w:t>
+      </w:r>
+      <w:r>
+        <w:rPr>
+          <w:rFonts w:hint="default" w:ascii="Times New Roman" w:hAnsi="Times New Roman" w:cs="Times New Roman"/>
+          <w:b/>
+          <w:sz w:val="24"/>
+          <w:szCs w:val="24"/>
+          <w:shd w:val="clear" w:fill="auto"/>
+          <w:lang w:val="en-US"/>
+        </w:rPr>
+        <w:tab/>
+      </w:r>
+      <w:r>
+        <w:rPr>
+          <w:rFonts w:hint="default" w:ascii="Times New Roman" w:hAnsi="Times New Roman" w:cs="Times New Roman"/>
+          <w:b/>
+          <w:sz w:val="24"/>
+          <w:szCs w:val="24"/>
+          <w:shd w:val="clear" w:fill="auto"/>
+          <w:lang w:val="en-US"/>
+        </w:rPr>
+        <w:tab/>
+      </w:r>
+      <w:r>
+        <w:rPr>
+          <w:rFonts w:hint="default" w:ascii="Times New Roman" w:hAnsi="Times New Roman" w:cs="Times New Roman"/>
+          <w:b/>
+          <w:sz w:val="24"/>
+          <w:szCs w:val="24"/>
+          <w:shd w:val="clear" w:fill="auto"/>
+          <w:lang w:val="en-US"/>
+        </w:rPr>
+        <w:tab/>
+      </w:r>
+      <w:r>
+        <w:rPr>
+          <w:rFonts w:hint="default" w:ascii="Times New Roman" w:hAnsi="Times New Roman" w:cs="Times New Roman"/>
+          <w:b/>
+          <w:sz w:val="24"/>
+          <w:szCs w:val="24"/>
+          <w:shd w:val="clear" w:fill="auto"/>
+          <w:lang w:val="en-US"/>
+        </w:rPr>
+        <w:tab/>
+      </w:r>
+      <w:r>
+        <w:rPr>
+          <w:rFonts w:hint="default" w:ascii="Times New Roman" w:hAnsi="Times New Roman" w:cs="Times New Roman"/>
+          <w:b/>
+          <w:sz w:val="24"/>
+          <w:szCs w:val="24"/>
+          <w:shd w:val="clear" w:fill="auto"/>
+        </w:rPr>
+        <w:t>:</w:t>
+      </w:r>
+      <w:r>
+        <w:rPr>
+          <w:rFonts w:hint="default" w:ascii="Times New Roman" w:hAnsi="Times New Roman" w:cs="Times New Roman"/>
+          <w:b/>
+          <w:sz w:val="24"/>
+          <w:szCs w:val="24"/>
+          <w:shd w:val="clear" w:fill="auto"/>
+          <w:lang w:val="en-US"/>
+        </w:rPr>
+        <w:t xml:space="preserve"> </w:t>
+      </w:r>
+      <w:r>
+        <w:rPr>
+          <w:rFonts w:hint="default" w:ascii="Times New Roman" w:hAnsi="Times New Roman" w:cs="Times New Roman"/>
+          <w:b/>
+          <w:sz w:val="24"/>
+          <w:szCs w:val="24"/>
+          <w:shd w:val="clear" w:fill="auto"/>
+        </w:rPr>
+        <w:t>${verbal_trial.amount} F CFA</w:t>
       </w:r>
     </w:p>
     <w:p>
@@ -728,34 +803,24 @@
           <w:tab w:val="left" w:pos="2748"/>
           <w:tab w:val="left" w:pos="3708"/>
         </w:tabs>
-        <w:jc w:val="both"/>
-        <w:rPr>
-          <w:rFonts w:hint="default" w:ascii="Times New Roman" w:hAnsi="Times New Roman" w:cs="Times New Roman"/>
-          <w:b/>
-          <w:sz w:val="24"/>
-          <w:szCs w:val="24"/>
-          <w:highlight w:val="none"/>
-        </w:rPr>
-      </w:pPr>
-      <w:r>
-        <w:rPr>
-          <w:rFonts w:hint="default" w:ascii="Times New Roman" w:hAnsi="Times New Roman" w:cs="Times New Roman"/>
-          <w:b/>
-          <w:sz w:val="24"/>
-          <w:szCs w:val="24"/>
-          <w:highlight w:val="none"/>
-        </w:rPr>
-        <w:tab/>
-      </w:r>
-      <w:r>
-        <w:rPr>
-          <w:rFonts w:hint="default" w:ascii="Times New Roman" w:hAnsi="Times New Roman" w:cs="Times New Roman"/>
-          <w:b/>
-          <w:sz w:val="24"/>
-          <w:szCs w:val="24"/>
-          <w:highlight w:val="none"/>
-        </w:rPr>
-        <w:t>Durée                              :  ${verbal_trial.duration} mois</w:t>
+        <w:spacing w:line="240" w:lineRule="auto"/>
+        <w:rPr>
+          <w:rFonts w:hint="default" w:ascii="Times New Roman" w:hAnsi="Times New Roman" w:cs="Times New Roman"/>
+          <w:sz w:val="24"/>
+          <w:szCs w:val="24"/>
+          <w:highlight w:val="none"/>
+          <w:shd w:val="clear" w:fill="auto"/>
+        </w:rPr>
+      </w:pPr>
+      <w:r>
+        <w:rPr>
+          <w:rFonts w:hint="default" w:ascii="Times New Roman" w:hAnsi="Times New Roman" w:cs="Times New Roman"/>
+          <w:b/>
+          <w:sz w:val="24"/>
+          <w:szCs w:val="24"/>
+          <w:shd w:val="clear" w:fill="auto"/>
+        </w:rPr>
+        <w:t xml:space="preserve"> </w:t>
       </w:r>
     </w:p>
     <w:p>
@@ -767,22 +832,23 @@
           <w:tab w:val="left" w:pos="2748"/>
           <w:tab w:val="left" w:pos="3708"/>
         </w:tabs>
-        <w:jc w:val="both"/>
-        <w:rPr>
-          <w:rFonts w:hint="default" w:ascii="Times New Roman" w:hAnsi="Times New Roman" w:cs="Times New Roman"/>
-          <w:b/>
-          <w:sz w:val="24"/>
-          <w:szCs w:val="24"/>
-          <w:highlight w:val="none"/>
-        </w:rPr>
-      </w:pPr>
-      <w:r>
-        <w:rPr>
-          <w:rFonts w:hint="default" w:ascii="Times New Roman" w:hAnsi="Times New Roman" w:cs="Times New Roman"/>
-          <w:b/>
-          <w:sz w:val="24"/>
-          <w:szCs w:val="24"/>
-          <w:highlight w:val="none"/>
+        <w:spacing w:line="240" w:lineRule="auto"/>
+        <w:rPr>
+          <w:rFonts w:hint="default" w:ascii="Times New Roman" w:hAnsi="Times New Roman" w:cs="Times New Roman"/>
+          <w:sz w:val="24"/>
+          <w:szCs w:val="24"/>
+          <w:highlight w:val="none"/>
+          <w:shd w:val="clear" w:fill="auto"/>
+        </w:rPr>
+      </w:pPr>
+      <w:r>
+        <w:rPr>
+          <w:rFonts w:hint="default" w:ascii="Times New Roman" w:hAnsi="Times New Roman" w:cs="Times New Roman"/>
+          <w:b/>
+          <w:sz w:val="24"/>
+          <w:szCs w:val="24"/>
+          <w:shd w:val="clear" w:fill="auto"/>
+          <w:lang w:val="en-US"/>
         </w:rPr>
         <w:tab/>
       </w:r>
@@ -792,9 +858,95 @@
           <w:b/>
           <w:sz w:val="24"/>
           <w:szCs w:val="24"/>
-          <w:highlight w:val="none"/>
-        </w:rPr>
-        <w:t xml:space="preserve">Périodicité                      : ${verbal_trial.periodicity.fr}  </w:t>
+          <w:shd w:val="clear" w:fill="auto"/>
+        </w:rPr>
+        <w:t>Durée</w:t>
+      </w:r>
+      <w:r>
+        <w:rPr>
+          <w:rFonts w:hint="default" w:ascii="Times New Roman" w:hAnsi="Times New Roman" w:cs="Times New Roman"/>
+          <w:b/>
+          <w:sz w:val="24"/>
+          <w:szCs w:val="24"/>
+          <w:shd w:val="clear" w:fill="auto"/>
+          <w:lang w:val="en-US"/>
+        </w:rPr>
+        <w:tab/>
+      </w:r>
+      <w:r>
+        <w:rPr>
+          <w:rFonts w:hint="default" w:ascii="Times New Roman" w:hAnsi="Times New Roman" w:cs="Times New Roman"/>
+          <w:b/>
+          <w:sz w:val="24"/>
+          <w:szCs w:val="24"/>
+          <w:shd w:val="clear" w:fill="auto"/>
+          <w:lang w:val="en-US"/>
+        </w:rPr>
+        <w:tab/>
+      </w:r>
+      <w:r>
+        <w:rPr>
+          <w:rFonts w:hint="default" w:ascii="Times New Roman" w:hAnsi="Times New Roman" w:cs="Times New Roman"/>
+          <w:b/>
+          <w:sz w:val="24"/>
+          <w:szCs w:val="24"/>
+          <w:shd w:val="clear" w:fill="auto"/>
+          <w:lang w:val="en-US"/>
+        </w:rPr>
+        <w:tab/>
+      </w:r>
+      <w:r>
+        <w:rPr>
+          <w:rFonts w:hint="default" w:ascii="Times New Roman" w:hAnsi="Times New Roman" w:cs="Times New Roman"/>
+          <w:b/>
+          <w:sz w:val="24"/>
+          <w:szCs w:val="24"/>
+          <w:shd w:val="clear" w:fill="auto"/>
+          <w:lang w:val="en-US"/>
+        </w:rPr>
+        <w:tab/>
+      </w:r>
+      <w:r>
+        <w:rPr>
+          <w:rFonts w:hint="default" w:ascii="Times New Roman" w:hAnsi="Times New Roman" w:cs="Times New Roman"/>
+          <w:b/>
+          <w:sz w:val="24"/>
+          <w:szCs w:val="24"/>
+          <w:shd w:val="clear" w:fill="auto"/>
+          <w:lang w:val="en-US"/>
+        </w:rPr>
+        <w:tab/>
+      </w:r>
+      <w:r>
+        <w:rPr>
+          <w:rFonts w:hint="default" w:ascii="Times New Roman" w:hAnsi="Times New Roman" w:cs="Times New Roman"/>
+          <w:b/>
+          <w:sz w:val="24"/>
+          <w:szCs w:val="24"/>
+          <w:shd w:val="clear" w:fill="auto"/>
+        </w:rPr>
+        <w:t>:</w:t>
+      </w:r>
+      <w:r>
+        <w:rPr>
+          <w:rFonts w:hint="default" w:ascii="Times New Roman" w:hAnsi="Times New Roman" w:cs="Times New Roman"/>
+          <w:b/>
+          <w:sz w:val="24"/>
+          <w:szCs w:val="24"/>
+          <w:shd w:val="clear" w:fill="auto"/>
+          <w:lang w:val="en-US"/>
+        </w:rPr>
+        <w:t xml:space="preserve"> </w:t>
+      </w:r>
+      <w:r>
+        <w:rPr>
+          <w:rFonts w:hint="default" w:ascii="Times New Roman" w:hAnsi="Times New Roman" w:cs="Times New Roman"/>
+          <w:b/>
+          <w:sz w:val="24"/>
+          <w:szCs w:val="24"/>
+          <w:shd w:val="clear" w:fill="auto"/>
+        </w:rPr>
+        <w:t>${verbal_trial.duration} mois</w:t>
       </w:r>
     </w:p>
     <w:p>
@@ -806,35 +958,16 @@
           <w:tab w:val="left" w:pos="2748"/>
           <w:tab w:val="left" w:pos="3708"/>
         </w:tabs>
-        <w:jc w:val="both"/>
-        <w:rPr>
-          <w:rFonts w:hint="default" w:ascii="Times New Roman" w:hAnsi="Times New Roman" w:cs="Times New Roman"/>
-          <w:b/>
-          <w:sz w:val="24"/>
-          <w:szCs w:val="24"/>
-          <w:highlight w:val="none"/>
-        </w:rPr>
-      </w:pPr>
-      <w:r>
-        <w:rPr>
-          <w:rFonts w:hint="default" w:ascii="Times New Roman" w:hAnsi="Times New Roman" w:cs="Times New Roman"/>
-          <w:b/>
-          <w:sz w:val="24"/>
-          <w:szCs w:val="24"/>
-          <w:highlight w:val="none"/>
-        </w:rPr>
-        <w:tab/>
-      </w:r>
-      <w:r>
-        <w:rPr>
-          <w:rFonts w:hint="default" w:ascii="Times New Roman" w:hAnsi="Times New Roman" w:cs="Times New Roman"/>
-          <w:b/>
-          <w:sz w:val="24"/>
-          <w:szCs w:val="24"/>
-          <w:highlight w:val="none"/>
-        </w:rPr>
-        <w:t>Taux                                : ${ht_rate} %</w:t>
-      </w:r>
+        <w:spacing w:line="240" w:lineRule="auto"/>
+        <w:rPr>
+          <w:rFonts w:hint="default" w:ascii="Times New Roman" w:hAnsi="Times New Roman" w:cs="Times New Roman"/>
+          <w:b/>
+          <w:sz w:val="24"/>
+          <w:szCs w:val="24"/>
+          <w:shd w:val="clear" w:fill="auto"/>
+          <w:lang w:val="en-US"/>
+        </w:rPr>
+      </w:pPr>
     </w:p>
     <w:p>
       <w:pPr>
@@ -845,22 +978,23 @@
           <w:tab w:val="left" w:pos="2748"/>
           <w:tab w:val="left" w:pos="3708"/>
         </w:tabs>
-        <w:jc w:val="both"/>
-        <w:rPr>
-          <w:rFonts w:hint="default" w:ascii="Times New Roman" w:hAnsi="Times New Roman" w:cs="Times New Roman"/>
-          <w:b/>
-          <w:sz w:val="24"/>
-          <w:szCs w:val="24"/>
-          <w:highlight w:val="none"/>
-        </w:rPr>
-      </w:pPr>
-      <w:r>
-        <w:rPr>
-          <w:rFonts w:hint="default" w:ascii="Times New Roman" w:hAnsi="Times New Roman" w:cs="Times New Roman"/>
-          <w:b/>
-          <w:sz w:val="24"/>
-          <w:szCs w:val="24"/>
-          <w:highlight w:val="none"/>
+        <w:spacing w:line="240" w:lineRule="auto"/>
+        <w:rPr>
+          <w:rFonts w:hint="default" w:ascii="Times New Roman" w:hAnsi="Times New Roman" w:cs="Times New Roman"/>
+          <w:sz w:val="24"/>
+          <w:szCs w:val="24"/>
+          <w:highlight w:val="none"/>
+          <w:shd w:val="clear" w:fill="auto"/>
+        </w:rPr>
+      </w:pPr>
+      <w:r>
+        <w:rPr>
+          <w:rFonts w:hint="default" w:ascii="Times New Roman" w:hAnsi="Times New Roman" w:cs="Times New Roman"/>
+          <w:b/>
+          <w:sz w:val="24"/>
+          <w:szCs w:val="24"/>
+          <w:shd w:val="clear" w:fill="auto"/>
+          <w:lang w:val="en-US"/>
         </w:rPr>
         <w:tab/>
       </w:r>
@@ -870,9 +1004,84 @@
           <w:b/>
           <w:sz w:val="24"/>
           <w:szCs w:val="24"/>
-          <w:highlight w:val="none"/>
-        </w:rPr>
-        <w:t>TAF                                 : ${verbal_trial.taf} %</w:t>
+          <w:shd w:val="clear" w:fill="auto"/>
+        </w:rPr>
+        <w:t>Périodicité</w:t>
+      </w:r>
+      <w:r>
+        <w:rPr>
+          <w:rFonts w:hint="default" w:ascii="Times New Roman" w:hAnsi="Times New Roman" w:cs="Times New Roman"/>
+          <w:b/>
+          <w:sz w:val="24"/>
+          <w:szCs w:val="24"/>
+          <w:shd w:val="clear" w:fill="auto"/>
+          <w:lang w:val="en-US"/>
+        </w:rPr>
+        <w:tab/>
+      </w:r>
+      <w:r>
+        <w:rPr>
+          <w:rFonts w:hint="default" w:ascii="Times New Roman" w:hAnsi="Times New Roman" w:cs="Times New Roman"/>
+          <w:b/>
+          <w:sz w:val="24"/>
+          <w:szCs w:val="24"/>
+          <w:shd w:val="clear" w:fill="auto"/>
+          <w:lang w:val="en-US"/>
+        </w:rPr>
+        <w:tab/>
+      </w:r>
+      <w:r>
+        <w:rPr>
+          <w:rFonts w:hint="default" w:ascii="Times New Roman" w:hAnsi="Times New Roman" w:cs="Times New Roman"/>
+          <w:b/>
+          <w:sz w:val="24"/>
+          <w:szCs w:val="24"/>
+          <w:shd w:val="clear" w:fill="auto"/>
+          <w:lang w:val="en-US"/>
+        </w:rPr>
+        <w:tab/>
+      </w:r>
+      <w:r>
+        <w:rPr>
+          <w:rFonts w:hint="default" w:ascii="Times New Roman" w:hAnsi="Times New Roman" w:cs="Times New Roman"/>
+          <w:b/>
+          <w:sz w:val="24"/>
+          <w:szCs w:val="24"/>
+          <w:shd w:val="clear" w:fill="auto"/>
+          <w:lang w:val="en-US"/>
+        </w:rPr>
+        <w:tab/>
+      </w:r>
+      <w:r>
+        <w:rPr>
+          <w:rFonts w:hint="default" w:ascii="Times New Roman" w:hAnsi="Times New Roman" w:cs="Times New Roman"/>
+          <w:b/>
+          <w:sz w:val="24"/>
+          <w:szCs w:val="24"/>
+          <w:shd w:val="clear" w:fill="auto"/>
+        </w:rPr>
+        <w:t>:</w:t>
+      </w:r>
+      <w:r>
+        <w:rPr>
+          <w:rFonts w:hint="default" w:ascii="Times New Roman" w:hAnsi="Times New Roman" w:cs="Times New Roman"/>
+          <w:b/>
+          <w:sz w:val="24"/>
+          <w:szCs w:val="24"/>
+          <w:shd w:val="clear" w:fill="auto"/>
+          <w:lang w:val="en-US"/>
+        </w:rPr>
+        <w:t xml:space="preserve"> </w:t>
+      </w:r>
+      <w:r>
+        <w:rPr>
+          <w:rFonts w:hint="default" w:ascii="Times New Roman" w:hAnsi="Times New Roman" w:cs="Times New Roman"/>
+          <w:b/>
+          <w:sz w:val="24"/>
+          <w:szCs w:val="24"/>
+          <w:shd w:val="clear" w:fill="auto"/>
+        </w:rPr>
+        <w:t xml:space="preserve">${verbal_trial.periodicity.fr}  </w:t>
       </w:r>
     </w:p>
     <w:p>
@@ -884,47 +1093,16 @@
           <w:tab w:val="left" w:pos="2748"/>
           <w:tab w:val="left" w:pos="3708"/>
         </w:tabs>
-        <w:jc w:val="both"/>
-        <w:rPr>
-          <w:rFonts w:hint="default" w:ascii="Times New Roman" w:hAnsi="Times New Roman" w:cs="Times New Roman"/>
-          <w:b/>
-          <w:sz w:val="24"/>
-          <w:szCs w:val="24"/>
-          <w:highlight w:val="none"/>
-          <w:lang w:val="en-US"/>
-        </w:rPr>
-      </w:pPr>
-      <w:r>
-        <w:rPr>
-          <w:rFonts w:hint="default" w:ascii="Times New Roman" w:hAnsi="Times New Roman" w:cs="Times New Roman"/>
-          <w:b/>
-          <w:sz w:val="24"/>
-          <w:szCs w:val="24"/>
-          <w:highlight w:val="none"/>
-        </w:rPr>
-        <w:tab/>
-      </w:r>
-      <w:r>
-        <w:rPr>
-          <w:rFonts w:hint="default" w:ascii="Times New Roman" w:hAnsi="Times New Roman" w:cs="Times New Roman"/>
-          <w:b/>
-          <w:sz w:val="24"/>
-          <w:szCs w:val="24"/>
-          <w:highlight w:val="none"/>
-        </w:rPr>
-        <w:t xml:space="preserve">Frais de dossier              : ${verbal_trial.administrative_fees_percentage} </w:t>
-      </w:r>
-      <w:r>
-        <w:rPr>
-          <w:rFonts w:hint="default" w:cs="Times New Roman"/>
-          <w:b/>
-          <w:sz w:val="24"/>
-          <w:szCs w:val="24"/>
-          <w:highlight w:val="none"/>
-          <w:lang w:val="en-US"/>
-        </w:rPr>
-        <w:t>%</w:t>
-      </w:r>
+        <w:spacing w:line="240" w:lineRule="auto"/>
+        <w:rPr>
+          <w:rFonts w:hint="default" w:ascii="Times New Roman" w:hAnsi="Times New Roman" w:cs="Times New Roman"/>
+          <w:b/>
+          <w:sz w:val="24"/>
+          <w:szCs w:val="24"/>
+          <w:shd w:val="clear" w:fill="auto"/>
+          <w:lang w:val="en-US"/>
+        </w:rPr>
+      </w:pPr>
     </w:p>
     <w:p>
       <w:pPr>
@@ -935,22 +1113,23 @@
           <w:tab w:val="left" w:pos="2748"/>
           <w:tab w:val="left" w:pos="3708"/>
         </w:tabs>
-        <w:jc w:val="both"/>
-        <w:rPr>
-          <w:rFonts w:hint="default" w:ascii="Times New Roman" w:hAnsi="Times New Roman" w:cs="Times New Roman"/>
-          <w:b/>
-          <w:sz w:val="24"/>
-          <w:szCs w:val="24"/>
-          <w:highlight w:val="none"/>
-        </w:rPr>
-      </w:pPr>
-      <w:r>
-        <w:rPr>
-          <w:rFonts w:hint="default" w:ascii="Times New Roman" w:hAnsi="Times New Roman" w:cs="Times New Roman"/>
-          <w:b/>
-          <w:sz w:val="24"/>
-          <w:szCs w:val="24"/>
-          <w:highlight w:val="none"/>
+        <w:spacing w:line="240" w:lineRule="auto"/>
+        <w:rPr>
+          <w:rFonts w:hint="default" w:ascii="Times New Roman" w:hAnsi="Times New Roman" w:cs="Times New Roman"/>
+          <w:sz w:val="24"/>
+          <w:szCs w:val="24"/>
+          <w:highlight w:val="none"/>
+          <w:shd w:val="clear" w:fill="auto"/>
+        </w:rPr>
+      </w:pPr>
+      <w:r>
+        <w:rPr>
+          <w:rFonts w:hint="default" w:ascii="Times New Roman" w:hAnsi="Times New Roman" w:cs="Times New Roman"/>
+          <w:b/>
+          <w:sz w:val="24"/>
+          <w:szCs w:val="24"/>
+          <w:shd w:val="clear" w:fill="auto"/>
+          <w:lang w:val="en-US"/>
         </w:rPr>
         <w:tab/>
       </w:r>
@@ -960,33 +1139,724 @@
           <w:b/>
           <w:sz w:val="24"/>
           <w:szCs w:val="24"/>
-          <w:highlight w:val="none"/>
-        </w:rPr>
-        <w:t>Prime d’assurance </w:t>
-      </w:r>
-      <w:r>
-        <w:rPr>
-          <w:rFonts w:hint="default" w:cs="Times New Roman"/>
-          <w:b/>
-          <w:sz w:val="24"/>
-          <w:szCs w:val="24"/>
-          <w:highlight w:val="none"/>
-          <w:lang w:val="en-US"/>
-        </w:rPr>
-        <w:t xml:space="preserve">        </w:t>
-      </w:r>
-      <w:r>
-        <w:rPr>
-          <w:rFonts w:hint="default" w:ascii="Times New Roman" w:hAnsi="Times New Roman" w:cs="Times New Roman"/>
-          <w:b/>
-          <w:sz w:val="24"/>
-          <w:szCs w:val="24"/>
-          <w:highlight w:val="none"/>
-        </w:rPr>
-        <w:t>: selon la grille de l’assureur</w:t>
-      </w:r>
+          <w:shd w:val="clear" w:fill="auto"/>
+        </w:rPr>
+        <w:t>Taux</w:t>
+      </w:r>
+      <w:r>
+        <w:rPr>
+          <w:rFonts w:hint="default" w:ascii="Times New Roman" w:hAnsi="Times New Roman" w:cs="Times New Roman"/>
+          <w:b/>
+          <w:sz w:val="24"/>
+          <w:szCs w:val="24"/>
+          <w:shd w:val="clear" w:fill="auto"/>
+          <w:lang w:val="en-US"/>
+        </w:rPr>
+        <w:tab/>
+      </w:r>
+      <w:r>
+        <w:rPr>
+          <w:rFonts w:hint="default" w:ascii="Times New Roman" w:hAnsi="Times New Roman" w:cs="Times New Roman"/>
+          <w:b/>
+          <w:sz w:val="24"/>
+          <w:szCs w:val="24"/>
+          <w:shd w:val="clear" w:fill="auto"/>
+          <w:lang w:val="en-US"/>
+        </w:rPr>
+        <w:tab/>
+      </w:r>
+      <w:r>
+        <w:rPr>
+          <w:rFonts w:hint="default" w:ascii="Times New Roman" w:hAnsi="Times New Roman" w:cs="Times New Roman"/>
+          <w:b/>
+          <w:sz w:val="24"/>
+          <w:szCs w:val="24"/>
+          <w:shd w:val="clear" w:fill="auto"/>
+          <w:lang w:val="en-US"/>
+        </w:rPr>
+        <w:tab/>
+      </w:r>
+      <w:r>
+        <w:rPr>
+          <w:rFonts w:hint="default" w:ascii="Times New Roman" w:hAnsi="Times New Roman" w:cs="Times New Roman"/>
+          <w:b/>
+          <w:sz w:val="24"/>
+          <w:szCs w:val="24"/>
+          <w:shd w:val="clear" w:fill="auto"/>
+          <w:lang w:val="en-US"/>
+        </w:rPr>
+        <w:tab/>
+      </w:r>
+      <w:r>
+        <w:rPr>
+          <w:rFonts w:hint="default" w:ascii="Times New Roman" w:hAnsi="Times New Roman" w:cs="Times New Roman"/>
+          <w:b/>
+          <w:sz w:val="24"/>
+          <w:szCs w:val="24"/>
+          <w:shd w:val="clear" w:fill="auto"/>
+          <w:lang w:val="en-US"/>
+        </w:rPr>
+        <w:tab/>
+      </w:r>
+      <w:r>
+        <w:rPr>
+          <w:rFonts w:hint="default" w:ascii="Times New Roman" w:hAnsi="Times New Roman" w:cs="Times New Roman"/>
+          <w:b/>
+          <w:sz w:val="24"/>
+          <w:szCs w:val="24"/>
+          <w:shd w:val="clear" w:fill="auto"/>
+        </w:rPr>
+        <w:t>:</w:t>
+      </w:r>
+      <w:r>
+        <w:rPr>
+          <w:rFonts w:hint="default" w:ascii="Times New Roman" w:hAnsi="Times New Roman" w:cs="Times New Roman"/>
+          <w:b/>
+          <w:sz w:val="24"/>
+          <w:szCs w:val="24"/>
+          <w:shd w:val="clear" w:fill="auto"/>
+          <w:lang w:val="en-US"/>
+        </w:rPr>
+        <w:t xml:space="preserve"> </w:t>
+      </w:r>
+      <w:r>
+        <w:rPr>
+          <w:rFonts w:hint="default" w:ascii="Times New Roman" w:hAnsi="Times New Roman" w:cs="Times New Roman"/>
+          <w:b/>
+          <w:sz w:val="24"/>
+          <w:szCs w:val="24"/>
+          <w:shd w:val="clear" w:fill="auto"/>
+        </w:rPr>
+        <w:t>${ht_rate} %</w:t>
+      </w:r>
+    </w:p>
+    <w:p>
+      <w:pPr>
+        <w:tabs>
+          <w:tab w:val="left" w:pos="708"/>
+          <w:tab w:val="left" w:pos="1416"/>
+          <w:tab w:val="left" w:pos="2124"/>
+          <w:tab w:val="left" w:pos="2748"/>
+          <w:tab w:val="left" w:pos="3708"/>
+        </w:tabs>
+        <w:spacing w:line="240" w:lineRule="auto"/>
+        <w:rPr>
+          <w:rFonts w:hint="default" w:ascii="Times New Roman" w:hAnsi="Times New Roman" w:cs="Times New Roman"/>
+          <w:b/>
+          <w:sz w:val="24"/>
+          <w:szCs w:val="24"/>
+          <w:shd w:val="clear" w:fill="auto"/>
+          <w:lang w:val="en-US"/>
+        </w:rPr>
+      </w:pPr>
+    </w:p>
+    <w:p>
+      <w:pPr>
+        <w:tabs>
+          <w:tab w:val="left" w:pos="708"/>
+          <w:tab w:val="left" w:pos="1416"/>
+          <w:tab w:val="left" w:pos="2124"/>
+          <w:tab w:val="left" w:pos="2748"/>
+          <w:tab w:val="left" w:pos="3708"/>
+        </w:tabs>
+        <w:spacing w:line="240" w:lineRule="auto"/>
+        <w:rPr>
+          <w:rFonts w:hint="default" w:ascii="Times New Roman" w:hAnsi="Times New Roman" w:cs="Times New Roman"/>
+          <w:b/>
+          <w:sz w:val="24"/>
+          <w:szCs w:val="24"/>
+          <w:shd w:val="clear" w:fill="auto"/>
+          <w:lang w:val="en-US"/>
+        </w:rPr>
+      </w:pPr>
+      <w:r>
+        <w:rPr>
+          <w:rFonts w:hint="default" w:ascii="Times New Roman" w:hAnsi="Times New Roman" w:cs="Times New Roman"/>
+          <w:b/>
+          <w:sz w:val="24"/>
+          <w:szCs w:val="24"/>
+          <w:shd w:val="clear" w:fill="auto"/>
+          <w:lang w:val="en-US"/>
+        </w:rPr>
+        <w:tab/>
+      </w:r>
+      <w:r>
+        <w:rPr>
+          <w:rFonts w:hint="default" w:ascii="Times New Roman" w:hAnsi="Times New Roman" w:cs="Times New Roman"/>
+          <w:b/>
+          <w:sz w:val="24"/>
+          <w:szCs w:val="24"/>
+          <w:shd w:val="clear" w:fill="auto"/>
+        </w:rPr>
+        <w:t>T</w:t>
+      </w:r>
+      <w:r>
+        <w:rPr>
+          <w:rFonts w:hint="default" w:ascii="Times New Roman" w:hAnsi="Times New Roman" w:cs="Times New Roman"/>
+          <w:b/>
+          <w:sz w:val="24"/>
+          <w:szCs w:val="24"/>
+          <w:shd w:val="clear" w:fill="auto"/>
+          <w:lang w:val="en-US"/>
+        </w:rPr>
+        <w:t>AF</w:t>
+      </w:r>
+      <w:r>
+        <w:rPr>
+          <w:rFonts w:hint="default" w:ascii="Times New Roman" w:hAnsi="Times New Roman" w:cs="Times New Roman"/>
+          <w:b/>
+          <w:sz w:val="24"/>
+          <w:szCs w:val="24"/>
+          <w:shd w:val="clear" w:fill="auto"/>
+          <w:lang w:val="en-US"/>
+        </w:rPr>
+        <w:tab/>
+      </w:r>
+      <w:r>
+        <w:rPr>
+          <w:rFonts w:hint="default" w:ascii="Times New Roman" w:hAnsi="Times New Roman" w:cs="Times New Roman"/>
+          <w:b/>
+          <w:sz w:val="24"/>
+          <w:szCs w:val="24"/>
+          <w:shd w:val="clear" w:fill="auto"/>
+          <w:lang w:val="en-US"/>
+        </w:rPr>
+        <w:tab/>
+      </w:r>
+      <w:r>
+        <w:rPr>
+          <w:rFonts w:hint="default" w:ascii="Times New Roman" w:hAnsi="Times New Roman" w:cs="Times New Roman"/>
+          <w:b/>
+          <w:sz w:val="24"/>
+          <w:szCs w:val="24"/>
+          <w:shd w:val="clear" w:fill="auto"/>
+          <w:lang w:val="en-US"/>
+        </w:rPr>
+        <w:tab/>
+      </w:r>
+      <w:r>
+        <w:rPr>
+          <w:rFonts w:hint="default" w:ascii="Times New Roman" w:hAnsi="Times New Roman" w:cs="Times New Roman"/>
+          <w:b/>
+          <w:sz w:val="24"/>
+          <w:szCs w:val="24"/>
+          <w:shd w:val="clear" w:fill="auto"/>
+          <w:lang w:val="en-US"/>
+        </w:rPr>
+        <w:tab/>
+      </w:r>
+      <w:r>
+        <w:rPr>
+          <w:rFonts w:hint="default" w:ascii="Times New Roman" w:hAnsi="Times New Roman" w:cs="Times New Roman"/>
+          <w:b/>
+          <w:sz w:val="24"/>
+          <w:szCs w:val="24"/>
+          <w:shd w:val="clear" w:fill="auto"/>
+          <w:lang w:val="en-US"/>
+        </w:rPr>
+        <w:tab/>
+      </w:r>
+      <w:r>
+        <w:rPr>
+          <w:rFonts w:hint="default" w:ascii="Times New Roman" w:hAnsi="Times New Roman" w:cs="Times New Roman"/>
+          <w:b/>
+          <w:sz w:val="24"/>
+          <w:szCs w:val="24"/>
+          <w:shd w:val="clear" w:fill="auto"/>
+        </w:rPr>
+        <w:t>:</w:t>
+      </w:r>
+      <w:r>
+        <w:rPr>
+          <w:rFonts w:hint="default" w:ascii="Times New Roman" w:hAnsi="Times New Roman" w:cs="Times New Roman"/>
+          <w:b/>
+          <w:sz w:val="24"/>
+          <w:szCs w:val="24"/>
+          <w:shd w:val="clear" w:fill="auto"/>
+          <w:lang w:val="en-US"/>
+        </w:rPr>
+        <w:t xml:space="preserve"> </w:t>
+      </w:r>
+      <w:r>
+        <w:rPr>
+          <w:rFonts w:hint="default" w:ascii="Times New Roman" w:hAnsi="Times New Roman" w:cs="Times New Roman"/>
+          <w:b/>
+          <w:sz w:val="24"/>
+          <w:szCs w:val="24"/>
+          <w:shd w:val="clear" w:fill="auto"/>
+        </w:rPr>
+        <w:t>${verbal_trial.taf} %</w:t>
+      </w:r>
+    </w:p>
+    <w:p>
+      <w:pPr>
+        <w:tabs>
+          <w:tab w:val="left" w:pos="708"/>
+          <w:tab w:val="left" w:pos="1416"/>
+          <w:tab w:val="left" w:pos="2124"/>
+          <w:tab w:val="left" w:pos="2748"/>
+          <w:tab w:val="left" w:pos="3708"/>
+        </w:tabs>
+        <w:spacing w:line="240" w:lineRule="auto"/>
+        <w:rPr>
+          <w:rFonts w:hint="default" w:ascii="Times New Roman" w:hAnsi="Times New Roman" w:cs="Times New Roman"/>
+          <w:b/>
+          <w:sz w:val="24"/>
+          <w:szCs w:val="24"/>
+          <w:shd w:val="clear" w:fill="auto"/>
+          <w:lang w:val="en-US"/>
+        </w:rPr>
+      </w:pPr>
+    </w:p>
+    <w:p>
+      <w:pPr>
+        <w:tabs>
+          <w:tab w:val="left" w:pos="708"/>
+          <w:tab w:val="left" w:pos="1416"/>
+          <w:tab w:val="left" w:pos="2124"/>
+          <w:tab w:val="left" w:pos="2748"/>
+          <w:tab w:val="left" w:pos="3708"/>
+        </w:tabs>
+        <w:spacing w:line="240" w:lineRule="auto"/>
+        <w:rPr>
+          <w:rFonts w:hint="default" w:ascii="Times New Roman" w:hAnsi="Times New Roman" w:cs="Times New Roman"/>
+          <w:b/>
+          <w:sz w:val="24"/>
+          <w:szCs w:val="24"/>
+          <w:highlight w:val="none"/>
+        </w:rPr>
+      </w:pPr>
+      <w:r>
+        <w:rPr>
+          <w:rFonts w:hint="default" w:ascii="Times New Roman" w:hAnsi="Times New Roman" w:cs="Times New Roman"/>
+          <w:b/>
+          <w:sz w:val="24"/>
+          <w:szCs w:val="24"/>
+          <w:shd w:val="clear" w:fill="auto"/>
+          <w:lang w:val="en-US"/>
+        </w:rPr>
+        <w:tab/>
+      </w:r>
+      <w:r>
+        <w:rPr>
+          <w:rFonts w:hint="default" w:ascii="Times New Roman" w:hAnsi="Times New Roman" w:cs="Times New Roman"/>
+          <w:b/>
+          <w:sz w:val="24"/>
+          <w:szCs w:val="24"/>
+          <w:shd w:val="clear" w:fill="auto"/>
+        </w:rPr>
+        <w:t>Frais de dossier</w:t>
+      </w:r>
+      <w:r>
+        <w:rPr>
+          <w:rFonts w:hint="default" w:ascii="Times New Roman" w:hAnsi="Times New Roman" w:cs="Times New Roman"/>
+          <w:b/>
+          <w:sz w:val="24"/>
+          <w:szCs w:val="24"/>
+          <w:shd w:val="clear" w:fill="auto"/>
+          <w:lang w:val="en-US"/>
+        </w:rPr>
+        <w:tab/>
+      </w:r>
+      <w:r>
+        <w:rPr>
+          <w:rFonts w:hint="default" w:ascii="Times New Roman" w:hAnsi="Times New Roman" w:cs="Times New Roman"/>
+          <w:b/>
+          <w:sz w:val="24"/>
+          <w:szCs w:val="24"/>
+          <w:shd w:val="clear" w:fill="auto"/>
+          <w:lang w:val="en-US"/>
+        </w:rPr>
+        <w:tab/>
+      </w:r>
+      <w:r>
+        <w:rPr>
+          <w:rFonts w:hint="default" w:ascii="Times New Roman" w:hAnsi="Times New Roman" w:cs="Times New Roman"/>
+          <w:b/>
+          <w:sz w:val="24"/>
+          <w:szCs w:val="24"/>
+          <w:shd w:val="clear" w:fill="auto"/>
+          <w:lang w:val="en-US"/>
+        </w:rPr>
+        <w:tab/>
+      </w:r>
+      <w:r>
+        <w:rPr>
+          <w:rFonts w:hint="default" w:ascii="Times New Roman" w:hAnsi="Times New Roman" w:cs="Times New Roman"/>
+          <w:b/>
+          <w:sz w:val="24"/>
+          <w:szCs w:val="24"/>
+          <w:shd w:val="clear" w:fill="auto"/>
+        </w:rPr>
+        <w:t>:</w:t>
+      </w:r>
+      <w:r>
+        <w:rPr>
+          <w:rFonts w:hint="default" w:ascii="Times New Roman" w:hAnsi="Times New Roman" w:cs="Times New Roman"/>
+          <w:b/>
+          <w:sz w:val="24"/>
+          <w:szCs w:val="24"/>
+          <w:shd w:val="clear" w:fill="auto"/>
+          <w:lang w:val="en-US"/>
+        </w:rPr>
+        <w:t xml:space="preserve"> </w:t>
+      </w:r>
+      <w:r>
+        <w:rPr>
+          <w:rFonts w:hint="default" w:ascii="Times New Roman" w:hAnsi="Times New Roman" w:cs="Times New Roman"/>
+          <w:b/>
+          <w:sz w:val="24"/>
+          <w:szCs w:val="24"/>
+          <w:shd w:val="clear" w:fill="auto"/>
+        </w:rPr>
+        <w:t>${verbal_trial.administrative_fees_percentage}</w:t>
+      </w:r>
+      <w:r>
+        <w:rPr>
+          <w:rFonts w:hint="default" w:ascii="Times New Roman" w:hAnsi="Times New Roman" w:cs="Times New Roman"/>
+          <w:b/>
+          <w:sz w:val="24"/>
+          <w:szCs w:val="24"/>
+          <w:shd w:val="clear" w:fill="auto"/>
+          <w:lang w:val="en-US"/>
+        </w:rPr>
+        <w:t xml:space="preserve"> %</w:t>
+      </w:r>
+    </w:p>
+    <w:p>
+      <w:pPr>
+        <w:tabs>
+          <w:tab w:val="left" w:pos="708"/>
+          <w:tab w:val="left" w:pos="1416"/>
+          <w:tab w:val="left" w:pos="2124"/>
+          <w:tab w:val="left" w:pos="2748"/>
+          <w:tab w:val="left" w:pos="3708"/>
+        </w:tabs>
+        <w:spacing w:line="240" w:lineRule="auto"/>
+        <w:jc w:val="both"/>
+        <w:rPr>
+          <w:rFonts w:hint="default" w:ascii="Times New Roman" w:hAnsi="Times New Roman" w:cs="Times New Roman"/>
+          <w:b/>
+          <w:sz w:val="24"/>
+          <w:szCs w:val="24"/>
+          <w:lang w:val="en-US"/>
+        </w:rPr>
+      </w:pPr>
+    </w:p>
+    <w:p>
+      <w:pPr>
+        <w:tabs>
+          <w:tab w:val="left" w:pos="708"/>
+          <w:tab w:val="left" w:pos="1416"/>
+          <w:tab w:val="left" w:pos="2124"/>
+          <w:tab w:val="left" w:pos="2748"/>
+          <w:tab w:val="left" w:pos="3708"/>
+        </w:tabs>
+        <w:spacing w:line="240" w:lineRule="auto"/>
+        <w:jc w:val="both"/>
+        <w:rPr>
+          <w:rFonts w:hint="default" w:ascii="Times New Roman" w:hAnsi="Times New Roman" w:cs="Times New Roman"/>
+          <w:b/>
+          <w:sz w:val="24"/>
+          <w:szCs w:val="24"/>
+          <w:highlight w:val="none"/>
+        </w:rPr>
+      </w:pPr>
+      <w:r>
+        <w:rPr>
+          <w:rFonts w:hint="default" w:ascii="Times New Roman" w:hAnsi="Times New Roman" w:cs="Times New Roman"/>
+          <w:b/>
+          <w:sz w:val="24"/>
+          <w:szCs w:val="24"/>
+          <w:lang w:val="en-US"/>
+        </w:rPr>
+        <w:tab/>
+      </w:r>
+      <w:r>
+        <w:rPr>
+          <w:rFonts w:hint="default" w:ascii="Times New Roman" w:hAnsi="Times New Roman" w:cs="Times New Roman"/>
+          <w:b/>
+          <w:sz w:val="24"/>
+          <w:szCs w:val="24"/>
+        </w:rPr>
+        <w:t>Prime d’assurance</w:t>
+      </w:r>
+      <w:r>
+        <w:rPr>
+          <w:rFonts w:hint="default" w:ascii="Times New Roman" w:hAnsi="Times New Roman" w:cs="Times New Roman"/>
+          <w:b/>
+          <w:sz w:val="24"/>
+          <w:szCs w:val="24"/>
+          <w:shd w:val="clear" w:fill="auto"/>
+          <w:lang w:val="en-US"/>
+        </w:rPr>
+        <w:tab/>
+      </w:r>
+      <w:r>
+        <w:rPr>
+          <w:rFonts w:hint="default" w:ascii="Times New Roman" w:hAnsi="Times New Roman" w:cs="Times New Roman"/>
+          <w:b/>
+          <w:sz w:val="24"/>
+          <w:szCs w:val="24"/>
+          <w:shd w:val="clear" w:fill="auto"/>
+          <w:lang w:val="en-US"/>
+        </w:rPr>
+        <w:tab/>
+      </w:r>
+      <w:r>
+        <w:rPr>
+          <w:rFonts w:hint="default" w:ascii="Times New Roman" w:hAnsi="Times New Roman" w:cs="Times New Roman"/>
+          <w:b/>
+          <w:sz w:val="24"/>
+          <w:szCs w:val="24"/>
+          <w:shd w:val="clear" w:fill="auto"/>
+          <w:lang w:val="en-US"/>
+        </w:rPr>
+        <w:tab/>
+      </w:r>
+      <w:r>
+        <w:rPr>
+          <w:rFonts w:hint="default" w:ascii="Times New Roman" w:hAnsi="Times New Roman" w:cs="Times New Roman"/>
+          <w:b/>
+          <w:sz w:val="24"/>
+          <w:szCs w:val="24"/>
+        </w:rPr>
+        <w:t xml:space="preserve">: </w:t>
+      </w:r>
+      <w:r>
+        <w:rPr>
+          <w:rFonts w:hint="default" w:ascii="Times New Roman" w:hAnsi="Times New Roman" w:cs="Times New Roman"/>
+          <w:b/>
+          <w:sz w:val="24"/>
+          <w:szCs w:val="24"/>
+          <w:lang w:val="en-US"/>
+        </w:rPr>
+        <w:t>S</w:t>
+      </w:r>
+      <w:r>
+        <w:rPr>
+          <w:rFonts w:hint="default" w:ascii="Times New Roman" w:hAnsi="Times New Roman" w:cs="Times New Roman"/>
+          <w:b/>
+          <w:sz w:val="24"/>
+          <w:szCs w:val="24"/>
+        </w:rPr>
+        <w:t>elon la grille de l’assureur</w:t>
+      </w:r>
+      <w:r>
+        <w:rPr>
+          <w:rFonts w:hint="default" w:ascii="Times New Roman" w:hAnsi="Times New Roman" w:cs="Times New Roman"/>
+          <w:b/>
+          <w:sz w:val="24"/>
+          <w:szCs w:val="24"/>
+          <w:lang w:val="en-US"/>
+        </w:rPr>
+        <w:t>${line_risk_premium_percentage}</w:t>
+      </w:r>
+      <w:r>
+        <w:rPr>
+          <w:rFonts w:hint="default" w:ascii="Times New Roman" w:hAnsi="Times New Roman" w:cs="Times New Roman"/>
+          <w:b/>
+          <w:sz w:val="24"/>
+          <w:szCs w:val="24"/>
+          <w:shd w:val="clear" w:fill="auto"/>
+          <w:lang w:val="en-US"/>
+        </w:rPr>
+        <w:t>${line_review_bonus}</w:t>
+      </w:r>
+    </w:p>
+    <w:p>
+      <w:pPr>
+        <w:tabs>
+          <w:tab w:val="left" w:pos="708"/>
+          <w:tab w:val="left" w:pos="1416"/>
+          <w:tab w:val="left" w:pos="2124"/>
+          <w:tab w:val="left" w:pos="2748"/>
+          <w:tab w:val="left" w:pos="3708"/>
+        </w:tabs>
+        <w:spacing w:line="240" w:lineRule="auto"/>
+        <w:rPr>
+          <w:rFonts w:hint="default" w:ascii="Times New Roman" w:hAnsi="Times New Roman" w:cs="Times New Roman"/>
+          <w:b/>
+          <w:sz w:val="24"/>
+          <w:szCs w:val="24"/>
+          <w:lang w:val="en-US"/>
+        </w:rPr>
+      </w:pPr>
+    </w:p>
+    <w:p>
+      <w:pPr>
+        <w:tabs>
+          <w:tab w:val="left" w:pos="708"/>
+          <w:tab w:val="left" w:pos="1416"/>
+          <w:tab w:val="left" w:pos="2124"/>
+          <w:tab w:val="left" w:pos="2748"/>
+          <w:tab w:val="left" w:pos="3708"/>
+        </w:tabs>
+        <w:spacing w:line="240" w:lineRule="auto"/>
+        <w:rPr>
+          <w:rFonts w:hint="default" w:ascii="Times New Roman" w:hAnsi="Times New Roman" w:cs="Times New Roman"/>
+          <w:color w:val="111111"/>
+          <w:sz w:val="24"/>
+          <w:szCs w:val="24"/>
+          <w:highlight w:val="none"/>
+          <w:shd w:val="clear" w:fill="auto"/>
+        </w:rPr>
+      </w:pPr>
+      <w:r>
+        <w:rPr>
+          <w:rFonts w:hint="default" w:ascii="Times New Roman" w:hAnsi="Times New Roman" w:cs="Times New Roman"/>
+          <w:b/>
+          <w:sz w:val="24"/>
+          <w:szCs w:val="24"/>
+          <w:lang w:val="en-US"/>
+        </w:rPr>
+        <w:tab/>
+      </w:r>
+      <w:r>
+        <w:rPr>
+          <w:rFonts w:hint="default" w:ascii="Times New Roman" w:hAnsi="Times New Roman" w:cs="Times New Roman"/>
+          <w:b/>
+          <w:color w:val="111111"/>
+          <w:sz w:val="24"/>
+          <w:szCs w:val="24"/>
+          <w:shd w:val="clear" w:fill="auto"/>
+        </w:rPr>
+        <w:t>Date de la première échéance</w:t>
+      </w:r>
+      <w:r>
+        <w:rPr>
+          <w:rFonts w:hint="default" w:ascii="Times New Roman" w:hAnsi="Times New Roman" w:cs="Times New Roman"/>
+          <w:b/>
+          <w:color w:val="111111"/>
+          <w:sz w:val="24"/>
+          <w:szCs w:val="24"/>
+          <w:shd w:val="clear" w:fill="auto"/>
+          <w:lang w:val="en-US"/>
+        </w:rPr>
+        <w:tab/>
+      </w:r>
+      <w:r>
+        <w:rPr>
+          <w:rFonts w:hint="default" w:ascii="Times New Roman" w:hAnsi="Times New Roman" w:cs="Times New Roman"/>
+          <w:b/>
+          <w:color w:val="111111"/>
+          <w:sz w:val="24"/>
+          <w:szCs w:val="24"/>
+          <w:shd w:val="clear" w:fill="auto"/>
+          <w:lang w:val="en-US"/>
+        </w:rPr>
+        <w:tab/>
+      </w:r>
+      <w:r>
+        <w:rPr>
+          <w:rFonts w:hint="default" w:ascii="Times New Roman" w:hAnsi="Times New Roman" w:cs="Times New Roman"/>
+          <w:b/>
+          <w:color w:val="111111"/>
+          <w:sz w:val="24"/>
+          <w:szCs w:val="24"/>
+          <w:shd w:val="clear" w:fill="auto"/>
+        </w:rPr>
+        <w:t>:</w:t>
+      </w:r>
+    </w:p>
+    <w:p>
+      <w:pPr>
+        <w:tabs>
+          <w:tab w:val="left" w:pos="708"/>
+          <w:tab w:val="left" w:pos="1416"/>
+          <w:tab w:val="left" w:pos="2124"/>
+          <w:tab w:val="left" w:pos="2748"/>
+          <w:tab w:val="left" w:pos="3708"/>
+        </w:tabs>
+        <w:spacing w:line="240" w:lineRule="auto"/>
+        <w:rPr>
+          <w:rFonts w:hint="default" w:ascii="Times New Roman" w:hAnsi="Times New Roman" w:cs="Times New Roman"/>
+          <w:b/>
+          <w:color w:val="111111"/>
+          <w:sz w:val="24"/>
+          <w:szCs w:val="24"/>
+          <w:shd w:val="clear" w:fill="auto"/>
+          <w:lang w:val="en-US"/>
+        </w:rPr>
+      </w:pPr>
+    </w:p>
+    <w:p>
+      <w:pPr>
+        <w:tabs>
+          <w:tab w:val="left" w:pos="708"/>
+          <w:tab w:val="left" w:pos="1416"/>
+          <w:tab w:val="left" w:pos="2124"/>
+          <w:tab w:val="left" w:pos="2748"/>
+          <w:tab w:val="left" w:pos="3708"/>
+        </w:tabs>
+        <w:spacing w:line="240" w:lineRule="auto"/>
+        <w:rPr>
+          <w:rFonts w:hint="default" w:ascii="Times New Roman" w:hAnsi="Times New Roman" w:cs="Times New Roman"/>
+          <w:b/>
+          <w:sz w:val="24"/>
+          <w:szCs w:val="24"/>
+        </w:rPr>
+      </w:pPr>
       <w:bookmarkStart w:id="6" w:name="_GoBack"/>
       <w:bookmarkEnd w:id="6"/>
+      <w:r>
+        <w:rPr>
+          <w:rFonts w:hint="default" w:ascii="Times New Roman" w:hAnsi="Times New Roman" w:cs="Times New Roman"/>
+          <w:b/>
+          <w:color w:val="111111"/>
+          <w:sz w:val="24"/>
+          <w:szCs w:val="24"/>
+          <w:shd w:val="clear" w:fill="auto"/>
+          <w:lang w:val="en-US"/>
+        </w:rPr>
+        <w:tab/>
+      </w:r>
+      <w:r>
+        <w:rPr>
+          <w:rFonts w:hint="default" w:ascii="Times New Roman" w:hAnsi="Times New Roman" w:cs="Times New Roman"/>
+          <w:b/>
+          <w:color w:val="111111"/>
+          <w:sz w:val="24"/>
+          <w:szCs w:val="24"/>
+          <w:shd w:val="clear" w:fill="auto"/>
+        </w:rPr>
+        <w:t>Date de dernière échéance</w:t>
+      </w:r>
+      <w:r>
+        <w:rPr>
+          <w:rFonts w:hint="default" w:ascii="Times New Roman" w:hAnsi="Times New Roman" w:cs="Times New Roman"/>
+          <w:b/>
+          <w:color w:val="111111"/>
+          <w:sz w:val="24"/>
+          <w:szCs w:val="24"/>
+          <w:shd w:val="clear" w:fill="auto"/>
+          <w:lang w:val="en-US"/>
+        </w:rPr>
+        <w:tab/>
+      </w:r>
+      <w:r>
+        <w:rPr>
+          <w:rFonts w:hint="default" w:ascii="Times New Roman" w:hAnsi="Times New Roman" w:cs="Times New Roman"/>
+          <w:b/>
+          <w:color w:val="111111"/>
+          <w:sz w:val="24"/>
+          <w:szCs w:val="24"/>
+          <w:shd w:val="clear" w:fill="auto"/>
+          <w:lang w:val="en-US"/>
+        </w:rPr>
+        <w:tab/>
+      </w:r>
+      <w:r>
+        <w:rPr>
+          <w:rFonts w:hint="default" w:ascii="Times New Roman" w:hAnsi="Times New Roman" w:cs="Times New Roman"/>
+          <w:b/>
+          <w:color w:val="111111"/>
+          <w:sz w:val="24"/>
+          <w:szCs w:val="24"/>
+          <w:shd w:val="clear" w:fill="auto"/>
+        </w:rPr>
+        <w:t>:</w:t>
+      </w:r>
     </w:p>
     <w:p>
       <w:pPr>
@@ -1011,179 +1881,6 @@
           <w:highlight w:val="none"/>
         </w:rPr>
       </w:pPr>
-      <w:r>
-        <w:rPr>
-          <w:rFonts w:hint="default" w:ascii="Times New Roman" w:hAnsi="Times New Roman" w:cs="Times New Roman"/>
-          <w:b/>
-          <w:sz w:val="24"/>
-          <w:szCs w:val="24"/>
-          <w:highlight w:val="none"/>
-        </w:rPr>
-        <w:t>Date de la première échéance :</w:t>
-      </w:r>
-    </w:p>
-    <w:p>
-      <w:pPr>
-        <w:pStyle w:val="11"/>
-        <w:numPr>
-          <w:ilvl w:val="0"/>
-          <w:numId w:val="1"/>
-        </w:numPr>
-        <w:tabs>
-          <w:tab w:val="left" w:pos="708"/>
-          <w:tab w:val="left" w:pos="1416"/>
-          <w:tab w:val="left" w:pos="2124"/>
-          <w:tab w:val="left" w:pos="2748"/>
-          <w:tab w:val="left" w:pos="3708"/>
-        </w:tabs>
-        <w:jc w:val="both"/>
-        <w:rPr>
-          <w:rFonts w:hint="default" w:ascii="Times New Roman" w:hAnsi="Times New Roman" w:cs="Times New Roman"/>
-          <w:b/>
-          <w:sz w:val="24"/>
-          <w:szCs w:val="24"/>
-          <w:highlight w:val="none"/>
-        </w:rPr>
-      </w:pPr>
-      <w:r>
-        <w:rPr>
-          <w:rFonts w:hint="default" w:ascii="Times New Roman" w:hAnsi="Times New Roman" w:cs="Times New Roman"/>
-          <w:b/>
-          <w:sz w:val="24"/>
-          <w:szCs w:val="24"/>
-          <w:highlight w:val="none"/>
-        </w:rPr>
-        <w:t>Date de dernière échéance :</w:t>
-      </w:r>
-      <w:r>
-        <w:rPr>
-          <w:rFonts w:hint="default" w:ascii="Times New Roman" w:hAnsi="Times New Roman" w:cs="Times New Roman"/>
-          <w:b/>
-          <w:sz w:val="24"/>
-          <w:szCs w:val="24"/>
-          <w:highlight w:val="none"/>
-        </w:rPr>
-        <w:tab/>
-      </w:r>
-    </w:p>
-    <w:p>
-      <w:pPr>
-        <w:pStyle w:val="11"/>
-        <w:numPr>
-          <w:ilvl w:val="0"/>
-          <w:numId w:val="0"/>
-        </w:numPr>
-        <w:tabs>
-          <w:tab w:val="left" w:pos="708"/>
-          <w:tab w:val="left" w:pos="1416"/>
-          <w:tab w:val="left" w:pos="2124"/>
-          <w:tab w:val="left" w:pos="2748"/>
-          <w:tab w:val="left" w:pos="3708"/>
-        </w:tabs>
-        <w:spacing w:before="0" w:after="160" w:line="240" w:lineRule="auto"/>
-        <w:ind w:left="0" w:firstLine="0"/>
-        <w:contextualSpacing/>
-        <w:jc w:val="both"/>
-        <w:rPr>
-          <w:rFonts w:hint="default" w:ascii="Times New Roman" w:hAnsi="Times New Roman" w:cs="Times New Roman"/>
-          <w:b/>
-          <w:sz w:val="24"/>
-          <w:szCs w:val="24"/>
-          <w:lang w:val="en-US"/>
-        </w:rPr>
-      </w:pPr>
-      <w:r>
-        <w:rPr>
-          <w:rFonts w:hint="default" w:cs="Times New Roman"/>
-          <w:b/>
-          <w:sz w:val="24"/>
-          <w:szCs w:val="24"/>
-          <w:lang w:val="en-US"/>
-        </w:rPr>
-        <w:tab/>
-      </w:r>
-      <w:r>
-        <w:rPr>
-          <w:rFonts w:hint="default" w:ascii="Times New Roman" w:hAnsi="Times New Roman" w:cs="Times New Roman"/>
-          <w:b/>
-          <w:sz w:val="24"/>
-          <w:szCs w:val="24"/>
-          <w:lang w:val="en-US"/>
-        </w:rPr>
-        <w:t>${line_risk_premium_percentage}</w:t>
-      </w:r>
-    </w:p>
-    <w:p>
-      <w:pPr>
-        <w:pStyle w:val="11"/>
-        <w:numPr>
-          <w:ilvl w:val="0"/>
-          <w:numId w:val="0"/>
-        </w:numPr>
-        <w:tabs>
-          <w:tab w:val="left" w:pos="708"/>
-          <w:tab w:val="left" w:pos="1416"/>
-          <w:tab w:val="left" w:pos="2124"/>
-          <w:tab w:val="left" w:pos="2748"/>
-          <w:tab w:val="left" w:pos="3708"/>
-        </w:tabs>
-        <w:spacing w:before="0" w:after="160" w:line="240" w:lineRule="auto"/>
-        <w:ind w:left="0" w:firstLine="0"/>
-        <w:contextualSpacing/>
-        <w:jc w:val="both"/>
-        <w:rPr>
-          <w:rFonts w:hint="default" w:ascii="Times New Roman" w:hAnsi="Times New Roman" w:cs="Times New Roman"/>
-          <w:b/>
-          <w:sz w:val="24"/>
-          <w:szCs w:val="24"/>
-        </w:rPr>
-      </w:pPr>
-      <w:r>
-        <w:rPr>
-          <w:rFonts w:hint="default" w:cs="Times New Roman"/>
-          <w:b/>
-          <w:sz w:val="24"/>
-          <w:szCs w:val="24"/>
-          <w:shd w:val="clear" w:fill="auto"/>
-          <w:lang w:val="en-US"/>
-        </w:rPr>
-        <w:tab/>
-      </w:r>
-      <w:r>
-        <w:rPr>
-          <w:rFonts w:hint="default" w:ascii="Times New Roman" w:hAnsi="Times New Roman" w:cs="Times New Roman"/>
-          <w:b/>
-          <w:sz w:val="24"/>
-          <w:szCs w:val="24"/>
-          <w:shd w:val="clear" w:fill="auto"/>
-          <w:lang w:val="en-US"/>
-        </w:rPr>
-        <w:t>${line_review_bonus}</w:t>
-      </w:r>
-    </w:p>
-    <w:p>
-      <w:pPr>
-        <w:pStyle w:val="11"/>
-        <w:numPr>
-          <w:ilvl w:val="0"/>
-          <w:numId w:val="1"/>
-        </w:numPr>
-        <w:tabs>
-          <w:tab w:val="left" w:pos="708"/>
-          <w:tab w:val="left" w:pos="1416"/>
-          <w:tab w:val="left" w:pos="2124"/>
-          <w:tab w:val="left" w:pos="2748"/>
-          <w:tab w:val="left" w:pos="3708"/>
-        </w:tabs>
-        <w:jc w:val="both"/>
-        <w:rPr>
-          <w:rFonts w:hint="default" w:ascii="Times New Roman" w:hAnsi="Times New Roman" w:cs="Times New Roman"/>
-          <w:b/>
-          <w:sz w:val="24"/>
-          <w:szCs w:val="24"/>
-          <w:highlight w:val="none"/>
-        </w:rPr>
-      </w:pPr>
     </w:p>
     <w:p>
       <w:pPr>
@@ -1789,7 +2486,7 @@
           <w:szCs w:val="24"/>
           <w:highlight w:val="none"/>
         </w:rPr>
-        <w:t>${verbal_trial.day_due_amount.fr}(${verbal_trial.day_due_amount}</w:t>
+        <w:t>${day_due_amount.fr}(${day_due_amount}</w:t>
       </w:r>
       <w:r>
         <w:rPr>

--- a/document_templates/Contracts/particular/with_pledge/contract_particular_with_pledge.docx
+++ b/document_templates/Contracts/particular/with_pledge/contract_particular_with_pledge.docx
@@ -206,24 +206,45 @@
         <w:rPr>
           <w:rFonts w:hint="default" w:ascii="Times New Roman" w:hAnsi="Times New Roman" w:cs="Times New Roman"/>
           <w:b/>
+          <w:iCs/>
+          <w:color w:val="000000"/>
+          <w:sz w:val="24"/>
+          <w:szCs w:val="24"/>
+        </w:rPr>
+        <w:t>Madame Ameh Délali MESSANGAN</w:t>
+      </w:r>
+      <w:r>
+        <w:rPr>
+          <w:rFonts w:hint="default" w:ascii="Times New Roman" w:hAnsi="Times New Roman" w:cs="Times New Roman"/>
           <w:bCs/>
           <w:iCs/>
-          <w:sz w:val="24"/>
-          <w:szCs w:val="24"/>
-          <w:highlight w:val="none"/>
-        </w:rPr>
-        <w:t>Monsieur Koffi Djramedo GAMADO</w:t>
+          <w:color w:val="000000"/>
+          <w:sz w:val="24"/>
+          <w:szCs w:val="24"/>
+        </w:rPr>
+        <w:t xml:space="preserve"> épouse </w:t>
+      </w:r>
+      <w:r>
+        <w:rPr>
+          <w:rFonts w:hint="default" w:ascii="Times New Roman" w:hAnsi="Times New Roman" w:cs="Times New Roman"/>
+          <w:b/>
+          <w:iCs/>
+          <w:color w:val="000000"/>
+          <w:sz w:val="24"/>
+          <w:szCs w:val="24"/>
+        </w:rPr>
+        <w:t>AMEDEMEGNAH</w:t>
       </w:r>
       <w:r>
         <w:rPr>
           <w:rFonts w:hint="default" w:ascii="Times New Roman" w:hAnsi="Times New Roman" w:cs="Times New Roman"/>
           <w:bCs/>
           <w:iCs/>
-          <w:sz w:val="24"/>
-          <w:szCs w:val="24"/>
-          <w:highlight w:val="none"/>
-        </w:rPr>
-        <w:t xml:space="preserve">, Head Crédit, et </w:t>
+          <w:color w:val="000000"/>
+          <w:sz w:val="24"/>
+          <w:szCs w:val="24"/>
+        </w:rPr>
+        <w:t xml:space="preserve">, Responsable juridique, et </w:t>
       </w:r>
       <w:r>
         <w:rPr>
@@ -233,9 +254,8 @@
           <w:iCs/>
           <w:sz w:val="24"/>
           <w:szCs w:val="24"/>
-          <w:highlight w:val="none"/>
-        </w:rPr>
-        <w:t xml:space="preserve">Madame Christèle F. R. FEBON </w:t>
+        </w:rPr>
+        <w:t>Monsieur Koffi Djramedo GAMADO</w:t>
       </w:r>
       <w:r>
         <w:rPr>
@@ -244,32 +264,19 @@
           <w:iCs/>
           <w:sz w:val="24"/>
           <w:szCs w:val="24"/>
-          <w:highlight w:val="none"/>
-        </w:rPr>
-        <w:t>épouse</w:t>
-      </w:r>
-      <w:r>
-        <w:rPr>
-          <w:rFonts w:hint="default" w:ascii="Times New Roman" w:hAnsi="Times New Roman" w:cs="Times New Roman"/>
-          <w:b/>
+        </w:rPr>
+        <w:t>, Head Crédit</w:t>
+      </w:r>
+      <w:r>
+        <w:rPr>
+          <w:rFonts w:hint="default" w:ascii="Times New Roman" w:hAnsi="Times New Roman" w:cs="Times New Roman"/>
           <w:bCs/>
           <w:iCs/>
           <w:sz w:val="24"/>
           <w:szCs w:val="24"/>
           <w:highlight w:val="none"/>
         </w:rPr>
-        <w:t xml:space="preserve"> JOHNSON, </w:t>
-      </w:r>
-      <w:r>
-        <w:rPr>
-          <w:rFonts w:hint="default" w:ascii="Times New Roman" w:hAnsi="Times New Roman" w:cs="Times New Roman"/>
-          <w:bCs/>
-          <w:iCs/>
-          <w:sz w:val="24"/>
-          <w:szCs w:val="24"/>
-          <w:highlight w:val="none"/>
-        </w:rPr>
-        <w:t>Directrice d’exploitation,</w:t>
+        <w:t>,</w:t>
       </w:r>
       <w:r>
         <w:rPr>
@@ -1797,8 +1804,6 @@
           <w:szCs w:val="24"/>
         </w:rPr>
       </w:pPr>
-      <w:bookmarkStart w:id="6" w:name="_GoBack"/>
-      <w:bookmarkEnd w:id="6"/>
       <w:r>
         <w:rPr>
           <w:rFonts w:hint="default" w:ascii="Times New Roman" w:hAnsi="Times New Roman" w:cs="Times New Roman"/>
@@ -4724,91 +4729,6 @@
         </w:rPr>
       </w:pPr>
     </w:p>
-    <w:tbl>
-      <w:tblPr>
-        <w:tblStyle w:val="8"/>
-        <w:tblpPr w:leftFromText="180" w:rightFromText="180" w:vertAnchor="text" w:horzAnchor="page" w:tblpX="7652" w:tblpY="385"/>
-        <w:tblOverlap w:val="never"/>
-        <w:tblW w:w="0" w:type="auto"/>
-        <w:tblInd w:w="0" w:type="dxa"/>
-        <w:tblBorders>
-          <w:top w:val="none" w:color="auto" w:sz="0" w:space="0"/>
-          <w:left w:val="none" w:color="auto" w:sz="0" w:space="0"/>
-          <w:bottom w:val="none" w:color="auto" w:sz="0" w:space="0"/>
-          <w:right w:val="none" w:color="auto" w:sz="0" w:space="0"/>
-          <w:insideH w:val="none" w:color="auto" w:sz="0" w:space="0"/>
-          <w:insideV w:val="none" w:color="auto" w:sz="0" w:space="0"/>
-        </w:tblBorders>
-        <w:tblLayout w:type="autofit"/>
-        <w:tblCellMar>
-          <w:top w:w="0" w:type="dxa"/>
-          <w:left w:w="108" w:type="dxa"/>
-          <w:bottom w:w="0" w:type="dxa"/>
-          <w:right w:w="108" w:type="dxa"/>
-        </w:tblCellMar>
-      </w:tblPr>
-      <w:tblGrid>
-        <w:gridCol w:w="3059"/>
-      </w:tblGrid>
-      <w:tr>
-        <w:tblPrEx>
-          <w:tblBorders>
-            <w:top w:val="none" w:color="auto" w:sz="0" w:space="0"/>
-            <w:left w:val="none" w:color="auto" w:sz="0" w:space="0"/>
-            <w:bottom w:val="none" w:color="auto" w:sz="0" w:space="0"/>
-            <w:right w:val="none" w:color="auto" w:sz="0" w:space="0"/>
-            <w:insideH w:val="none" w:color="auto" w:sz="0" w:space="0"/>
-            <w:insideV w:val="none" w:color="auto" w:sz="0" w:space="0"/>
-          </w:tblBorders>
-          <w:tblCellMar>
-            <w:top w:w="0" w:type="dxa"/>
-            <w:left w:w="108" w:type="dxa"/>
-            <w:bottom w:w="0" w:type="dxa"/>
-            <w:right w:w="108" w:type="dxa"/>
-          </w:tblCellMar>
-        </w:tblPrEx>
-        <w:trPr>
-          <w:trHeight w:val="1492" w:hRule="atLeast"/>
-        </w:trPr>
-        <w:tc>
-          <w:tcPr>
-            <w:tcW w:w="3059" w:type="dxa"/>
-            <w:tcBorders>
-              <w:tl2br w:val="nil"/>
-              <w:tr2bl w:val="nil"/>
-            </w:tcBorders>
-          </w:tcPr>
-          <w:p>
-            <w:pPr>
-              <w:widowControl w:val="0"/>
-              <w:jc w:val="both"/>
-              <w:rPr>
-                <w:rFonts w:hint="default" w:ascii="Times New Roman" w:hAnsi="Times New Roman" w:cs="Times New Roman"/>
-                <w:b/>
-                <w:sz w:val="24"/>
-                <w:szCs w:val="24"/>
-                <w:highlight w:val="none"/>
-                <w:vertAlign w:val="baseline"/>
-              </w:rPr>
-            </w:pPr>
-            <w:r>
-              <w:rPr>
-                <w:rFonts w:hint="default" w:ascii="Times New Roman" w:hAnsi="Times New Roman" w:cs="Times New Roman"/>
-                <w:b/>
-                <w:bCs/>
-                <w:iCs/>
-                <w:color w:val="000000"/>
-                <w:sz w:val="24"/>
-                <w:szCs w:val="24"/>
-                <w:highlight w:val="none"/>
-                <w:shd w:val="clear" w:fill="auto"/>
-              </w:rPr>
-              <w:t>${signatory}</w:t>
-            </w:r>
-          </w:p>
-        </w:tc>
-      </w:tr>
-    </w:tbl>
     <w:p>
       <w:pPr>
         <w:jc w:val="center"/>
@@ -4831,138 +4751,166 @@
         <w:t>Pour l’Institution</w:t>
       </w:r>
     </w:p>
-    <w:tbl>
-      <w:tblPr>
-        <w:tblStyle w:val="8"/>
-        <w:tblW w:w="0" w:type="auto"/>
-        <w:tblInd w:w="0" w:type="dxa"/>
-        <w:tblBorders>
-          <w:top w:val="none" w:color="auto" w:sz="0" w:space="0"/>
-          <w:left w:val="none" w:color="auto" w:sz="0" w:space="0"/>
-          <w:bottom w:val="none" w:color="auto" w:sz="0" w:space="0"/>
-          <w:right w:val="none" w:color="auto" w:sz="0" w:space="0"/>
-          <w:insideH w:val="none" w:color="auto" w:sz="0" w:space="0"/>
-          <w:insideV w:val="none" w:color="auto" w:sz="0" w:space="0"/>
-        </w:tblBorders>
-        <w:tblLayout w:type="autofit"/>
-        <w:tblCellMar>
-          <w:top w:w="0" w:type="dxa"/>
-          <w:left w:w="108" w:type="dxa"/>
-          <w:bottom w:w="0" w:type="dxa"/>
-          <w:right w:w="108" w:type="dxa"/>
-        </w:tblCellMar>
-      </w:tblPr>
-      <w:tblGrid>
-        <w:gridCol w:w="3624"/>
-      </w:tblGrid>
-      <w:tr>
-        <w:tblPrEx>
-          <w:tblBorders>
-            <w:top w:val="none" w:color="auto" w:sz="0" w:space="0"/>
-            <w:left w:val="none" w:color="auto" w:sz="0" w:space="0"/>
-            <w:bottom w:val="none" w:color="auto" w:sz="0" w:space="0"/>
-            <w:right w:val="none" w:color="auto" w:sz="0" w:space="0"/>
-            <w:insideH w:val="none" w:color="auto" w:sz="0" w:space="0"/>
-            <w:insideV w:val="none" w:color="auto" w:sz="0" w:space="0"/>
-          </w:tblBorders>
-          <w:tblCellMar>
-            <w:top w:w="0" w:type="dxa"/>
-            <w:left w:w="108" w:type="dxa"/>
-            <w:bottom w:w="0" w:type="dxa"/>
-            <w:right w:w="108" w:type="dxa"/>
-          </w:tblCellMar>
-        </w:tblPrEx>
-        <w:trPr>
-          <w:trHeight w:val="1357" w:hRule="atLeast"/>
-        </w:trPr>
-        <w:tc>
-          <w:tcPr>
-            <w:tcW w:w="3624" w:type="dxa"/>
-            <w:tcBorders>
-              <w:tl2br w:val="nil"/>
-              <w:tr2bl w:val="nil"/>
-            </w:tcBorders>
-          </w:tcPr>
-          <w:p>
-            <w:pPr>
-              <w:widowControl w:val="0"/>
-              <w:spacing w:before="0" w:after="0"/>
-              <w:jc w:val="both"/>
-              <w:rPr>
-                <w:rFonts w:hint="default" w:ascii="Times New Roman" w:hAnsi="Times New Roman" w:cs="Times New Roman"/>
-                <w:b/>
-                <w:bCs/>
-                <w:iCs/>
-                <w:color w:val="000000"/>
-                <w:sz w:val="24"/>
-                <w:szCs w:val="24"/>
-                <w:highlight w:val="none"/>
-              </w:rPr>
-            </w:pPr>
-            <w:r>
-              <w:rPr>
-                <w:rFonts w:hint="default" w:ascii="Times New Roman" w:hAnsi="Times New Roman" w:cs="Times New Roman"/>
-                <w:b/>
-                <w:bCs/>
-                <w:iCs/>
-                <w:sz w:val="24"/>
-                <w:szCs w:val="24"/>
-                <w:highlight w:val="none"/>
-              </w:rPr>
-              <w:t xml:space="preserve">Mme. Christèle F. R. FEBON </w:t>
-            </w:r>
-            <w:r>
-              <w:rPr>
-                <w:rFonts w:hint="default" w:ascii="Times New Roman" w:hAnsi="Times New Roman" w:cs="Times New Roman"/>
-                <w:bCs/>
-                <w:iCs/>
-                <w:sz w:val="24"/>
-                <w:szCs w:val="24"/>
-                <w:highlight w:val="none"/>
-              </w:rPr>
-              <w:t>épse</w:t>
-            </w:r>
-            <w:r>
-              <w:rPr>
-                <w:rFonts w:hint="default" w:ascii="Times New Roman" w:hAnsi="Times New Roman" w:cs="Times New Roman"/>
-                <w:b/>
-                <w:bCs/>
-                <w:iCs/>
-                <w:sz w:val="24"/>
-                <w:szCs w:val="24"/>
-                <w:highlight w:val="none"/>
-              </w:rPr>
-              <w:t xml:space="preserve"> JOHNSON        </w:t>
-            </w:r>
-          </w:p>
-          <w:p>
-            <w:pPr>
-              <w:widowControl w:val="0"/>
-              <w:jc w:val="both"/>
-              <w:rPr>
-                <w:rFonts w:hint="default" w:ascii="Times New Roman" w:hAnsi="Times New Roman" w:cs="Times New Roman"/>
-                <w:b/>
-                <w:sz w:val="24"/>
-                <w:szCs w:val="24"/>
-                <w:highlight w:val="none"/>
-                <w:vertAlign w:val="baseline"/>
-              </w:rPr>
-            </w:pPr>
-            <w:r>
-              <w:rPr>
-                <w:rFonts w:hint="default" w:ascii="Times New Roman" w:hAnsi="Times New Roman" w:cs="Times New Roman"/>
-                <w:bCs/>
-                <w:iCs/>
-                <w:sz w:val="24"/>
-                <w:szCs w:val="24"/>
-                <w:highlight w:val="none"/>
-              </w:rPr>
-              <w:t>Directrice d’exploitation</w:t>
-            </w:r>
-          </w:p>
-        </w:tc>
-      </w:tr>
-    </w:tbl>
+    <w:p>
+      <w:pPr>
+        <w:jc w:val="center"/>
+        <w:rPr>
+          <w:rFonts w:hint="default" w:ascii="Times New Roman" w:hAnsi="Times New Roman" w:cs="Times New Roman"/>
+          <w:b/>
+          <w:sz w:val="24"/>
+          <w:szCs w:val="24"/>
+          <w:highlight w:val="none"/>
+        </w:rPr>
+      </w:pPr>
+    </w:p>
+    <w:p>
+      <w:pPr>
+        <w:spacing w:after="0"/>
+        <w:rPr>
+          <w:rFonts w:hint="default" w:ascii="Times New Roman" w:hAnsi="Times New Roman" w:cs="Times New Roman"/>
+          <w:b/>
+          <w:bCs/>
+          <w:iCs/>
+          <w:color w:val="000000"/>
+          <w:sz w:val="24"/>
+          <w:szCs w:val="24"/>
+          <w:lang w:val="it-IT"/>
+        </w:rPr>
+      </w:pPr>
+      <w:r>
+        <w:rPr>
+          <w:rFonts w:hint="default" w:ascii="Times New Roman" w:hAnsi="Times New Roman" w:cs="Times New Roman"/>
+          <w:b/>
+          <w:bCs/>
+          <w:iCs/>
+          <w:sz w:val="24"/>
+          <w:szCs w:val="24"/>
+          <w:lang w:val="it-IT"/>
+        </w:rPr>
+        <w:t xml:space="preserve">M. Koffi Djramedo GAMADO                           </w:t>
+      </w:r>
+      <w:r>
+        <w:rPr>
+          <w:rFonts w:hint="default" w:ascii="Times New Roman" w:hAnsi="Times New Roman" w:cs="Times New Roman"/>
+          <w:b/>
+          <w:bCs/>
+          <w:iCs/>
+          <w:color w:val="000000"/>
+          <w:sz w:val="24"/>
+          <w:szCs w:val="24"/>
+          <w:lang w:val="it-IT"/>
+        </w:rPr>
+        <w:t xml:space="preserve">Mme. Ameh D. MESSANGAN </w:t>
+      </w:r>
+    </w:p>
+    <w:p>
+      <w:pPr>
+        <w:spacing w:after="0"/>
+        <w:rPr>
+          <w:rFonts w:hint="default" w:ascii="Times New Roman" w:hAnsi="Times New Roman" w:cs="Times New Roman"/>
+          <w:b/>
+          <w:bCs/>
+          <w:iCs/>
+          <w:color w:val="000000"/>
+          <w:sz w:val="24"/>
+          <w:szCs w:val="24"/>
+        </w:rPr>
+      </w:pPr>
+      <w:r>
+        <w:rPr>
+          <w:rFonts w:hint="default" w:ascii="Times New Roman" w:hAnsi="Times New Roman" w:cs="Times New Roman"/>
+          <w:b/>
+          <w:bCs/>
+          <w:iCs/>
+          <w:color w:val="000000"/>
+          <w:sz w:val="24"/>
+          <w:szCs w:val="24"/>
+          <w:lang w:val="it-IT"/>
+        </w:rPr>
+        <w:t xml:space="preserve">                                                                                   </w:t>
+      </w:r>
+      <w:r>
+        <w:rPr>
+          <w:rFonts w:hint="default" w:ascii="Times New Roman" w:hAnsi="Times New Roman" w:cs="Times New Roman"/>
+          <w:iCs/>
+          <w:color w:val="000000"/>
+          <w:sz w:val="24"/>
+          <w:szCs w:val="24"/>
+        </w:rPr>
+        <w:t>épse</w:t>
+      </w:r>
+      <w:r>
+        <w:rPr>
+          <w:rFonts w:hint="default" w:ascii="Times New Roman" w:hAnsi="Times New Roman" w:cs="Times New Roman"/>
+          <w:b/>
+          <w:bCs/>
+          <w:iCs/>
+          <w:color w:val="000000"/>
+          <w:sz w:val="24"/>
+          <w:szCs w:val="24"/>
+        </w:rPr>
+        <w:t xml:space="preserve"> AMEDEMEGNAH </w:t>
+      </w:r>
+    </w:p>
+    <w:p>
+      <w:pPr>
+        <w:rPr>
+          <w:rFonts w:hint="default" w:ascii="Times New Roman" w:hAnsi="Times New Roman" w:cs="Times New Roman"/>
+          <w:bCs/>
+          <w:iCs/>
+          <w:sz w:val="24"/>
+          <w:szCs w:val="24"/>
+        </w:rPr>
+      </w:pPr>
+      <w:r>
+        <w:rPr>
+          <w:rFonts w:hint="default" w:ascii="Times New Roman" w:hAnsi="Times New Roman" w:cs="Times New Roman"/>
+          <w:bCs/>
+          <w:iCs/>
+          <w:sz w:val="24"/>
+          <w:szCs w:val="24"/>
+        </w:rPr>
+        <w:t>Head Crédit                                                           Responsable juridique</w:t>
+      </w:r>
+    </w:p>
+    <w:p>
+      <w:pPr>
+        <w:jc w:val="center"/>
+        <w:rPr>
+          <w:rFonts w:hint="default" w:ascii="Times New Roman" w:hAnsi="Times New Roman" w:cs="Times New Roman"/>
+          <w:b/>
+          <w:sz w:val="24"/>
+          <w:szCs w:val="24"/>
+          <w:highlight w:val="none"/>
+        </w:rPr>
+      </w:pPr>
+      <w:bookmarkStart w:id="6" w:name="_GoBack"/>
+      <w:bookmarkEnd w:id="6"/>
+    </w:p>
+    <w:p>
+      <w:pPr>
+        <w:jc w:val="center"/>
+        <w:rPr>
+          <w:rFonts w:hint="default" w:ascii="Times New Roman" w:hAnsi="Times New Roman" w:cs="Times New Roman"/>
+          <w:b/>
+          <w:sz w:val="24"/>
+          <w:szCs w:val="24"/>
+          <w:highlight w:val="none"/>
+        </w:rPr>
+      </w:pPr>
+    </w:p>
+    <w:p>
+      <w:pPr>
+        <w:jc w:val="center"/>
+        <w:rPr>
+          <w:rFonts w:hint="default" w:ascii="Times New Roman" w:hAnsi="Times New Roman" w:cs="Times New Roman"/>
+          <w:b/>
+          <w:sz w:val="24"/>
+          <w:szCs w:val="24"/>
+          <w:highlight w:val="none"/>
+        </w:rPr>
+      </w:pPr>
+    </w:p>
     <w:p>
       <w:pPr>
         <w:rPr>

--- a/document_templates/Contracts/particular/with_pledge/contract_particular_with_pledge.docx
+++ b/document_templates/Contracts/particular/with_pledge/contract_particular_with_pledge.docx
@@ -4753,166 +4753,123 @@
     </w:p>
     <w:p>
       <w:pPr>
-        <w:jc w:val="center"/>
-        <w:rPr>
-          <w:rFonts w:hint="default" w:ascii="Times New Roman" w:hAnsi="Times New Roman" w:cs="Times New Roman"/>
-          <w:b/>
-          <w:sz w:val="24"/>
-          <w:szCs w:val="24"/>
-          <w:highlight w:val="none"/>
-        </w:rPr>
-      </w:pPr>
-    </w:p>
-    <w:p>
-      <w:pPr>
-        <w:spacing w:after="0"/>
-        <w:rPr>
-          <w:rFonts w:hint="default" w:ascii="Times New Roman" w:hAnsi="Times New Roman" w:cs="Times New Roman"/>
-          <w:b/>
+        <w:rPr>
+          <w:rFonts w:hint="default" w:ascii="Times New Roman" w:hAnsi="Times New Roman" w:cs="Times New Roman"/>
           <w:bCs/>
           <w:iCs/>
-          <w:color w:val="000000"/>
-          <w:sz w:val="24"/>
-          <w:szCs w:val="24"/>
-          <w:lang w:val="it-IT"/>
-        </w:rPr>
-      </w:pPr>
-      <w:r>
-        <w:rPr>
-          <w:rFonts w:hint="default" w:ascii="Times New Roman" w:hAnsi="Times New Roman" w:cs="Times New Roman"/>
-          <w:b/>
+          <w:sz w:val="24"/>
+          <w:highlight w:val="none"/>
+        </w:rPr>
+      </w:pPr>
+      <w:bookmarkStart w:id="6" w:name="_GoBack"/>
+      <w:bookmarkEnd w:id="6"/>
+    </w:p>
+    <w:p>
+      <w:pPr>
+        <w:rPr>
+          <w:rFonts w:hint="default" w:ascii="Times New Roman" w:hAnsi="Times New Roman" w:cs="Times New Roman"/>
           <w:bCs/>
           <w:iCs/>
           <w:sz w:val="24"/>
-          <w:szCs w:val="24"/>
-          <w:lang w:val="it-IT"/>
-        </w:rPr>
-        <w:t xml:space="preserve">M. Koffi Djramedo GAMADO                           </w:t>
-      </w:r>
-      <w:r>
-        <w:rPr>
-          <w:rFonts w:hint="default" w:ascii="Times New Roman" w:hAnsi="Times New Roman" w:cs="Times New Roman"/>
-          <w:b/>
+          <w:highlight w:val="none"/>
+        </w:rPr>
+      </w:pPr>
+      <w:r>
+        <w:rPr>
+          <w:rFonts w:hint="default" w:ascii="Times New Roman" w:hAnsi="Times New Roman" w:cs="Times New Roman"/>
+          <w:b/>
+          <w:bCs w:val="0"/>
+          <w:iCs/>
+          <w:sz w:val="24"/>
+          <w:highlight w:val="none"/>
+        </w:rPr>
+        <w:t>M. Koffi Djramedo GAMADO</w:t>
+      </w:r>
+      <w:r>
+        <w:rPr>
+          <w:rFonts w:hint="default" w:ascii="Times New Roman" w:hAnsi="Times New Roman" w:cs="Times New Roman"/>
           <w:bCs/>
           <w:iCs/>
-          <w:color w:val="000000"/>
-          <w:sz w:val="24"/>
-          <w:szCs w:val="24"/>
-          <w:lang w:val="it-IT"/>
-        </w:rPr>
-        <w:t xml:space="preserve">Mme. Ameh D. MESSANGAN </w:t>
-      </w:r>
-    </w:p>
-    <w:p>
-      <w:pPr>
-        <w:spacing w:after="0"/>
-        <w:rPr>
-          <w:rFonts w:hint="default" w:ascii="Times New Roman" w:hAnsi="Times New Roman" w:cs="Times New Roman"/>
-          <w:b/>
+          <w:sz w:val="24"/>
+          <w:highlight w:val="none"/>
+        </w:rPr>
+        <w:t xml:space="preserve">                                            </w:t>
+      </w:r>
+      <w:r>
+        <w:rPr>
+          <w:rFonts w:hint="default" w:ascii="Times New Roman" w:hAnsi="Times New Roman" w:cs="Times New Roman"/>
+          <w:b/>
+          <w:bCs w:val="0"/>
+          <w:iCs/>
+          <w:sz w:val="24"/>
+          <w:highlight w:val="none"/>
+        </w:rPr>
+        <w:t>Mme. Ameh D. MESSANGAN</w:t>
+      </w:r>
+      <w:r>
+        <w:rPr>
+          <w:rFonts w:hint="default" w:ascii="Times New Roman" w:hAnsi="Times New Roman" w:cs="Times New Roman"/>
           <w:bCs/>
           <w:iCs/>
-          <w:color w:val="000000"/>
-          <w:sz w:val="24"/>
-          <w:szCs w:val="24"/>
-        </w:rPr>
-      </w:pPr>
-      <w:r>
-        <w:rPr>
-          <w:rFonts w:hint="default" w:ascii="Times New Roman" w:hAnsi="Times New Roman" w:cs="Times New Roman"/>
-          <w:b/>
+          <w:sz w:val="24"/>
+          <w:highlight w:val="none"/>
+        </w:rPr>
+        <w:t xml:space="preserve"> </w:t>
+      </w:r>
+    </w:p>
+    <w:p>
+      <w:pPr>
+        <w:rPr>
+          <w:rFonts w:hint="default" w:ascii="Times New Roman" w:hAnsi="Times New Roman" w:cs="Times New Roman"/>
           <w:bCs/>
           <w:iCs/>
-          <w:color w:val="000000"/>
-          <w:sz w:val="24"/>
-          <w:szCs w:val="24"/>
-          <w:lang w:val="it-IT"/>
-        </w:rPr>
-        <w:t xml:space="preserve">                                                                                   </w:t>
-      </w:r>
-      <w:r>
-        <w:rPr>
-          <w:rFonts w:hint="default" w:ascii="Times New Roman" w:hAnsi="Times New Roman" w:cs="Times New Roman"/>
-          <w:iCs/>
-          <w:color w:val="000000"/>
-          <w:sz w:val="24"/>
-          <w:szCs w:val="24"/>
-        </w:rPr>
-        <w:t>épse</w:t>
-      </w:r>
-      <w:r>
-        <w:rPr>
-          <w:rFonts w:hint="default" w:ascii="Times New Roman" w:hAnsi="Times New Roman" w:cs="Times New Roman"/>
-          <w:b/>
+          <w:sz w:val="24"/>
+          <w:highlight w:val="none"/>
+        </w:rPr>
+      </w:pPr>
+      <w:r>
+        <w:rPr>
+          <w:rFonts w:hint="default" w:ascii="Times New Roman" w:hAnsi="Times New Roman" w:cs="Times New Roman"/>
           <w:bCs/>
           <w:iCs/>
-          <w:color w:val="000000"/>
-          <w:sz w:val="24"/>
-          <w:szCs w:val="24"/>
-        </w:rPr>
-        <w:t xml:space="preserve"> AMEDEMEGNAH </w:t>
-      </w:r>
-    </w:p>
-    <w:p>
-      <w:pPr>
+          <w:sz w:val="24"/>
+          <w:highlight w:val="none"/>
+        </w:rPr>
+        <w:t xml:space="preserve">                                                                                                 épse </w:t>
+      </w:r>
+      <w:r>
+        <w:rPr>
+          <w:rFonts w:hint="default" w:ascii="Times New Roman" w:hAnsi="Times New Roman" w:cs="Times New Roman"/>
+          <w:b/>
+          <w:bCs w:val="0"/>
+          <w:iCs/>
+          <w:sz w:val="24"/>
+          <w:highlight w:val="none"/>
+        </w:rPr>
+        <w:t>AMEDEMEGNAH</w:t>
+      </w:r>
+      <w:r>
         <w:rPr>
           <w:rFonts w:hint="default" w:ascii="Times New Roman" w:hAnsi="Times New Roman" w:cs="Times New Roman"/>
           <w:bCs/>
           <w:iCs/>
           <w:sz w:val="24"/>
-          <w:szCs w:val="24"/>
-        </w:rPr>
-      </w:pPr>
-      <w:r>
+          <w:highlight w:val="none"/>
+        </w:rPr>
+        <w:t xml:space="preserve"> </w:t>
+      </w:r>
+    </w:p>
+    <w:p>
+      <w:pPr>
         <w:rPr>
           <w:rFonts w:hint="default" w:ascii="Times New Roman" w:hAnsi="Times New Roman" w:cs="Times New Roman"/>
           <w:bCs/>
           <w:iCs/>
           <w:sz w:val="24"/>
-          <w:szCs w:val="24"/>
-        </w:rPr>
-        <w:t>Head Crédit                                                           Responsable juridique</w:t>
-      </w:r>
-    </w:p>
-    <w:p>
-      <w:pPr>
-        <w:jc w:val="center"/>
-        <w:rPr>
-          <w:rFonts w:hint="default" w:ascii="Times New Roman" w:hAnsi="Times New Roman" w:cs="Times New Roman"/>
-          <w:b/>
-          <w:sz w:val="24"/>
-          <w:szCs w:val="24"/>
-          <w:highlight w:val="none"/>
-        </w:rPr>
-      </w:pPr>
-      <w:bookmarkStart w:id="6" w:name="_GoBack"/>
-      <w:bookmarkEnd w:id="6"/>
-    </w:p>
-    <w:p>
-      <w:pPr>
-        <w:jc w:val="center"/>
-        <w:rPr>
-          <w:rFonts w:hint="default" w:ascii="Times New Roman" w:hAnsi="Times New Roman" w:cs="Times New Roman"/>
-          <w:b/>
-          <w:sz w:val="24"/>
-          <w:szCs w:val="24"/>
-          <w:highlight w:val="none"/>
-        </w:rPr>
-      </w:pPr>
-    </w:p>
-    <w:p>
-      <w:pPr>
-        <w:jc w:val="center"/>
-        <w:rPr>
-          <w:rFonts w:hint="default" w:ascii="Times New Roman" w:hAnsi="Times New Roman" w:cs="Times New Roman"/>
-          <w:b/>
-          <w:sz w:val="24"/>
-          <w:szCs w:val="24"/>
-          <w:highlight w:val="none"/>
-        </w:rPr>
-      </w:pPr>
-    </w:p>
-    <w:p>
-      <w:pPr>
+          <w:highlight w:val="none"/>
+        </w:rPr>
+      </w:pPr>
+      <w:r>
         <w:rPr>
           <w:rFonts w:hint="default" w:ascii="Times New Roman" w:hAnsi="Times New Roman" w:cs="Times New Roman"/>
           <w:bCs/>
@@ -4920,18 +4877,8 @@
           <w:sz w:val="24"/>
           <w:highlight w:val="none"/>
         </w:rPr>
-      </w:pPr>
-    </w:p>
-    <w:p>
-      <w:pPr>
-        <w:rPr>
-          <w:rFonts w:hint="default" w:ascii="Times New Roman" w:hAnsi="Times New Roman" w:cs="Times New Roman"/>
-          <w:bCs/>
-          <w:iCs/>
-          <w:sz w:val="24"/>
-          <w:highlight w:val="none"/>
-        </w:rPr>
-      </w:pPr>
+        <w:t>Head Crédit                                                                             Responsable juridique</w:t>
+      </w:r>
     </w:p>
     <w:p>
       <w:pPr>

--- a/document_templates/Contracts/particular/with_pledge/contract_particular_with_pledge.docx
+++ b/document_templates/Contracts/particular/with_pledge/contract_particular_with_pledge.docx
@@ -1566,7 +1566,6 @@
           <w:b/>
           <w:sz w:val="24"/>
           <w:szCs w:val="24"/>
-          <w:highlight w:val="none"/>
         </w:rPr>
       </w:pPr>
       <w:r>
@@ -1648,27 +1647,6 @@
           <w:szCs w:val="24"/>
         </w:rPr>
         <w:t>elon la grille de l’assureur</w:t>
-      </w:r>
-      <w:r>
-        <w:rPr>
-          <w:rFonts w:hint="default" w:ascii="Times New Roman" w:hAnsi="Times New Roman" w:cs="Times New Roman"/>
-          <w:b/>
-          <w:sz w:val="24"/>
-          <w:szCs w:val="24"/>
-          <w:lang w:val="en-US"/>
-        </w:rPr>
-        <w:t>${line_risk_premium_percentage}</w:t>
-      </w:r>
-      <w:r>
-        <w:rPr>
-          <w:rFonts w:hint="default" w:ascii="Times New Roman" w:hAnsi="Times New Roman" w:cs="Times New Roman"/>
-          <w:b/>
-          <w:sz w:val="24"/>
-          <w:szCs w:val="24"/>
-          <w:shd w:val="clear" w:fill="auto"/>
-          <w:lang w:val="en-US"/>
-        </w:rPr>
-        <w:t>${line_review_bonus}</w:t>
       </w:r>
     </w:p>
     <w:p>
@@ -1681,11 +1659,13 @@
           <w:tab w:val="left" w:pos="3708"/>
         </w:tabs>
         <w:spacing w:line="240" w:lineRule="auto"/>
-        <w:rPr>
-          <w:rFonts w:hint="default" w:ascii="Times New Roman" w:hAnsi="Times New Roman" w:cs="Times New Roman"/>
-          <w:b/>
-          <w:sz w:val="24"/>
-          <w:szCs w:val="24"/>
+        <w:jc w:val="both"/>
+        <w:rPr>
+          <w:rFonts w:hint="default" w:ascii="Times New Roman" w:hAnsi="Times New Roman" w:cs="Times New Roman"/>
+          <w:b/>
+          <w:sz w:val="24"/>
+          <w:szCs w:val="24"/>
+          <w:shd w:val="clear" w:fill="auto"/>
           <w:lang w:val="en-US"/>
         </w:rPr>
       </w:pPr>
@@ -1700,18 +1680,18 @@
           <w:tab w:val="left" w:pos="3708"/>
         </w:tabs>
         <w:spacing w:line="240" w:lineRule="auto"/>
-        <w:rPr>
-          <w:rFonts w:hint="default" w:ascii="Times New Roman" w:hAnsi="Times New Roman" w:cs="Times New Roman"/>
-          <w:color w:val="111111"/>
-          <w:sz w:val="24"/>
-          <w:szCs w:val="24"/>
-          <w:highlight w:val="none"/>
-          <w:shd w:val="clear" w:fill="auto"/>
-        </w:rPr>
-      </w:pPr>
-      <w:r>
-        <w:rPr>
-          <w:rFonts w:hint="default" w:ascii="Times New Roman" w:hAnsi="Times New Roman" w:cs="Times New Roman"/>
+        <w:jc w:val="both"/>
+        <w:rPr>
+          <w:rFonts w:hint="default" w:ascii="Times New Roman" w:hAnsi="Times New Roman" w:cs="Times New Roman"/>
+          <w:b/>
+          <w:sz w:val="24"/>
+          <w:szCs w:val="24"/>
+          <w:highlight w:val="none"/>
+        </w:rPr>
+      </w:pPr>
+      <w:r>
+        <w:rPr>
+          <w:rFonts w:hint="default" w:cs="Times New Roman"/>
           <w:b/>
           <w:sz w:val="24"/>
           <w:szCs w:val="24"/>
@@ -1723,21 +1703,18 @@
         <w:rPr>
           <w:rFonts w:hint="default" w:ascii="Times New Roman" w:hAnsi="Times New Roman" w:cs="Times New Roman"/>
           <w:b/>
-          <w:color w:val="111111"/>
-          <w:sz w:val="24"/>
-          <w:szCs w:val="24"/>
-          <w:shd w:val="clear" w:fill="auto"/>
-        </w:rPr>
-        <w:t>Date de la première échéance</w:t>
-      </w:r>
-      <w:r>
-        <w:rPr>
-          <w:rFonts w:hint="default" w:ascii="Times New Roman" w:hAnsi="Times New Roman" w:cs="Times New Roman"/>
-          <w:b/>
-          <w:color w:val="111111"/>
-          <w:sz w:val="24"/>
-          <w:szCs w:val="24"/>
-          <w:shd w:val="clear" w:fill="auto"/>
+          <w:sz w:val="24"/>
+          <w:szCs w:val="24"/>
+          <w:lang w:val="en-US"/>
+        </w:rPr>
+        <w:t>${line_risk_premium_percentage}</w:t>
+      </w:r>
+      <w:r>
+        <w:rPr>
+          <w:rFonts w:hint="default" w:ascii="Times New Roman" w:hAnsi="Times New Roman" w:cs="Times New Roman"/>
+          <w:b/>
+          <w:sz w:val="24"/>
+          <w:szCs w:val="24"/>
           <w:lang w:val="en-US"/>
         </w:rPr>
         <w:tab/>
@@ -1746,10 +1723,8 @@
         <w:rPr>
           <w:rFonts w:hint="default" w:ascii="Times New Roman" w:hAnsi="Times New Roman" w:cs="Times New Roman"/>
           <w:b/>
-          <w:color w:val="111111"/>
-          <w:sz w:val="24"/>
-          <w:szCs w:val="24"/>
-          <w:shd w:val="clear" w:fill="auto"/>
+          <w:sz w:val="24"/>
+          <w:szCs w:val="24"/>
           <w:lang w:val="en-US"/>
         </w:rPr>
         <w:tab/>
@@ -1758,12 +1733,11 @@
         <w:rPr>
           <w:rFonts w:hint="default" w:ascii="Times New Roman" w:hAnsi="Times New Roman" w:cs="Times New Roman"/>
           <w:b/>
-          <w:color w:val="111111"/>
-          <w:sz w:val="24"/>
-          <w:szCs w:val="24"/>
-          <w:shd w:val="clear" w:fill="auto"/>
-        </w:rPr>
-        <w:t>:</w:t>
+          <w:sz w:val="24"/>
+          <w:szCs w:val="24"/>
+          <w:lang w:val="en-US"/>
+        </w:rPr>
+        <w:t>${line_risk_premium_percentage_value}</w:t>
       </w:r>
     </w:p>
     <w:p>
@@ -1779,10 +1753,8 @@
         <w:rPr>
           <w:rFonts w:hint="default" w:ascii="Times New Roman" w:hAnsi="Times New Roman" w:cs="Times New Roman"/>
           <w:b/>
-          <w:color w:val="111111"/>
-          <w:sz w:val="24"/>
-          <w:szCs w:val="24"/>
-          <w:shd w:val="clear" w:fill="auto"/>
+          <w:sz w:val="24"/>
+          <w:szCs w:val="24"/>
           <w:lang w:val="en-US"/>
         </w:rPr>
       </w:pPr>
@@ -1802,16 +1774,15 @@
           <w:b/>
           <w:sz w:val="24"/>
           <w:szCs w:val="24"/>
-        </w:rPr>
-      </w:pPr>
-      <w:r>
-        <w:rPr>
-          <w:rFonts w:hint="default" w:ascii="Times New Roman" w:hAnsi="Times New Roman" w:cs="Times New Roman"/>
-          <w:b/>
-          <w:color w:val="111111"/>
-          <w:sz w:val="24"/>
-          <w:szCs w:val="24"/>
-          <w:shd w:val="clear" w:fill="auto"/>
+          <w:lang w:val="en-US"/>
+        </w:rPr>
+      </w:pPr>
+      <w:r>
+        <w:rPr>
+          <w:rFonts w:hint="default" w:cs="Times New Roman"/>
+          <w:b/>
+          <w:sz w:val="24"/>
+          <w:szCs w:val="24"/>
           <w:lang w:val="en-US"/>
         </w:rPr>
         <w:tab/>
@@ -1820,18 +1791,17 @@
         <w:rPr>
           <w:rFonts w:hint="default" w:ascii="Times New Roman" w:hAnsi="Times New Roman" w:cs="Times New Roman"/>
           <w:b/>
-          <w:color w:val="111111"/>
-          <w:sz w:val="24"/>
-          <w:szCs w:val="24"/>
-          <w:shd w:val="clear" w:fill="auto"/>
-        </w:rPr>
-        <w:t>Date de dernière échéance</w:t>
-      </w:r>
-      <w:r>
-        <w:rPr>
-          <w:rFonts w:hint="default" w:ascii="Times New Roman" w:hAnsi="Times New Roman" w:cs="Times New Roman"/>
-          <w:b/>
-          <w:color w:val="111111"/>
+          <w:sz w:val="24"/>
+          <w:szCs w:val="24"/>
+          <w:shd w:val="clear" w:fill="auto"/>
+          <w:lang w:val="en-US"/>
+        </w:rPr>
+        <w:t>${line_review_bonus}</w:t>
+      </w:r>
+      <w:r>
+        <w:rPr>
+          <w:rFonts w:hint="default" w:ascii="Times New Roman" w:hAnsi="Times New Roman" w:cs="Times New Roman"/>
+          <w:b/>
           <w:sz w:val="24"/>
           <w:szCs w:val="24"/>
           <w:shd w:val="clear" w:fill="auto"/>
@@ -1843,7 +1813,6 @@
         <w:rPr>
           <w:rFonts w:hint="default" w:ascii="Times New Roman" w:hAnsi="Times New Roman" w:cs="Times New Roman"/>
           <w:b/>
-          <w:color w:val="111111"/>
           <w:sz w:val="24"/>
           <w:szCs w:val="24"/>
           <w:shd w:val="clear" w:fill="auto"/>
@@ -1855,21 +1824,18 @@
         <w:rPr>
           <w:rFonts w:hint="default" w:ascii="Times New Roman" w:hAnsi="Times New Roman" w:cs="Times New Roman"/>
           <w:b/>
-          <w:color w:val="111111"/>
-          <w:sz w:val="24"/>
-          <w:szCs w:val="24"/>
-          <w:shd w:val="clear" w:fill="auto"/>
-        </w:rPr>
-        <w:t>:</w:t>
-      </w:r>
-    </w:p>
-    <w:p>
-      <w:pPr>
-        <w:pStyle w:val="11"/>
-        <w:numPr>
-          <w:ilvl w:val="0"/>
-          <w:numId w:val="1"/>
-        </w:numPr>
+          <w:sz w:val="24"/>
+          <w:szCs w:val="24"/>
+          <w:shd w:val="clear" w:fill="auto"/>
+          <w:lang w:val="en-US"/>
+        </w:rPr>
+        <w:t>${line_review_bonus_value}</w:t>
+      </w:r>
+      <w:bookmarkStart w:id="6" w:name="_GoBack"/>
+      <w:bookmarkEnd w:id="6"/>
+    </w:p>
+    <w:p>
+      <w:pPr>
         <w:tabs>
           <w:tab w:val="left" w:pos="708"/>
           <w:tab w:val="left" w:pos="1416"/>
@@ -1877,15 +1843,189 @@
           <w:tab w:val="left" w:pos="2748"/>
           <w:tab w:val="left" w:pos="3708"/>
         </w:tabs>
-        <w:jc w:val="both"/>
-        <w:rPr>
-          <w:rFonts w:hint="default" w:ascii="Times New Roman" w:hAnsi="Times New Roman" w:cs="Times New Roman"/>
-          <w:b/>
-          <w:sz w:val="24"/>
-          <w:szCs w:val="24"/>
-          <w:highlight w:val="none"/>
-        </w:rPr>
-      </w:pPr>
+        <w:spacing w:line="240" w:lineRule="auto"/>
+        <w:rPr>
+          <w:rFonts w:hint="default" w:ascii="Times New Roman" w:hAnsi="Times New Roman" w:cs="Times New Roman"/>
+          <w:b/>
+          <w:sz w:val="24"/>
+          <w:szCs w:val="24"/>
+          <w:lang w:val="en-US"/>
+        </w:rPr>
+      </w:pPr>
+    </w:p>
+    <w:p>
+      <w:pPr>
+        <w:tabs>
+          <w:tab w:val="left" w:pos="708"/>
+          <w:tab w:val="left" w:pos="1416"/>
+          <w:tab w:val="left" w:pos="2124"/>
+          <w:tab w:val="left" w:pos="2748"/>
+          <w:tab w:val="left" w:pos="3708"/>
+        </w:tabs>
+        <w:spacing w:line="240" w:lineRule="auto"/>
+        <w:rPr>
+          <w:rFonts w:hint="default" w:ascii="Times New Roman" w:hAnsi="Times New Roman" w:cs="Times New Roman"/>
+          <w:color w:val="111111"/>
+          <w:sz w:val="24"/>
+          <w:szCs w:val="24"/>
+          <w:highlight w:val="none"/>
+          <w:shd w:val="clear" w:fill="auto"/>
+        </w:rPr>
+      </w:pPr>
+      <w:r>
+        <w:rPr>
+          <w:rFonts w:hint="default" w:ascii="Times New Roman" w:hAnsi="Times New Roman" w:cs="Times New Roman"/>
+          <w:b/>
+          <w:sz w:val="24"/>
+          <w:szCs w:val="24"/>
+          <w:lang w:val="en-US"/>
+        </w:rPr>
+        <w:tab/>
+      </w:r>
+      <w:r>
+        <w:rPr>
+          <w:rFonts w:hint="default" w:ascii="Times New Roman" w:hAnsi="Times New Roman" w:cs="Times New Roman"/>
+          <w:b/>
+          <w:color w:val="111111"/>
+          <w:sz w:val="24"/>
+          <w:szCs w:val="24"/>
+          <w:shd w:val="clear" w:fill="auto"/>
+        </w:rPr>
+        <w:t>Date de la première échéance</w:t>
+      </w:r>
+      <w:r>
+        <w:rPr>
+          <w:rFonts w:hint="default" w:ascii="Times New Roman" w:hAnsi="Times New Roman" w:cs="Times New Roman"/>
+          <w:b/>
+          <w:color w:val="111111"/>
+          <w:sz w:val="24"/>
+          <w:szCs w:val="24"/>
+          <w:shd w:val="clear" w:fill="auto"/>
+          <w:lang w:val="en-US"/>
+        </w:rPr>
+        <w:tab/>
+      </w:r>
+      <w:r>
+        <w:rPr>
+          <w:rFonts w:hint="default" w:ascii="Times New Roman" w:hAnsi="Times New Roman" w:cs="Times New Roman"/>
+          <w:b/>
+          <w:color w:val="111111"/>
+          <w:sz w:val="24"/>
+          <w:szCs w:val="24"/>
+          <w:shd w:val="clear" w:fill="auto"/>
+          <w:lang w:val="en-US"/>
+        </w:rPr>
+        <w:tab/>
+      </w:r>
+      <w:r>
+        <w:rPr>
+          <w:rFonts w:hint="default" w:ascii="Times New Roman" w:hAnsi="Times New Roman" w:cs="Times New Roman"/>
+          <w:b/>
+          <w:color w:val="111111"/>
+          <w:sz w:val="24"/>
+          <w:szCs w:val="24"/>
+          <w:shd w:val="clear" w:fill="auto"/>
+        </w:rPr>
+        <w:t>:</w:t>
+      </w:r>
+    </w:p>
+    <w:p>
+      <w:pPr>
+        <w:tabs>
+          <w:tab w:val="left" w:pos="708"/>
+          <w:tab w:val="left" w:pos="1416"/>
+          <w:tab w:val="left" w:pos="2124"/>
+          <w:tab w:val="left" w:pos="2748"/>
+          <w:tab w:val="left" w:pos="3708"/>
+        </w:tabs>
+        <w:spacing w:line="240" w:lineRule="auto"/>
+        <w:rPr>
+          <w:rFonts w:hint="default" w:ascii="Times New Roman" w:hAnsi="Times New Roman" w:cs="Times New Roman"/>
+          <w:b/>
+          <w:color w:val="111111"/>
+          <w:sz w:val="24"/>
+          <w:szCs w:val="24"/>
+          <w:shd w:val="clear" w:fill="auto"/>
+          <w:lang w:val="en-US"/>
+        </w:rPr>
+      </w:pPr>
+    </w:p>
+    <w:p>
+      <w:pPr>
+        <w:tabs>
+          <w:tab w:val="left" w:pos="708"/>
+          <w:tab w:val="left" w:pos="1416"/>
+          <w:tab w:val="left" w:pos="2124"/>
+          <w:tab w:val="left" w:pos="2748"/>
+          <w:tab w:val="left" w:pos="3708"/>
+        </w:tabs>
+        <w:spacing w:line="240" w:lineRule="auto"/>
+        <w:rPr>
+          <w:rFonts w:hint="default" w:ascii="Times New Roman" w:hAnsi="Times New Roman" w:cs="Times New Roman"/>
+          <w:b/>
+          <w:sz w:val="24"/>
+          <w:szCs w:val="24"/>
+          <w:highlight w:val="none"/>
+        </w:rPr>
+      </w:pPr>
+      <w:r>
+        <w:rPr>
+          <w:rFonts w:hint="default" w:ascii="Times New Roman" w:hAnsi="Times New Roman" w:cs="Times New Roman"/>
+          <w:b/>
+          <w:color w:val="111111"/>
+          <w:sz w:val="24"/>
+          <w:szCs w:val="24"/>
+          <w:shd w:val="clear" w:fill="auto"/>
+          <w:lang w:val="en-US"/>
+        </w:rPr>
+        <w:tab/>
+      </w:r>
+      <w:r>
+        <w:rPr>
+          <w:rFonts w:hint="default" w:ascii="Times New Roman" w:hAnsi="Times New Roman" w:cs="Times New Roman"/>
+          <w:b/>
+          <w:color w:val="111111"/>
+          <w:sz w:val="24"/>
+          <w:szCs w:val="24"/>
+          <w:shd w:val="clear" w:fill="auto"/>
+        </w:rPr>
+        <w:t>Date de dernière échéance</w:t>
+      </w:r>
+      <w:r>
+        <w:rPr>
+          <w:rFonts w:hint="default" w:ascii="Times New Roman" w:hAnsi="Times New Roman" w:cs="Times New Roman"/>
+          <w:b/>
+          <w:color w:val="111111"/>
+          <w:sz w:val="24"/>
+          <w:szCs w:val="24"/>
+          <w:shd w:val="clear" w:fill="auto"/>
+          <w:lang w:val="en-US"/>
+        </w:rPr>
+        <w:tab/>
+      </w:r>
+      <w:r>
+        <w:rPr>
+          <w:rFonts w:hint="default" w:ascii="Times New Roman" w:hAnsi="Times New Roman" w:cs="Times New Roman"/>
+          <w:b/>
+          <w:color w:val="111111"/>
+          <w:sz w:val="24"/>
+          <w:szCs w:val="24"/>
+          <w:shd w:val="clear" w:fill="auto"/>
+          <w:lang w:val="en-US"/>
+        </w:rPr>
+        <w:tab/>
+      </w:r>
+      <w:r>
+        <w:rPr>
+          <w:rFonts w:hint="default" w:ascii="Times New Roman" w:hAnsi="Times New Roman" w:cs="Times New Roman"/>
+          <w:b/>
+          <w:color w:val="111111"/>
+          <w:sz w:val="24"/>
+          <w:szCs w:val="24"/>
+          <w:shd w:val="clear" w:fill="auto"/>
+        </w:rPr>
+        <w:t>:</w:t>
+      </w:r>
     </w:p>
     <w:p>
       <w:pPr>
@@ -3251,7 +3391,7 @@
       <w:pPr>
         <w:numPr>
           <w:ilvl w:val="0"/>
-          <w:numId w:val="2"/>
+          <w:numId w:val="1"/>
         </w:numPr>
         <w:ind w:left="425" w:leftChars="0" w:hanging="425" w:firstLineChars="0"/>
         <w:jc w:val="both"/>
@@ -3501,7 +3641,7 @@
       <w:pPr>
         <w:numPr>
           <w:ilvl w:val="0"/>
-          <w:numId w:val="3"/>
+          <w:numId w:val="2"/>
         </w:numPr>
         <w:jc w:val="both"/>
         <w:rPr>
@@ -3525,7 +3665,7 @@
       <w:pPr>
         <w:numPr>
           <w:ilvl w:val="0"/>
-          <w:numId w:val="3"/>
+          <w:numId w:val="2"/>
         </w:numPr>
         <w:jc w:val="both"/>
         <w:rPr>
@@ -3549,7 +3689,7 @@
       <w:pPr>
         <w:numPr>
           <w:ilvl w:val="0"/>
-          <w:numId w:val="3"/>
+          <w:numId w:val="2"/>
         </w:numPr>
         <w:jc w:val="both"/>
         <w:rPr>
@@ -3696,7 +3836,7 @@
       <w:pPr>
         <w:numPr>
           <w:ilvl w:val="0"/>
-          <w:numId w:val="4"/>
+          <w:numId w:val="3"/>
         </w:numPr>
         <w:tabs>
           <w:tab w:val="left" w:pos="640"/>
@@ -3727,7 +3867,7 @@
       <w:pPr>
         <w:numPr>
           <w:ilvl w:val="0"/>
-          <w:numId w:val="4"/>
+          <w:numId w:val="3"/>
         </w:numPr>
         <w:tabs>
           <w:tab w:val="left" w:pos="640"/>
@@ -3758,7 +3898,7 @@
       <w:pPr>
         <w:numPr>
           <w:ilvl w:val="0"/>
-          <w:numId w:val="4"/>
+          <w:numId w:val="3"/>
         </w:numPr>
         <w:tabs>
           <w:tab w:val="left" w:pos="640"/>
@@ -3885,7 +4025,7 @@
       <w:pPr>
         <w:numPr>
           <w:ilvl w:val="0"/>
-          <w:numId w:val="4"/>
+          <w:numId w:val="3"/>
         </w:numPr>
         <w:tabs>
           <w:tab w:val="left" w:pos="640"/>
@@ -3916,7 +4056,7 @@
       <w:pPr>
         <w:numPr>
           <w:ilvl w:val="0"/>
-          <w:numId w:val="4"/>
+          <w:numId w:val="3"/>
         </w:numPr>
         <w:tabs>
           <w:tab w:val="left" w:pos="640"/>
@@ -3947,7 +4087,7 @@
       <w:pPr>
         <w:numPr>
           <w:ilvl w:val="0"/>
-          <w:numId w:val="3"/>
+          <w:numId w:val="2"/>
         </w:numPr>
         <w:ind w:left="709" w:firstLine="0"/>
         <w:jc w:val="both"/>
@@ -3972,7 +4112,7 @@
       <w:pPr>
         <w:numPr>
           <w:ilvl w:val="0"/>
-          <w:numId w:val="3"/>
+          <w:numId w:val="2"/>
         </w:numPr>
         <w:jc w:val="both"/>
         <w:rPr>
@@ -3996,7 +4136,7 @@
       <w:pPr>
         <w:numPr>
           <w:ilvl w:val="0"/>
-          <w:numId w:val="3"/>
+          <w:numId w:val="2"/>
         </w:numPr>
         <w:jc w:val="both"/>
         <w:rPr>
@@ -4020,7 +4160,7 @@
       <w:pPr>
         <w:numPr>
           <w:ilvl w:val="0"/>
-          <w:numId w:val="3"/>
+          <w:numId w:val="2"/>
         </w:numPr>
         <w:tabs>
           <w:tab w:val="left" w:pos="560"/>
@@ -4761,8 +4901,6 @@
           <w:highlight w:val="none"/>
         </w:rPr>
       </w:pPr>
-      <w:bookmarkStart w:id="6" w:name="_GoBack"/>
-      <w:bookmarkEnd w:id="6"/>
     </w:p>
     <w:p>
       <w:pPr>
@@ -5309,119 +5447,6 @@
     </w:lvl>
   </w:abstractNum>
   <w:abstractNum w:abstractNumId="1">
-    <w:nsid w:val="05F06648"/>
-    <w:multiLevelType w:val="multilevel"/>
-    <w:tmpl w:val="05F06648"/>
-    <w:lvl w:ilvl="0" w:tentative="0">
-      <w:start w:val="1"/>
-      <w:numFmt w:val="bullet"/>
-      <w:lvlText w:val=""/>
-      <w:lvlJc w:val="left"/>
-      <w:pPr>
-        <w:ind w:left="720" w:hanging="360"/>
-      </w:pPr>
-      <w:rPr>
-        <w:rFonts w:hint="default" w:ascii="Symbol" w:hAnsi="Symbol"/>
-      </w:rPr>
-    </w:lvl>
-    <w:lvl w:ilvl="1" w:tentative="0">
-      <w:start w:val="1"/>
-      <w:numFmt w:val="bullet"/>
-      <w:lvlText w:val="o"/>
-      <w:lvlJc w:val="left"/>
-      <w:pPr>
-        <w:ind w:left="1440" w:hanging="360"/>
-      </w:pPr>
-      <w:rPr>
-        <w:rFonts w:hint="default" w:ascii="Courier New" w:hAnsi="Courier New" w:cs="Courier New"/>
-      </w:rPr>
-    </w:lvl>
-    <w:lvl w:ilvl="2" w:tentative="0">
-      <w:start w:val="1"/>
-      <w:numFmt w:val="bullet"/>
-      <w:lvlText w:val=""/>
-      <w:lvlJc w:val="left"/>
-      <w:pPr>
-        <w:ind w:left="2160" w:hanging="360"/>
-      </w:pPr>
-      <w:rPr>
-        <w:rFonts w:hint="default" w:ascii="Wingdings" w:hAnsi="Wingdings"/>
-      </w:rPr>
-    </w:lvl>
-    <w:lvl w:ilvl="3" w:tentative="0">
-      <w:start w:val="1"/>
-      <w:numFmt w:val="bullet"/>
-      <w:lvlText w:val=""/>
-      <w:lvlJc w:val="left"/>
-      <w:pPr>
-        <w:ind w:left="2880" w:hanging="360"/>
-      </w:pPr>
-      <w:rPr>
-        <w:rFonts w:hint="default" w:ascii="Symbol" w:hAnsi="Symbol"/>
-      </w:rPr>
-    </w:lvl>
-    <w:lvl w:ilvl="4" w:tentative="0">
-      <w:start w:val="1"/>
-      <w:numFmt w:val="bullet"/>
-      <w:lvlText w:val="o"/>
-      <w:lvlJc w:val="left"/>
-      <w:pPr>
-        <w:ind w:left="3600" w:hanging="360"/>
-      </w:pPr>
-      <w:rPr>
-        <w:rFonts w:hint="default" w:ascii="Courier New" w:hAnsi="Courier New" w:cs="Courier New"/>
-      </w:rPr>
-    </w:lvl>
-    <w:lvl w:ilvl="5" w:tentative="0">
-      <w:start w:val="1"/>
-      <w:numFmt w:val="bullet"/>
-      <w:lvlText w:val=""/>
-      <w:lvlJc w:val="left"/>
-      <w:pPr>
-        <w:ind w:left="4320" w:hanging="360"/>
-      </w:pPr>
-      <w:rPr>
-        <w:rFonts w:hint="default" w:ascii="Wingdings" w:hAnsi="Wingdings"/>
-      </w:rPr>
-    </w:lvl>
-    <w:lvl w:ilvl="6" w:tentative="0">
-      <w:start w:val="1"/>
-      <w:numFmt w:val="bullet"/>
-      <w:lvlText w:val=""/>
-      <w:lvlJc w:val="left"/>
-      <w:pPr>
-        <w:ind w:left="5040" w:hanging="360"/>
-      </w:pPr>
-      <w:rPr>
-        <w:rFonts w:hint="default" w:ascii="Symbol" w:hAnsi="Symbol"/>
-      </w:rPr>
-    </w:lvl>
-    <w:lvl w:ilvl="7" w:tentative="0">
-      <w:start w:val="1"/>
-      <w:numFmt w:val="bullet"/>
-      <w:lvlText w:val="o"/>
-      <w:lvlJc w:val="left"/>
-      <w:pPr>
-        <w:ind w:left="5760" w:hanging="360"/>
-      </w:pPr>
-      <w:rPr>
-        <w:rFonts w:hint="default" w:ascii="Courier New" w:hAnsi="Courier New" w:cs="Courier New"/>
-      </w:rPr>
-    </w:lvl>
-    <w:lvl w:ilvl="8" w:tentative="0">
-      <w:start w:val="1"/>
-      <w:numFmt w:val="bullet"/>
-      <w:lvlText w:val=""/>
-      <w:lvlJc w:val="left"/>
-      <w:pPr>
-        <w:ind w:left="6480" w:hanging="360"/>
-      </w:pPr>
-      <w:rPr>
-        <w:rFonts w:hint="default" w:ascii="Wingdings" w:hAnsi="Wingdings"/>
-      </w:rPr>
-    </w:lvl>
-  </w:abstractNum>
-  <w:abstractNum w:abstractNumId="2">
     <w:nsid w:val="366A18B6"/>
     <w:multiLevelType w:val="singleLevel"/>
     <w:tmpl w:val="366A18B6"/>
@@ -5441,7 +5466,7 @@
       </w:rPr>
     </w:lvl>
   </w:abstractNum>
-  <w:abstractNum w:abstractNumId="3">
+  <w:abstractNum w:abstractNumId="2">
     <w:nsid w:val="62EE7E44"/>
     <w:multiLevelType w:val="singleLevel"/>
     <w:tmpl w:val="62EE7E44"/>
@@ -5465,9 +5490,6 @@
     <w:abstractNumId w:val="1"/>
   </w:num>
   <w:num w:numId="2">
-    <w:abstractNumId w:val="2"/>
-  </w:num>
-  <w:num w:numId="3">
     <w:abstractNumId w:val="0"/>
     <w:lvlOverride w:ilvl="0">
       <w:lvl w:ilvl="0" w:tentative="1">
@@ -5485,8 +5507,8 @@
       </w:lvl>
     </w:lvlOverride>
   </w:num>
-  <w:num w:numId="4">
-    <w:abstractNumId w:val="3"/>
+  <w:num w:numId="3">
+    <w:abstractNumId w:val="2"/>
   </w:num>
 </w:numbering>
 </file>

--- a/document_templates/Contracts/particular/with_pledge/contract_particular_with_pledge.docx
+++ b/document_templates/Contracts/particular/with_pledge/contract_particular_with_pledge.docx
@@ -1831,8 +1831,6 @@
         </w:rPr>
         <w:t>${line_review_bonus_value}</w:t>
       </w:r>
-      <w:bookmarkStart w:id="6" w:name="_GoBack"/>
-      <w:bookmarkEnd w:id="6"/>
     </w:p>
     <w:p>
       <w:pPr>
@@ -2474,45 +2472,25 @@
         <w:rPr>
           <w:rFonts w:hint="default" w:ascii="Times New Roman" w:hAnsi="Times New Roman" w:cs="Times New Roman"/>
           <w:b/>
-          <w:bCs/>
-          <w:sz w:val="24"/>
-          <w:szCs w:val="24"/>
-          <w:highlight w:val="none"/>
-        </w:rPr>
-        <w:t>${verbal_trial.due_amount.fr}</w:t>
-      </w:r>
-      <w:r>
-        <w:rPr>
-          <w:rFonts w:hint="default" w:cs="Times New Roman"/>
-          <w:b/>
-          <w:bCs/>
-          <w:sz w:val="24"/>
-          <w:szCs w:val="24"/>
-          <w:highlight w:val="none"/>
-          <w:lang w:val="en-US"/>
-        </w:rPr>
-        <w:t xml:space="preserve"> (${verbal_trial.due_amount})</w:t>
-      </w:r>
-      <w:r>
-        <w:rPr>
-          <w:rFonts w:hint="default" w:ascii="Times New Roman" w:hAnsi="Times New Roman" w:cs="Times New Roman"/>
-          <w:b/>
-          <w:sz w:val="24"/>
-          <w:szCs w:val="24"/>
-          <w:highlight w:val="none"/>
-        </w:rPr>
-        <w:t xml:space="preserve"> </w:t>
-      </w:r>
-      <w:r>
-        <w:rPr>
-          <w:rFonts w:hint="default" w:ascii="Times New Roman" w:hAnsi="Times New Roman" w:cs="Times New Roman"/>
-          <w:bCs/>
-          <w:sz w:val="24"/>
-          <w:szCs w:val="24"/>
-          <w:highlight w:val="none"/>
-        </w:rPr>
-        <w:t>chaque mois</w:t>
-      </w:r>
+          <w:sz w:val="24"/>
+          <w:szCs w:val="24"/>
+          <w:shd w:val="clear" w:fill="auto"/>
+        </w:rPr>
+        <w:t xml:space="preserve">${due_amount} (${due_amount.fr}) F CFA </w:t>
+      </w:r>
+      <w:r>
+        <w:rPr>
+          <w:rFonts w:hint="default" w:ascii="Times New Roman" w:hAnsi="Times New Roman" w:cs="Times New Roman"/>
+          <w:b/>
+          <w:sz w:val="24"/>
+          <w:szCs w:val="24"/>
+          <w:shd w:val="clear" w:fill="auto"/>
+          <w:lang w:val="en-US"/>
+        </w:rPr>
+        <w:t>${verbal_trial.periodicity.fr2}</w:t>
+      </w:r>
+      <w:bookmarkStart w:id="6" w:name="_GoBack"/>
+      <w:bookmarkEnd w:id="6"/>
       <w:r>
         <w:rPr>
           <w:rFonts w:hint="default" w:ascii="Times New Roman" w:hAnsi="Times New Roman" w:cs="Times New Roman"/>

--- a/document_templates/Contracts/particular/with_pledge/contract_particular_with_pledge.docx
+++ b/document_templates/Contracts/particular/with_pledge/contract_particular_with_pledge.docx
@@ -189,8 +189,10 @@
           <w:szCs w:val="24"/>
           <w:highlight w:val="none"/>
         </w:rPr>
-        <w:t>Mélaine Marcel Séraphin DIGBE</w:t>
-      </w:r>
+        <w:t>Pascal KOVE</w:t>
+      </w:r>
+      <w:bookmarkStart w:id="6" w:name="_GoBack"/>
+      <w:bookmarkEnd w:id="6"/>
       <w:r>
         <w:rPr>
           <w:rFonts w:hint="default" w:ascii="Times New Roman" w:hAnsi="Times New Roman" w:cs="Times New Roman"/>
@@ -2489,8 +2491,6 @@
         </w:rPr>
         <w:t>${verbal_trial.periodicity.fr2}</w:t>
       </w:r>
-      <w:bookmarkStart w:id="6" w:name="_GoBack"/>
-      <w:bookmarkEnd w:id="6"/>
       <w:r>
         <w:rPr>
           <w:rFonts w:hint="default" w:ascii="Times New Roman" w:hAnsi="Times New Roman" w:cs="Times New Roman"/>

--- a/document_templates/Contracts/particular/with_pledge/contract_particular_with_pledge.docx
+++ b/document_templates/Contracts/particular/with_pledge/contract_particular_with_pledge.docx
@@ -191,8 +191,6 @@
         </w:rPr>
         <w:t>Pascal KOVE</w:t>
       </w:r>
-      <w:bookmarkStart w:id="6" w:name="_GoBack"/>
-      <w:bookmarkEnd w:id="6"/>
       <w:r>
         <w:rPr>
           <w:rFonts w:hint="default" w:ascii="Times New Roman" w:hAnsi="Times New Roman" w:cs="Times New Roman"/>
@@ -301,18 +299,10 @@
           <w:szCs w:val="24"/>
           <w:highlight w:val="none"/>
         </w:rPr>
-        <w:t>vertu d’un acte reçu par Me Afiavi S. do REGO-d’Almeida, Notaire à Lomé, en date du 19 Août 2022</w:t>
-      </w:r>
-      <w:r>
-        <w:rPr>
-          <w:rFonts w:hint="default" w:ascii="Times New Roman" w:hAnsi="Times New Roman" w:eastAsia="Calibri" w:cs="Times New Roman"/>
-          <w:sz w:val="24"/>
-          <w:szCs w:val="24"/>
-          <w:highlight w:val="none"/>
-          <w:lang w:eastAsia="en-US"/>
-        </w:rPr>
-        <w:t>,</w:t>
-      </w:r>
+        <w:t>vertu d’un acte reçu par Me Afiavi S. do REGO-d’Almeida, Notaire à Lomé</w:t>
+      </w:r>
+      <w:bookmarkStart w:id="6" w:name="_GoBack"/>
+      <w:bookmarkEnd w:id="6"/>
     </w:p>
     <w:p>
       <w:pPr>

--- a/document_templates/Contracts/particular/with_pledge/contract_particular_with_pledge.docx
+++ b/document_templates/Contracts/particular/with_pledge/contract_particular_with_pledge.docx
@@ -301,8 +301,6 @@
         </w:rPr>
         <w:t>vertu d’un acte reçu par Me Afiavi S. do REGO-d’Almeida, Notaire à Lomé</w:t>
       </w:r>
-      <w:bookmarkStart w:id="6" w:name="_GoBack"/>
-      <w:bookmarkEnd w:id="6"/>
     </w:p>
     <w:p>
       <w:pPr>
@@ -1577,68 +1575,7 @@
           <w:sz w:val="24"/>
           <w:szCs w:val="24"/>
         </w:rPr>
-        <w:t>Prime d’assurance</w:t>
-      </w:r>
-      <w:r>
-        <w:rPr>
-          <w:rFonts w:hint="default" w:ascii="Times New Roman" w:hAnsi="Times New Roman" w:cs="Times New Roman"/>
-          <w:b/>
-          <w:sz w:val="24"/>
-          <w:szCs w:val="24"/>
-          <w:shd w:val="clear" w:fill="auto"/>
-          <w:lang w:val="en-US"/>
-        </w:rPr>
-        <w:tab/>
-      </w:r>
-      <w:r>
-        <w:rPr>
-          <w:rFonts w:hint="default" w:ascii="Times New Roman" w:hAnsi="Times New Roman" w:cs="Times New Roman"/>
-          <w:b/>
-          <w:sz w:val="24"/>
-          <w:szCs w:val="24"/>
-          <w:shd w:val="clear" w:fill="auto"/>
-          <w:lang w:val="en-US"/>
-        </w:rPr>
-        <w:tab/>
-      </w:r>
-      <w:r>
-        <w:rPr>
-          <w:rFonts w:hint="default" w:ascii="Times New Roman" w:hAnsi="Times New Roman" w:cs="Times New Roman"/>
-          <w:b/>
-          <w:sz w:val="24"/>
-          <w:szCs w:val="24"/>
-          <w:shd w:val="clear" w:fill="auto"/>
-          <w:lang w:val="en-US"/>
-        </w:rPr>
-        <w:tab/>
-      </w:r>
-      <w:r>
-        <w:rPr>
-          <w:rFonts w:hint="default" w:ascii="Times New Roman" w:hAnsi="Times New Roman" w:cs="Times New Roman"/>
-          <w:b/>
-          <w:sz w:val="24"/>
-          <w:szCs w:val="24"/>
-        </w:rPr>
-        <w:t xml:space="preserve">: </w:t>
-      </w:r>
-      <w:r>
-        <w:rPr>
-          <w:rFonts w:hint="default" w:ascii="Times New Roman" w:hAnsi="Times New Roman" w:cs="Times New Roman"/>
-          <w:b/>
-          <w:sz w:val="24"/>
-          <w:szCs w:val="24"/>
-          <w:lang w:val="en-US"/>
-        </w:rPr>
-        <w:t>S</w:t>
-      </w:r>
-      <w:r>
-        <w:rPr>
-          <w:rFonts w:hint="default" w:ascii="Times New Roman" w:hAnsi="Times New Roman" w:cs="Times New Roman"/>
-          <w:b/>
-          <w:sz w:val="24"/>
-          <w:szCs w:val="24"/>
-        </w:rPr>
-        <w:t>elon la grille de l’assureur</w:t>
+        <w:t>${insurance}</w:t>
       </w:r>
     </w:p>
     <w:p>
@@ -1657,10 +1594,62 @@
           <w:b/>
           <w:sz w:val="24"/>
           <w:szCs w:val="24"/>
-          <w:shd w:val="clear" w:fill="auto"/>
-          <w:lang w:val="en-US"/>
-        </w:rPr>
-      </w:pPr>
+        </w:rPr>
+      </w:pPr>
+      <w:r>
+        <w:rPr>
+          <w:rFonts w:hint="default" w:ascii="Times New Roman" w:hAnsi="Times New Roman" w:cs="Times New Roman"/>
+          <w:b/>
+          <w:sz w:val="24"/>
+          <w:szCs w:val="24"/>
+        </w:rPr>
+        <w:tab/>
+      </w:r>
+      <w:r>
+        <w:rPr>
+          <w:rFonts w:hint="default" w:ascii="Times New Roman" w:hAnsi="Times New Roman" w:cs="Times New Roman"/>
+          <w:b/>
+          <w:sz w:val="24"/>
+          <w:szCs w:val="24"/>
+        </w:rPr>
+        <w:t xml:space="preserve">${key} </w:t>
+      </w:r>
+      <w:r>
+        <w:rPr>
+          <w:rFonts w:hint="default" w:ascii="Times New Roman" w:hAnsi="Times New Roman" w:cs="Times New Roman"/>
+          <w:b/>
+          <w:sz w:val="24"/>
+          <w:szCs w:val="24"/>
+        </w:rPr>
+        <w:tab/>
+      </w:r>
+      <w:r>
+        <w:rPr>
+          <w:rFonts w:hint="default" w:ascii="Times New Roman" w:hAnsi="Times New Roman" w:cs="Times New Roman"/>
+          <w:b/>
+          <w:sz w:val="24"/>
+          <w:szCs w:val="24"/>
+        </w:rPr>
+        <w:tab/>
+      </w:r>
+      <w:r>
+        <w:rPr>
+          <w:rFonts w:hint="default" w:ascii="Times New Roman" w:hAnsi="Times New Roman" w:cs="Times New Roman"/>
+          <w:b/>
+          <w:sz w:val="24"/>
+          <w:szCs w:val="24"/>
+        </w:rPr>
+        <w:tab/>
+      </w:r>
+      <w:r>
+        <w:rPr>
+          <w:rFonts w:hint="default" w:ascii="Times New Roman" w:hAnsi="Times New Roman" w:cs="Times New Roman"/>
+          <w:b/>
+          <w:sz w:val="24"/>
+          <w:szCs w:val="24"/>
+        </w:rPr>
+        <w:t>:  ${value}</w:t>
+      </w:r>
     </w:p>
     <w:p>
       <w:pPr>
@@ -1678,10 +1667,40 @@
           <w:b/>
           <w:sz w:val="24"/>
           <w:szCs w:val="24"/>
-          <w:highlight w:val="none"/>
-        </w:rPr>
-      </w:pPr>
-      <w:r>
+          <w:shd w:val="clear" w:fill="auto"/>
+          <w:lang w:val="en-US"/>
+        </w:rPr>
+      </w:pPr>
+      <w:r>
+        <w:rPr>
+          <w:rFonts w:hint="default" w:ascii="Times New Roman" w:hAnsi="Times New Roman" w:cs="Times New Roman"/>
+          <w:b/>
+          <w:sz w:val="24"/>
+          <w:szCs w:val="24"/>
+        </w:rPr>
+        <w:tab/>
+      </w:r>
+      <w:r>
+        <w:rPr>
+          <w:rFonts w:hint="default" w:ascii="Times New Roman" w:hAnsi="Times New Roman" w:cs="Times New Roman"/>
+          <w:b/>
+          <w:sz w:val="24"/>
+          <w:szCs w:val="24"/>
+        </w:rPr>
+        <w:t>${/insurance}</w:t>
+      </w:r>
+    </w:p>
+    <w:p>
+      <w:pPr>
+        <w:tabs>
+          <w:tab w:val="left" w:pos="708"/>
+          <w:tab w:val="left" w:pos="1416"/>
+          <w:tab w:val="left" w:pos="2124"/>
+          <w:tab w:val="left" w:pos="2748"/>
+          <w:tab w:val="left" w:pos="3708"/>
+        </w:tabs>
+        <w:spacing w:line="240" w:lineRule="auto"/>
+        <w:jc w:val="both"/>
         <w:rPr>
           <w:rFonts w:hint="default" w:cs="Times New Roman"/>
           <w:b/>
@@ -1689,8 +1708,49 @@
           <w:szCs w:val="24"/>
           <w:lang w:val="en-US"/>
         </w:rPr>
+      </w:pPr>
+      <w:r>
+        <w:rPr>
+          <w:rFonts w:hint="default" w:cs="Times New Roman"/>
+          <w:b/>
+          <w:sz w:val="24"/>
+          <w:szCs w:val="24"/>
+          <w:lang w:val="en-US"/>
+        </w:rPr>
         <w:tab/>
       </w:r>
+    </w:p>
+    <w:p>
+      <w:pPr>
+        <w:tabs>
+          <w:tab w:val="left" w:pos="708"/>
+          <w:tab w:val="left" w:pos="1416"/>
+          <w:tab w:val="left" w:pos="2124"/>
+          <w:tab w:val="left" w:pos="2748"/>
+          <w:tab w:val="left" w:pos="3708"/>
+        </w:tabs>
+        <w:spacing w:line="240" w:lineRule="auto"/>
+        <w:jc w:val="both"/>
+        <w:rPr>
+          <w:rFonts w:hint="default" w:ascii="Times New Roman" w:hAnsi="Times New Roman" w:cs="Times New Roman"/>
+          <w:b/>
+          <w:sz w:val="24"/>
+          <w:szCs w:val="24"/>
+          <w:highlight w:val="none"/>
+        </w:rPr>
+      </w:pPr>
+      <w:r>
+        <w:rPr>
+          <w:rFonts w:hint="default" w:cs="Times New Roman"/>
+          <w:b/>
+          <w:sz w:val="24"/>
+          <w:szCs w:val="24"/>
+          <w:lang w:val="en-US"/>
+        </w:rPr>
+        <w:tab/>
+      </w:r>
+      <w:bookmarkStart w:id="6" w:name="_GoBack"/>
+      <w:bookmarkEnd w:id="6"/>
       <w:r>
         <w:rPr>
           <w:rFonts w:hint="default" w:ascii="Times New Roman" w:hAnsi="Times New Roman" w:cs="Times New Roman"/>

--- a/document_templates/Contracts/particular/with_pledge/contract_particular_with_pledge.docx
+++ b/document_templates/Contracts/particular/with_pledge/contract_particular_with_pledge.docx
@@ -1556,6 +1556,7 @@
           <w:b/>
           <w:sz w:val="24"/>
           <w:szCs w:val="24"/>
+          <w:lang w:val="en-US"/>
         </w:rPr>
       </w:pPr>
       <w:r>
@@ -1574,6 +1575,7 @@
           <w:b/>
           <w:sz w:val="24"/>
           <w:szCs w:val="24"/>
+          <w:lang w:val="en-US"/>
         </w:rPr>
         <w:t>${insurance}</w:t>
       </w:r>
@@ -1594,14 +1596,16 @@
           <w:b/>
           <w:sz w:val="24"/>
           <w:szCs w:val="24"/>
-        </w:rPr>
-      </w:pPr>
-      <w:r>
-        <w:rPr>
-          <w:rFonts w:hint="default" w:ascii="Times New Roman" w:hAnsi="Times New Roman" w:cs="Times New Roman"/>
-          <w:b/>
-          <w:sz w:val="24"/>
-          <w:szCs w:val="24"/>
+          <w:lang w:val="en-US"/>
+        </w:rPr>
+      </w:pPr>
+      <w:r>
+        <w:rPr>
+          <w:rFonts w:hint="default" w:ascii="Times New Roman" w:hAnsi="Times New Roman" w:cs="Times New Roman"/>
+          <w:b/>
+          <w:sz w:val="24"/>
+          <w:szCs w:val="24"/>
+          <w:lang w:val="en-US"/>
         </w:rPr>
         <w:tab/>
       </w:r>
@@ -1611,6 +1615,7 @@
           <w:b/>
           <w:sz w:val="24"/>
           <w:szCs w:val="24"/>
+          <w:lang w:val="en-US"/>
         </w:rPr>
         <w:t xml:space="preserve">${key} </w:t>
       </w:r>
@@ -1620,6 +1625,7 @@
           <w:b/>
           <w:sz w:val="24"/>
           <w:szCs w:val="24"/>
+          <w:lang w:val="en-US"/>
         </w:rPr>
         <w:tab/>
       </w:r>
@@ -1629,6 +1635,7 @@
           <w:b/>
           <w:sz w:val="24"/>
           <w:szCs w:val="24"/>
+          <w:lang w:val="en-US"/>
         </w:rPr>
         <w:tab/>
       </w:r>
@@ -1638,6 +1645,7 @@
           <w:b/>
           <w:sz w:val="24"/>
           <w:szCs w:val="24"/>
+          <w:lang w:val="en-US"/>
         </w:rPr>
         <w:tab/>
       </w:r>
@@ -1647,8 +1655,9 @@
           <w:b/>
           <w:sz w:val="24"/>
           <w:szCs w:val="24"/>
-        </w:rPr>
-        <w:t>:  ${value}</w:t>
+          <w:lang w:val="en-US"/>
+        </w:rPr>
+        <w:t>: ${value}</w:t>
       </w:r>
     </w:p>
     <w:p>
@@ -1661,22 +1670,21 @@
           <w:tab w:val="left" w:pos="3708"/>
         </w:tabs>
         <w:spacing w:line="240" w:lineRule="auto"/>
-        <w:jc w:val="both"/>
-        <w:rPr>
-          <w:rFonts w:hint="default" w:ascii="Times New Roman" w:hAnsi="Times New Roman" w:cs="Times New Roman"/>
-          <w:b/>
-          <w:sz w:val="24"/>
-          <w:szCs w:val="24"/>
-          <w:shd w:val="clear" w:fill="auto"/>
-          <w:lang w:val="en-US"/>
-        </w:rPr>
-      </w:pPr>
-      <w:r>
-        <w:rPr>
-          <w:rFonts w:hint="default" w:ascii="Times New Roman" w:hAnsi="Times New Roman" w:cs="Times New Roman"/>
-          <w:b/>
-          <w:sz w:val="24"/>
-          <w:szCs w:val="24"/>
+        <w:rPr>
+          <w:rFonts w:hint="default" w:ascii="Times New Roman" w:hAnsi="Times New Roman" w:cs="Times New Roman"/>
+          <w:b/>
+          <w:sz w:val="24"/>
+          <w:szCs w:val="24"/>
+          <w:lang w:val="en-US"/>
+        </w:rPr>
+      </w:pPr>
+      <w:r>
+        <w:rPr>
+          <w:rFonts w:hint="default" w:ascii="Times New Roman" w:hAnsi="Times New Roman" w:cs="Times New Roman"/>
+          <w:b/>
+          <w:sz w:val="24"/>
+          <w:szCs w:val="24"/>
+          <w:lang w:val="en-US"/>
         </w:rPr>
         <w:tab/>
       </w:r>
@@ -1686,6 +1694,7 @@
           <w:b/>
           <w:sz w:val="24"/>
           <w:szCs w:val="24"/>
+          <w:lang w:val="en-US"/>
         </w:rPr>
         <w:t>${/insurance}</w:t>
       </w:r>
@@ -1700,25 +1709,14 @@
           <w:tab w:val="left" w:pos="3708"/>
         </w:tabs>
         <w:spacing w:line="240" w:lineRule="auto"/>
-        <w:jc w:val="both"/>
-        <w:rPr>
-          <w:rFonts w:hint="default" w:cs="Times New Roman"/>
-          <w:b/>
-          <w:sz w:val="24"/>
-          <w:szCs w:val="24"/>
-          <w:lang w:val="en-US"/>
-        </w:rPr>
-      </w:pPr>
-      <w:r>
-        <w:rPr>
-          <w:rFonts w:hint="default" w:cs="Times New Roman"/>
-          <w:b/>
-          <w:sz w:val="24"/>
-          <w:szCs w:val="24"/>
-          <w:lang w:val="en-US"/>
-        </w:rPr>
-        <w:tab/>
-      </w:r>
+        <w:rPr>
+          <w:rFonts w:hint="default" w:ascii="Times New Roman" w:hAnsi="Times New Roman" w:cs="Times New Roman"/>
+          <w:b/>
+          <w:sz w:val="24"/>
+          <w:szCs w:val="24"/>
+          <w:lang w:val="en-US"/>
+        </w:rPr>
+      </w:pPr>
     </w:p>
     <w:p>
       <w:pPr>
@@ -1736,12 +1734,12 @@
           <w:b/>
           <w:sz w:val="24"/>
           <w:szCs w:val="24"/>
-          <w:highlight w:val="none"/>
-        </w:rPr>
-      </w:pPr>
-      <w:r>
-        <w:rPr>
-          <w:rFonts w:hint="default" w:cs="Times New Roman"/>
+          <w:lang w:val="en-US"/>
+        </w:rPr>
+      </w:pPr>
+      <w:r>
+        <w:rPr>
+          <w:rFonts w:hint="default" w:ascii="Times New Roman" w:hAnsi="Times New Roman" w:cs="Times New Roman"/>
           <w:b/>
           <w:sz w:val="24"/>
           <w:szCs w:val="24"/>
@@ -1749,47 +1747,15 @@
         </w:rPr>
         <w:tab/>
       </w:r>
-      <w:bookmarkStart w:id="6" w:name="_GoBack"/>
-      <w:bookmarkEnd w:id="6"/>
-      <w:r>
-        <w:rPr>
-          <w:rFonts w:hint="default" w:ascii="Times New Roman" w:hAnsi="Times New Roman" w:cs="Times New Roman"/>
-          <w:b/>
-          <w:sz w:val="24"/>
-          <w:szCs w:val="24"/>
-          <w:lang w:val="en-US"/>
-        </w:rPr>
-        <w:t>${line_risk_premium_percentage}</w:t>
-      </w:r>
-      <w:r>
-        <w:rPr>
-          <w:rFonts w:hint="default" w:ascii="Times New Roman" w:hAnsi="Times New Roman" w:cs="Times New Roman"/>
-          <w:b/>
-          <w:sz w:val="24"/>
-          <w:szCs w:val="24"/>
-          <w:lang w:val="en-US"/>
-        </w:rPr>
-        <w:tab/>
-      </w:r>
-      <w:r>
-        <w:rPr>
-          <w:rFonts w:hint="default" w:ascii="Times New Roman" w:hAnsi="Times New Roman" w:cs="Times New Roman"/>
-          <w:b/>
-          <w:sz w:val="24"/>
-          <w:szCs w:val="24"/>
-          <w:lang w:val="en-US"/>
-        </w:rPr>
-        <w:tab/>
-      </w:r>
-      <w:r>
-        <w:rPr>
-          <w:rFonts w:hint="default" w:ascii="Times New Roman" w:hAnsi="Times New Roman" w:cs="Times New Roman"/>
-          <w:b/>
-          <w:sz w:val="24"/>
-          <w:szCs w:val="24"/>
-          <w:lang w:val="en-US"/>
-        </w:rPr>
-        <w:t>${line_risk_premium_percentage_value}</w:t>
+      <w:r>
+        <w:rPr>
+          <w:rFonts w:hint="default" w:ascii="Times New Roman" w:hAnsi="Times New Roman" w:cs="Times New Roman"/>
+          <w:b/>
+          <w:sz w:val="24"/>
+          <w:szCs w:val="24"/>
+          <w:lang w:val="en-US"/>
+        </w:rPr>
+        <w:t>${riskPremiumPercentage}</w:t>
       </w:r>
     </w:p>
     <w:p>
@@ -1802,14 +1768,85 @@
           <w:tab w:val="left" w:pos="3708"/>
         </w:tabs>
         <w:spacing w:line="240" w:lineRule="auto"/>
-        <w:rPr>
-          <w:rFonts w:hint="default" w:ascii="Times New Roman" w:hAnsi="Times New Roman" w:cs="Times New Roman"/>
-          <w:b/>
-          <w:sz w:val="24"/>
-          <w:szCs w:val="24"/>
-          <w:lang w:val="en-US"/>
-        </w:rPr>
-      </w:pPr>
+        <w:jc w:val="both"/>
+        <w:rPr>
+          <w:rFonts w:hint="default" w:ascii="Times New Roman" w:hAnsi="Times New Roman" w:cs="Times New Roman"/>
+          <w:b/>
+          <w:sz w:val="24"/>
+          <w:szCs w:val="24"/>
+          <w:lang w:val="en-US"/>
+        </w:rPr>
+      </w:pPr>
+      <w:r>
+        <w:rPr>
+          <w:rFonts w:hint="default" w:ascii="Times New Roman" w:hAnsi="Times New Roman" w:cs="Times New Roman"/>
+          <w:b/>
+          <w:sz w:val="24"/>
+          <w:szCs w:val="24"/>
+          <w:lang w:val="en-US"/>
+        </w:rPr>
+        <w:tab/>
+      </w:r>
+      <w:r>
+        <w:rPr>
+          <w:rFonts w:hint="default" w:ascii="Times New Roman" w:hAnsi="Times New Roman" w:cs="Times New Roman"/>
+          <w:b/>
+          <w:sz w:val="24"/>
+          <w:szCs w:val="24"/>
+          <w:lang w:val="en-US"/>
+        </w:rPr>
+        <w:t xml:space="preserve">${key} </w:t>
+      </w:r>
+      <w:r>
+        <w:rPr>
+          <w:rFonts w:hint="default" w:ascii="Times New Roman" w:hAnsi="Times New Roman" w:cs="Times New Roman"/>
+          <w:b/>
+          <w:sz w:val="24"/>
+          <w:szCs w:val="24"/>
+          <w:lang w:val="en-US"/>
+        </w:rPr>
+        <w:tab/>
+      </w:r>
+      <w:r>
+        <w:rPr>
+          <w:rFonts w:hint="default" w:ascii="Times New Roman" w:hAnsi="Times New Roman" w:cs="Times New Roman"/>
+          <w:b/>
+          <w:sz w:val="24"/>
+          <w:szCs w:val="24"/>
+          <w:lang w:val="en-US"/>
+        </w:rPr>
+        <w:tab/>
+      </w:r>
+      <w:r>
+        <w:rPr>
+          <w:rFonts w:hint="default" w:ascii="Times New Roman" w:hAnsi="Times New Roman" w:cs="Times New Roman"/>
+          <w:b/>
+          <w:sz w:val="24"/>
+          <w:szCs w:val="24"/>
+          <w:lang w:val="en-US"/>
+        </w:rPr>
+        <w:t>:</w:t>
+      </w:r>
+      <w:r>
+        <w:rPr>
+          <w:rFonts w:hint="default" w:cs="Times New Roman"/>
+          <w:b/>
+          <w:sz w:val="24"/>
+          <w:szCs w:val="24"/>
+          <w:lang w:val="en-US"/>
+        </w:rPr>
+        <w:t xml:space="preserve"> </w:t>
+      </w:r>
+      <w:r>
+        <w:rPr>
+          <w:rFonts w:hint="default" w:ascii="Times New Roman" w:hAnsi="Times New Roman" w:cs="Times New Roman"/>
+          <w:b/>
+          <w:sz w:val="24"/>
+          <w:szCs w:val="24"/>
+          <w:lang w:val="en-US"/>
+        </w:rPr>
+        <w:t>${value}</w:t>
+      </w:r>
     </w:p>
     <w:p>
       <w:pPr>
@@ -1831,7 +1868,7 @@
       </w:pPr>
       <w:r>
         <w:rPr>
-          <w:rFonts w:hint="default" w:cs="Times New Roman"/>
+          <w:rFonts w:hint="default" w:ascii="Times New Roman" w:hAnsi="Times New Roman" w:cs="Times New Roman"/>
           <w:b/>
           <w:sz w:val="24"/>
           <w:szCs w:val="24"/>
@@ -1845,43 +1882,9 @@
           <w:b/>
           <w:sz w:val="24"/>
           <w:szCs w:val="24"/>
-          <w:shd w:val="clear" w:fill="auto"/>
-          <w:lang w:val="en-US"/>
-        </w:rPr>
-        <w:t>${line_review_bonus}</w:t>
-      </w:r>
-      <w:r>
-        <w:rPr>
-          <w:rFonts w:hint="default" w:ascii="Times New Roman" w:hAnsi="Times New Roman" w:cs="Times New Roman"/>
-          <w:b/>
-          <w:sz w:val="24"/>
-          <w:szCs w:val="24"/>
-          <w:shd w:val="clear" w:fill="auto"/>
-          <w:lang w:val="en-US"/>
-        </w:rPr>
-        <w:tab/>
-      </w:r>
-      <w:r>
-        <w:rPr>
-          <w:rFonts w:hint="default" w:ascii="Times New Roman" w:hAnsi="Times New Roman" w:cs="Times New Roman"/>
-          <w:b/>
-          <w:sz w:val="24"/>
-          <w:szCs w:val="24"/>
-          <w:shd w:val="clear" w:fill="auto"/>
-          <w:lang w:val="en-US"/>
-        </w:rPr>
-        <w:tab/>
-      </w:r>
-      <w:r>
-        <w:rPr>
-          <w:rFonts w:hint="default" w:ascii="Times New Roman" w:hAnsi="Times New Roman" w:cs="Times New Roman"/>
-          <w:b/>
-          <w:sz w:val="24"/>
-          <w:szCs w:val="24"/>
-          <w:shd w:val="clear" w:fill="auto"/>
-          <w:lang w:val="en-US"/>
-        </w:rPr>
-        <w:t>${line_review_bonus_value}</w:t>
+          <w:lang w:val="en-US"/>
+        </w:rPr>
+        <w:t>${/riskPremiumPercentage}</w:t>
       </w:r>
     </w:p>
     <w:p>
@@ -1894,6 +1897,7 @@
           <w:tab w:val="left" w:pos="3708"/>
         </w:tabs>
         <w:spacing w:line="240" w:lineRule="auto"/>
+        <w:jc w:val="both"/>
         <w:rPr>
           <w:rFonts w:hint="default" w:ascii="Times New Roman" w:hAnsi="Times New Roman" w:cs="Times New Roman"/>
           <w:b/>
@@ -1913,6 +1917,194 @@
           <w:tab w:val="left" w:pos="3708"/>
         </w:tabs>
         <w:spacing w:line="240" w:lineRule="auto"/>
+        <w:jc w:val="both"/>
+        <w:rPr>
+          <w:rFonts w:hint="default" w:ascii="Times New Roman" w:hAnsi="Times New Roman" w:cs="Times New Roman"/>
+          <w:b/>
+          <w:sz w:val="24"/>
+          <w:szCs w:val="24"/>
+          <w:lang w:val="en-US"/>
+        </w:rPr>
+      </w:pPr>
+      <w:r>
+        <w:rPr>
+          <w:rFonts w:hint="default" w:ascii="Times New Roman" w:hAnsi="Times New Roman" w:cs="Times New Roman"/>
+          <w:b/>
+          <w:sz w:val="24"/>
+          <w:szCs w:val="24"/>
+          <w:lang w:val="en-US"/>
+        </w:rPr>
+        <w:tab/>
+      </w:r>
+      <w:r>
+        <w:rPr>
+          <w:rFonts w:hint="default" w:ascii="Times New Roman" w:hAnsi="Times New Roman" w:cs="Times New Roman"/>
+          <w:b/>
+          <w:sz w:val="24"/>
+          <w:szCs w:val="24"/>
+          <w:lang w:val="en-US"/>
+        </w:rPr>
+        <w:t>${reviewBonus}</w:t>
+      </w:r>
+    </w:p>
+    <w:p>
+      <w:pPr>
+        <w:tabs>
+          <w:tab w:val="left" w:pos="708"/>
+          <w:tab w:val="left" w:pos="1416"/>
+          <w:tab w:val="left" w:pos="2124"/>
+          <w:tab w:val="left" w:pos="2748"/>
+          <w:tab w:val="left" w:pos="3708"/>
+        </w:tabs>
+        <w:spacing w:line="240" w:lineRule="auto"/>
+        <w:jc w:val="both"/>
+        <w:rPr>
+          <w:rFonts w:hint="default" w:ascii="Times New Roman" w:hAnsi="Times New Roman" w:cs="Times New Roman"/>
+          <w:b/>
+          <w:sz w:val="24"/>
+          <w:szCs w:val="24"/>
+          <w:lang w:val="en-US"/>
+        </w:rPr>
+      </w:pPr>
+      <w:r>
+        <w:rPr>
+          <w:rFonts w:hint="default" w:ascii="Times New Roman" w:hAnsi="Times New Roman" w:cs="Times New Roman"/>
+          <w:b/>
+          <w:sz w:val="24"/>
+          <w:szCs w:val="24"/>
+          <w:lang w:val="en-US"/>
+        </w:rPr>
+        <w:tab/>
+      </w:r>
+      <w:r>
+        <w:rPr>
+          <w:rFonts w:hint="default" w:ascii="Times New Roman" w:hAnsi="Times New Roman" w:cs="Times New Roman"/>
+          <w:b/>
+          <w:sz w:val="24"/>
+          <w:szCs w:val="24"/>
+          <w:lang w:val="en-US"/>
+        </w:rPr>
+        <w:t xml:space="preserve">${key} </w:t>
+      </w:r>
+      <w:r>
+        <w:rPr>
+          <w:rFonts w:hint="default" w:ascii="Times New Roman" w:hAnsi="Times New Roman" w:cs="Times New Roman"/>
+          <w:b/>
+          <w:sz w:val="24"/>
+          <w:szCs w:val="24"/>
+          <w:lang w:val="en-US"/>
+        </w:rPr>
+        <w:tab/>
+      </w:r>
+      <w:r>
+        <w:rPr>
+          <w:rFonts w:hint="default" w:ascii="Times New Roman" w:hAnsi="Times New Roman" w:cs="Times New Roman"/>
+          <w:b/>
+          <w:sz w:val="24"/>
+          <w:szCs w:val="24"/>
+          <w:lang w:val="en-US"/>
+        </w:rPr>
+        <w:tab/>
+      </w:r>
+      <w:r>
+        <w:rPr>
+          <w:rFonts w:hint="default" w:ascii="Times New Roman" w:hAnsi="Times New Roman" w:cs="Times New Roman"/>
+          <w:b/>
+          <w:sz w:val="24"/>
+          <w:szCs w:val="24"/>
+          <w:lang w:val="en-US"/>
+        </w:rPr>
+        <w:t>:</w:t>
+      </w:r>
+      <w:r>
+        <w:rPr>
+          <w:rFonts w:hint="default" w:cs="Times New Roman"/>
+          <w:b/>
+          <w:sz w:val="24"/>
+          <w:szCs w:val="24"/>
+          <w:lang w:val="en-US"/>
+        </w:rPr>
+        <w:t xml:space="preserve"> </w:t>
+      </w:r>
+      <w:r>
+        <w:rPr>
+          <w:rFonts w:hint="default" w:ascii="Times New Roman" w:hAnsi="Times New Roman" w:cs="Times New Roman"/>
+          <w:b/>
+          <w:sz w:val="24"/>
+          <w:szCs w:val="24"/>
+          <w:lang w:val="en-US"/>
+        </w:rPr>
+        <w:t>${value}</w:t>
+      </w:r>
+    </w:p>
+    <w:p>
+      <w:pPr>
+        <w:tabs>
+          <w:tab w:val="left" w:pos="708"/>
+          <w:tab w:val="left" w:pos="1416"/>
+          <w:tab w:val="left" w:pos="2124"/>
+          <w:tab w:val="left" w:pos="2748"/>
+          <w:tab w:val="left" w:pos="3708"/>
+        </w:tabs>
+        <w:spacing w:line="240" w:lineRule="auto"/>
+        <w:rPr>
+          <w:rFonts w:hint="default" w:ascii="Times New Roman" w:hAnsi="Times New Roman" w:cs="Times New Roman"/>
+          <w:b/>
+          <w:sz w:val="24"/>
+          <w:szCs w:val="24"/>
+          <w:lang w:val="en-US"/>
+        </w:rPr>
+      </w:pPr>
+      <w:r>
+        <w:rPr>
+          <w:rFonts w:hint="default" w:ascii="Times New Roman" w:hAnsi="Times New Roman" w:cs="Times New Roman"/>
+          <w:b/>
+          <w:sz w:val="24"/>
+          <w:szCs w:val="24"/>
+          <w:lang w:val="en-US"/>
+        </w:rPr>
+        <w:tab/>
+      </w:r>
+      <w:r>
+        <w:rPr>
+          <w:rFonts w:hint="default" w:ascii="Times New Roman" w:hAnsi="Times New Roman" w:cs="Times New Roman"/>
+          <w:b/>
+          <w:sz w:val="24"/>
+          <w:szCs w:val="24"/>
+          <w:lang w:val="en-US"/>
+        </w:rPr>
+        <w:t>${/reviewBonus}</w:t>
+      </w:r>
+    </w:p>
+    <w:p>
+      <w:pPr>
+        <w:tabs>
+          <w:tab w:val="left" w:pos="708"/>
+          <w:tab w:val="left" w:pos="1416"/>
+          <w:tab w:val="left" w:pos="2124"/>
+          <w:tab w:val="left" w:pos="2748"/>
+          <w:tab w:val="left" w:pos="3708"/>
+        </w:tabs>
+        <w:spacing w:line="240" w:lineRule="auto"/>
+        <w:rPr>
+          <w:rFonts w:hint="default" w:ascii="Times New Roman" w:hAnsi="Times New Roman" w:cs="Times New Roman"/>
+          <w:b/>
+          <w:sz w:val="24"/>
+          <w:szCs w:val="24"/>
+          <w:lang w:val="en-US"/>
+        </w:rPr>
+      </w:pPr>
+    </w:p>
+    <w:p>
+      <w:pPr>
+        <w:tabs>
+          <w:tab w:val="left" w:pos="708"/>
+          <w:tab w:val="left" w:pos="1416"/>
+          <w:tab w:val="left" w:pos="2124"/>
+          <w:tab w:val="left" w:pos="2748"/>
+          <w:tab w:val="left" w:pos="3708"/>
+        </w:tabs>
+        <w:spacing w:line="240" w:lineRule="auto"/>
         <w:rPr>
           <w:rFonts w:hint="default" w:ascii="Times New Roman" w:hAnsi="Times New Roman" w:cs="Times New Roman"/>
           <w:color w:val="111111"/>
@@ -1941,7 +2133,20 @@
           <w:szCs w:val="24"/>
           <w:shd w:val="clear" w:fill="auto"/>
         </w:rPr>
-        <w:t>Date de la première échéance</w:t>
+        <w:t>Date de la première é</w:t>
+      </w:r>
+      <w:bookmarkStart w:id="6" w:name="_GoBack"/>
+      <w:bookmarkEnd w:id="6"/>
+      <w:r>
+        <w:rPr>
+          <w:rFonts w:hint="default" w:ascii="Times New Roman" w:hAnsi="Times New Roman" w:cs="Times New Roman"/>
+          <w:b/>
+          <w:color w:val="111111"/>
+          <w:sz w:val="24"/>
+          <w:szCs w:val="24"/>
+          <w:shd w:val="clear" w:fill="auto"/>
+        </w:rPr>
+        <w:t>chéance</w:t>
       </w:r>
       <w:r>
         <w:rPr>

--- a/document_templates/Contracts/particular/with_pledge/contract_particular_with_pledge.docx
+++ b/document_templates/Contracts/particular/with_pledge/contract_particular_with_pledge.docx
@@ -110,7 +110,27 @@
           <w:szCs w:val="24"/>
           <w:highlight w:val="none"/>
         </w:rPr>
-        <w:t>, Société Anonyme avec Conseil d’Administration au capital de  500.000.000 FCFA, immatriculée au Registre du Commerce et du Crédit Mobilier du TOGO, sous le numéro initial TOGO-LOME TG-LOM 2018 B2536, Agrément Numéro 36 et inscrite sur la liste de l’APSFD sous le numéro T/1/GFLM/2019/257A, dont le siège social est situé à LOME (TOGO</w:t>
+        <w:t xml:space="preserve">, Société Anonyme avec Conseil d’Administration au capital de  500.000.000 FCFA, immatriculée au Registre du Commerce et du Crédit Mobilier du TOGO, sous le numéro initial </w:t>
+      </w:r>
+      <w:r>
+        <w:rPr>
+          <w:rFonts w:hint="default" w:ascii="Times New Roman" w:hAnsi="Times New Roman" w:cs="Times New Roman"/>
+          <w:color w:val="000000"/>
+          <w:sz w:val="24"/>
+          <w:szCs w:val="24"/>
+        </w:rPr>
+        <w:t>TG-LFW-01-2022-44-0713, Agrément Numéro 36/MF/SG/CAS-IMEC et inscrite sur la liste de l’APSFD sous le numéro T/1/GFLM/2019/257A</w:t>
+      </w:r>
+      <w:bookmarkStart w:id="6" w:name="_GoBack"/>
+      <w:bookmarkEnd w:id="6"/>
+      <w:r>
+        <w:rPr>
+          <w:rFonts w:hint="default" w:ascii="Times New Roman" w:hAnsi="Times New Roman" w:cs="Times New Roman"/>
+          <w:sz w:val="24"/>
+          <w:szCs w:val="24"/>
+          <w:highlight w:val="none"/>
+        </w:rPr>
+        <w:t>, dont le siège social est situé à LOME (TOGO</w:t>
       </w:r>
       <w:bookmarkStart w:id="0" w:name="_Hlk66259236"/>
       <w:r>
@@ -2133,20 +2153,7 @@
           <w:szCs w:val="24"/>
           <w:shd w:val="clear" w:fill="auto"/>
         </w:rPr>
-        <w:t>Date de la première é</w:t>
-      </w:r>
-      <w:bookmarkStart w:id="6" w:name="_GoBack"/>
-      <w:bookmarkEnd w:id="6"/>
-      <w:r>
-        <w:rPr>
-          <w:rFonts w:hint="default" w:ascii="Times New Roman" w:hAnsi="Times New Roman" w:cs="Times New Roman"/>
-          <w:b/>
-          <w:color w:val="111111"/>
-          <w:sz w:val="24"/>
-          <w:szCs w:val="24"/>
-          <w:shd w:val="clear" w:fill="auto"/>
-        </w:rPr>
-        <w:t>chéance</w:t>
+        <w:t>Date de la première échéance</w:t>
       </w:r>
       <w:r>
         <w:rPr>

--- a/document_templates/Contracts/particular/with_pledge/contract_particular_with_pledge.docx
+++ b/document_templates/Contracts/particular/with_pledge/contract_particular_with_pledge.docx
@@ -110,7 +110,7 @@
           <w:szCs w:val="24"/>
           <w:highlight w:val="none"/>
         </w:rPr>
-        <w:t xml:space="preserve">, Société Anonyme avec Conseil d’Administration au capital de  500.000.000 FCFA, immatriculée au Registre du Commerce et du Crédit Mobilier du TOGO, sous le numéro initial </w:t>
+        <w:t xml:space="preserve">, Société Anonyme avec Conseil d’Administration au capital de  1 500 000 000 FCFA, immatriculée au Registre du Commerce et du Crédit Mobilier du TOGO, sous le numéro initial </w:t>
       </w:r>
       <w:r>
         <w:rPr>
@@ -119,98 +119,98 @@
           <w:sz w:val="24"/>
           <w:szCs w:val="24"/>
         </w:rPr>
-        <w:t>TG-LFW-01-2022-44-0713, Agrément Numéro 36/MF/SG/CAS-IMEC et inscrite sur la liste de l’APSFD sous le numéro T/1/GFLM/2019/257A</w:t>
+        <w:t>TG-LFW-01-2025-M-12369, Agrément Numéro 36/MF/SG/CAS-IMEC et inscrite sur la liste de l’APSFD sous le numéro T/1/GFLM/2019/257A</w:t>
+      </w:r>
+      <w:r>
+        <w:rPr>
+          <w:rFonts w:hint="default" w:ascii="Times New Roman" w:hAnsi="Times New Roman" w:cs="Times New Roman"/>
+          <w:sz w:val="24"/>
+          <w:szCs w:val="24"/>
+          <w:highlight w:val="none"/>
+        </w:rPr>
+        <w:t>, dont le siège social est situé à LOME (TOGO</w:t>
+      </w:r>
+      <w:bookmarkStart w:id="0" w:name="_Hlk66259236"/>
+      <w:r>
+        <w:rPr>
+          <w:rFonts w:hint="default" w:ascii="Times New Roman" w:hAnsi="Times New Roman" w:cs="Times New Roman"/>
+          <w:sz w:val="24"/>
+          <w:szCs w:val="24"/>
+          <w:highlight w:val="none"/>
+        </w:rPr>
+        <w:t>), Boulevard du 13 Janvier, Quartier Kodjoviakopé, 07 BP : 7499 Lomé-TOGO</w:t>
+      </w:r>
+      <w:bookmarkEnd w:id="0"/>
+      <w:r>
+        <w:rPr>
+          <w:rFonts w:hint="default" w:ascii="Times New Roman" w:hAnsi="Times New Roman" w:cs="Times New Roman"/>
+          <w:sz w:val="24"/>
+          <w:szCs w:val="24"/>
+          <w:highlight w:val="none"/>
+        </w:rPr>
+        <w:t>, Téléphone : 00 228 22 23 68 68 / 00 228 22 23 68 60 ;</w:t>
+      </w:r>
+    </w:p>
+    <w:p>
+      <w:pPr>
+        <w:spacing w:after="200" w:line="276" w:lineRule="auto"/>
+        <w:jc w:val="both"/>
+        <w:rPr>
+          <w:rFonts w:hint="default" w:ascii="Times New Roman" w:hAnsi="Times New Roman" w:eastAsia="Calibri" w:cs="Times New Roman"/>
+          <w:sz w:val="24"/>
+          <w:szCs w:val="24"/>
+          <w:highlight w:val="none"/>
+          <w:lang w:eastAsia="en-US"/>
+        </w:rPr>
+      </w:pPr>
+      <w:r>
+        <w:rPr>
+          <w:rFonts w:hint="default" w:ascii="Times New Roman" w:hAnsi="Times New Roman" w:cs="Times New Roman"/>
+          <w:bCs/>
+          <w:iCs/>
+          <w:sz w:val="24"/>
+          <w:szCs w:val="24"/>
+          <w:highlight w:val="none"/>
+        </w:rPr>
+        <w:t xml:space="preserve">Représentée par </w:t>
+      </w:r>
+      <w:r>
+        <w:rPr>
+          <w:rFonts w:hint="default" w:ascii="Times New Roman" w:hAnsi="Times New Roman" w:cs="Times New Roman"/>
+          <w:b/>
+          <w:bCs/>
+          <w:iCs/>
+          <w:sz w:val="24"/>
+          <w:szCs w:val="24"/>
+          <w:highlight w:val="none"/>
+        </w:rPr>
+        <w:t>Monsieur</w:t>
+      </w:r>
+      <w:r>
+        <w:rPr>
+          <w:rFonts w:hint="default" w:ascii="Times New Roman" w:hAnsi="Times New Roman" w:cs="Times New Roman"/>
+          <w:bCs/>
+          <w:iCs/>
+          <w:sz w:val="24"/>
+          <w:szCs w:val="24"/>
+          <w:highlight w:val="none"/>
+        </w:rPr>
+        <w:t xml:space="preserve"> </w:t>
+      </w:r>
+      <w:r>
+        <w:rPr>
+          <w:rFonts w:hint="default" w:ascii="Times New Roman" w:hAnsi="Times New Roman" w:cs="Times New Roman"/>
+          <w:b/>
+          <w:bCs/>
+          <w:iCs/>
+          <w:sz w:val="24"/>
+          <w:szCs w:val="24"/>
+          <w:highlight w:val="none"/>
+        </w:rPr>
+        <w:t>Kossi Mawuli KOVE</w:t>
       </w:r>
       <w:bookmarkStart w:id="6" w:name="_GoBack"/>
       <w:bookmarkEnd w:id="6"/>
-      <w:r>
-        <w:rPr>
-          <w:rFonts w:hint="default" w:ascii="Times New Roman" w:hAnsi="Times New Roman" w:cs="Times New Roman"/>
-          <w:sz w:val="24"/>
-          <w:szCs w:val="24"/>
-          <w:highlight w:val="none"/>
-        </w:rPr>
-        <w:t>, dont le siège social est situé à LOME (TOGO</w:t>
-      </w:r>
-      <w:bookmarkStart w:id="0" w:name="_Hlk66259236"/>
-      <w:r>
-        <w:rPr>
-          <w:rFonts w:hint="default" w:ascii="Times New Roman" w:hAnsi="Times New Roman" w:cs="Times New Roman"/>
-          <w:sz w:val="24"/>
-          <w:szCs w:val="24"/>
-          <w:highlight w:val="none"/>
-        </w:rPr>
-        <w:t>), Boulevard du 13 Janvier, Quartier Kodjoviakopé, 07 BP : 7499 Lomé-TOGO</w:t>
-      </w:r>
-      <w:bookmarkEnd w:id="0"/>
-      <w:r>
-        <w:rPr>
-          <w:rFonts w:hint="default" w:ascii="Times New Roman" w:hAnsi="Times New Roman" w:cs="Times New Roman"/>
-          <w:sz w:val="24"/>
-          <w:szCs w:val="24"/>
-          <w:highlight w:val="none"/>
-        </w:rPr>
-        <w:t>, Téléphone : 00 228 22 23 68 68 / 00 228 22 23 68 60 ;</w:t>
-      </w:r>
-    </w:p>
-    <w:p>
-      <w:pPr>
-        <w:spacing w:after="200" w:line="276" w:lineRule="auto"/>
-        <w:jc w:val="both"/>
-        <w:rPr>
-          <w:rFonts w:hint="default" w:ascii="Times New Roman" w:hAnsi="Times New Roman" w:eastAsia="Calibri" w:cs="Times New Roman"/>
-          <w:sz w:val="24"/>
-          <w:szCs w:val="24"/>
-          <w:highlight w:val="none"/>
-          <w:lang w:eastAsia="en-US"/>
-        </w:rPr>
-      </w:pPr>
-      <w:r>
-        <w:rPr>
-          <w:rFonts w:hint="default" w:ascii="Times New Roman" w:hAnsi="Times New Roman" w:cs="Times New Roman"/>
-          <w:bCs/>
-          <w:iCs/>
-          <w:sz w:val="24"/>
-          <w:szCs w:val="24"/>
-          <w:highlight w:val="none"/>
-        </w:rPr>
-        <w:t xml:space="preserve">Représentée par </w:t>
-      </w:r>
-      <w:r>
-        <w:rPr>
-          <w:rFonts w:hint="default" w:ascii="Times New Roman" w:hAnsi="Times New Roman" w:cs="Times New Roman"/>
-          <w:b/>
-          <w:bCs/>
-          <w:iCs/>
-          <w:sz w:val="24"/>
-          <w:szCs w:val="24"/>
-          <w:highlight w:val="none"/>
-        </w:rPr>
-        <w:t>Monsieur</w:t>
-      </w:r>
-      <w:r>
-        <w:rPr>
-          <w:rFonts w:hint="default" w:ascii="Times New Roman" w:hAnsi="Times New Roman" w:cs="Times New Roman"/>
-          <w:bCs/>
-          <w:iCs/>
-          <w:sz w:val="24"/>
-          <w:szCs w:val="24"/>
-          <w:highlight w:val="none"/>
-        </w:rPr>
-        <w:t xml:space="preserve"> </w:t>
-      </w:r>
-      <w:r>
-        <w:rPr>
-          <w:rFonts w:hint="default" w:ascii="Times New Roman" w:hAnsi="Times New Roman" w:cs="Times New Roman"/>
-          <w:b/>
-          <w:bCs/>
-          <w:iCs/>
-          <w:sz w:val="24"/>
-          <w:szCs w:val="24"/>
-          <w:highlight w:val="none"/>
-        </w:rPr>
-        <w:t>Pascal KOVE</w:t>
-      </w:r>
       <w:r>
         <w:rPr>
           <w:rFonts w:hint="default" w:ascii="Times New Roman" w:hAnsi="Times New Roman" w:cs="Times New Roman"/>

--- a/document_templates/Contracts/particular/with_pledge/contract_particular_with_pledge.docx
+++ b/document_templates/Contracts/particular/with_pledge/contract_particular_with_pledge.docx
@@ -209,8 +209,6 @@
         </w:rPr>
         <w:t>Kossi Mawuli KOVE</w:t>
       </w:r>
-      <w:bookmarkStart w:id="6" w:name="_GoBack"/>
-      <w:bookmarkEnd w:id="6"/>
       <w:r>
         <w:rPr>
           <w:rFonts w:hint="default" w:ascii="Times New Roman" w:hAnsi="Times New Roman" w:cs="Times New Roman"/>
@@ -454,7 +452,32 @@
           <w:szCs w:val="24"/>
           <w:highlight w:val="none"/>
         </w:rPr>
-        <w:t>}, de nationalité ${representative_nationality} domicilié à ${representative_home_address} et titulaire d’un(e) ${representative_type_of_identity_document} ${representative_number_of_identity_document} délivrée le ${representative_date_of_issue_of_identity_document</w:t>
+        <w:t>}, de nationalité ${representative_nationality} domicilié à ${representative_home_address} et titulaire d’un(e) ${representative_type_of_identity_document} ${representative_number_of_identity_document}</w:t>
+      </w:r>
+      <w:r>
+        <w:rPr>
+          <w:rFonts w:hint="default" w:cs="Times New Roman"/>
+          <w:b/>
+          <w:bCs/>
+          <w:sz w:val="24"/>
+          <w:szCs w:val="24"/>
+          <w:highlight w:val="none"/>
+          <w:lang w:val="fr-FR"/>
+        </w:rPr>
+        <w:t xml:space="preserve"> </w:t>
+      </w:r>
+      <w:bookmarkStart w:id="6" w:name="_GoBack"/>
+      <w:bookmarkEnd w:id="6"/>
+      <w:r>
+        <w:rPr>
+          <w:rFonts w:hint="default" w:ascii="Times New Roman" w:hAnsi="Times New Roman" w:cs="Times New Roman"/>
+          <w:b/>
+          <w:bCs/>
+          <w:sz w:val="24"/>
+          <w:szCs w:val="24"/>
+          <w:highlight w:val="none"/>
+        </w:rPr>
+        <w:t>${representative_date_of_issue_of_identity_document</w:t>
       </w:r>
       <w:r>
         <w:rPr>
